--- a/downloads/student/bridge-week-01.docx
+++ b/downloads/student/bridge-week-01.docx
@@ -1083,6 +1083,16 @@
     <w:p>
       <w:r>
         <w:t>The calculation assumes identical tray sizes and measured counts; it cannot detect a miscounted tray.</w:t>
+      </w:r>
+    </w:p>
+    <w:p>
+      <w:r>
+        <w:t>Read the labelled picture: Match each paper quantity to its Python name. Why does the spare count get added once, and what prints when spare is five?</w:t>
+      </w:r>
+    </w:p>
+    <w:p>
+      <w:r>
+        <w:t>Change one thing: Change spare to 5 while keeping both tray inputs fixed. Predict the result before checking the explanation. What remains the same?</w:t>
       </w:r>
     </w:p>
     <w:p>
@@ -2273,6 +2283,187 @@
         <w:t>Attempt the independent case before hints. Record whether you worked alone, used a hint or followed a model. After feedback, fix the first unsupported step and explain why it changed. A later check uses a changed case, not a copied answer.</w:t>
       </w:r>
     </w:p>
+    <w:p>
+      <w:pPr>
+        <w:pStyle w:val="Heading1"/>
+      </w:pPr>
+      <w:r>
+        <w:t>15. Your lesson route</w:t>
+      </w:r>
+    </w:p>
+    <w:p>
+      <w:r>
+        <w:t>Start with this question: Convert a seed-count algorithm. The paper plan counts seeds in identical trays, then adds a labelled spare tray.</w:t>
+      </w:r>
+    </w:p>
+    <w:tbl>
+      <w:tblPr>
+        <w:tblStyle w:val="LightShading-Accent1"/>
+        <w:tblW w:type="auto" w:w="0"/>
+        <w:tblLook w:firstColumn="1" w:firstRow="1" w:lastColumn="0" w:lastRow="0" w:noHBand="0" w:noVBand="1" w:val="04A0"/>
+      </w:tblPr>
+      <w:tblGrid>
+        <w:gridCol w:w="5112"/>
+        <w:gridCol w:w="5112"/>
+      </w:tblGrid>
+      <w:tr>
+        <w:trPr>
+          <w:tblHeader/>
+        </w:trPr>
+        <w:tc>
+          <w:tcPr>
+            <w:tcW w:type="dxa" w:w="5112"/>
+          </w:tcPr>
+          <w:p>
+            <w:r>
+              <w:t>By the end, I can</w:t>
+            </w:r>
+          </w:p>
+        </w:tc>
+        <w:tc>
+          <w:tcPr>
+            <w:tcW w:type="dxa" w:w="5112"/>
+          </w:tcPr>
+          <w:p>
+            <w:r>
+              <w:t>How I will show it</w:t>
+            </w:r>
+          </w:p>
+        </w:tc>
+      </w:tr>
+      <w:tr>
+        <w:tc>
+          <w:tcPr>
+            <w:tcW w:type="dxa" w:w="5112"/>
+          </w:tcPr>
+          <w:p>
+            <w:r>
+              <w:t>Translate a short paper calculation into a Python script</w:t>
+            </w:r>
+          </w:p>
+        </w:tc>
+        <w:tc>
+          <w:tcPr>
+            <w:tcW w:type="dxa" w:w="5112"/>
+          </w:tcPr>
+          <w:p>
+            <w:r>
+              <w:t>Explain the deciding step, show a trace or test, and state one limit.</w:t>
+            </w:r>
+          </w:p>
+        </w:tc>
+      </w:tr>
+      <w:tr>
+        <w:tc>
+          <w:tcPr>
+            <w:tcW w:type="dxa" w:w="5112"/>
+          </w:tcPr>
+          <w:p>
+            <w:r>
+              <w:t>Predict and explain the order of executed statements</w:t>
+            </w:r>
+          </w:p>
+        </w:tc>
+        <w:tc>
+          <w:tcPr>
+            <w:tcW w:type="dxa" w:w="5112"/>
+          </w:tcPr>
+          <w:p>
+            <w:r>
+              <w:t>Explain the deciding step, show a trace or test, and state one limit.</w:t>
+            </w:r>
+          </w:p>
+        </w:tc>
+      </w:tr>
+      <w:tr>
+        <w:tc>
+          <w:tcPr>
+            <w:tcW w:type="dxa" w:w="5112"/>
+          </w:tcPr>
+          <w:p>
+            <w:r>
+              <w:t>Keep expected and observed output separate when checking a program</w:t>
+            </w:r>
+          </w:p>
+        </w:tc>
+        <w:tc>
+          <w:tcPr>
+            <w:tcW w:type="dxa" w:w="5112"/>
+          </w:tcPr>
+          <w:p>
+            <w:r>
+              <w:t>Explain the deciding step, show a trace or test, and state one limit.</w:t>
+            </w:r>
+          </w:p>
+        </w:tc>
+      </w:tr>
+    </w:tbl>
+    <w:p>
+      <w:r>
+        <w:t>Remember → watch and explain → try with help → investigate → try independently → keep project evidence. Your teacher may spread this lesson across several classes.</w:t>
+      </w:r>
+    </w:p>
+    <w:p>
+      <w:r>
+        <w:t>Keep your first prediction. Compare it with what the evidence shows and explain any change.</w:t>
+      </w:r>
+    </w:p>
+    <w:p>
+      <w:pPr>
+        <w:pStyle w:val="Heading1"/>
+      </w:pPr>
+      <w:r>
+        <w:t>16. Finish and return</w:t>
+      </w:r>
+    </w:p>
+    <w:p>
+      <w:r>
+        <w:t>Close your notes. Explain this goal in your own words: Translate a short paper calculation into a Python script</w:t>
+      </w:r>
+    </w:p>
+    <w:p>
+      <w:pPr>
+        <w:pStyle w:val="Heading3"/>
+      </w:pPr>
+      <w:r>
+        <w:t>My deciding step, evidence and one remaining question</w:t>
+      </w:r>
+    </w:p>
+    <w:p>
+      <w:r>
+        <w:t>________________________________________________________________</w:t>
+      </w:r>
+    </w:p>
+    <w:p>
+      <w:r>
+        <w:t>________________________________________________________________</w:t>
+      </w:r>
+    </w:p>
+    <w:p>
+      <w:r>
+        <w:t>________________________________________________________________</w:t>
+      </w:r>
+    </w:p>
+    <w:p>
+      <w:r>
+        <w:t>________________________________________________________________</w:t>
+      </w:r>
+    </w:p>
+    <w:p>
+      <w:r>
+        <w:t>________________________________________________________________</w:t>
+      </w:r>
+    </w:p>
+    <w:p>
+      <w:r>
+        <w:t>If you are unsure, return to the worked picture and explain one arrow. If you are ready, change an input or assumption and justify your prediction.</w:t>
+      </w:r>
+    </w:p>
+    <w:p>
+      <w:r>
+        <w:t>Save your workbook evidence. At the next review, try a different case before opening your old answer.</w:t>
+      </w:r>
+    </w:p>
     <w:sectPr>
       <w:pgSz w:w="12240" w:h="15840"/>
       <w:pgMar w:top="936" w:right="1008" w:bottom="936" w:left="1008" w:header="720" w:footer="720" w:gutter="0"/>

--- a/downloads/student/bridge-week-01.docx
+++ b/downloads/student/bridge-week-01.docx
@@ -2464,6 +2464,205 @@
         <w:t>Save your workbook evidence. At the next review, try a different case before opening your old answer.</w:t>
       </w:r>
     </w:p>
+    <w:p>
+      <w:pPr>
+        <w:pStyle w:val="Heading1"/>
+      </w:pPr>
+      <w:r>
+        <w:t>17. Supported practice, repair and portfolio</w:t>
+      </w:r>
+    </w:p>
+    <w:p>
+      <w:r>
+        <w:t>Use this supported practice once, in the browser or on paper. Keep the reserved independent assessment for a separate first attempt before teacher feedback.</w:t>
+      </w:r>
+    </w:p>
+    <w:p>
+      <w:r>
+        <w:t>Convert a seed-count algorithm. The paper plan counts seeds in identical trays, then adds a labelled spare tray.</w:t>
+      </w:r>
+    </w:p>
+    <w:p>
+      <w:pPr>
+        <w:pStyle w:val="Heading3"/>
+      </w:pPr>
+      <w:r>
+        <w:t>Practice 1: explain the deciding evidence</w:t>
+      </w:r>
+    </w:p>
+    <w:p>
+      <w:r>
+        <w:t>Which labelled step matches this detail? 4*6+2 is 26; total stores 26 and print displays it.</w:t>
+      </w:r>
+    </w:p>
+    <w:p>
+      <w:r>
+        <w:t>1. Trace the assignment</w:t>
+      </w:r>
+    </w:p>
+    <w:p>
+      <w:r>
+        <w:t>2. Name the inputs</w:t>
+      </w:r>
+    </w:p>
+    <w:p>
+      <w:r>
+        <w:t>3. Translate the plan</w:t>
+      </w:r>
+    </w:p>
+    <w:p>
+      <w:pPr>
+        <w:pStyle w:val="Heading3"/>
+      </w:pPr>
+      <w:r>
+        <w:t>My selected conclusion, deciding fact and explanation</w:t>
+      </w:r>
+    </w:p>
+    <w:p>
+      <w:r>
+        <w:t>________________________________________________________________</w:t>
+      </w:r>
+    </w:p>
+    <w:p>
+      <w:r>
+        <w:t>________________________________________________________________</w:t>
+      </w:r>
+    </w:p>
+    <w:p>
+      <w:r>
+        <w:t>________________________________________________________________</w:t>
+      </w:r>
+    </w:p>
+    <w:p>
+      <w:r>
+        <w:t>________________________________________________________________</w:t>
+      </w:r>
+    </w:p>
+    <w:p>
+      <w:r>
+        <w:t>________________________________________________________________</w:t>
+      </w:r>
+    </w:p>
+    <w:p>
+      <w:r>
+        <w:t>Hint if needed: Read the steps in the pictorial case. Match the supplied detail to the stage that performs or records it.</w:t>
+      </w:r>
+    </w:p>
+    <w:p>
+      <w:r>
+        <w:t>After your attempt, compare with the supported explanation: Trace the assignment 4*6+2 is 26; total stores 26 and print displays it. Python follows the arithmetic instructions. This translation automates a declared counting rule; it does not train a model from examples.</w:t>
+      </w:r>
+    </w:p>
+    <w:p>
+      <w:pPr>
+        <w:pStyle w:val="Heading3"/>
+      </w:pPr>
+      <w:r>
+        <w:t>Practice 2: explain the deciding evidence</w:t>
+      </w:r>
+    </w:p>
+    <w:p>
+      <w:r>
+        <w:t>Changed-case practice: Change spare to 5 while keeping both tray inputs fixed. Which conclusion is supported by the supplied facts?</w:t>
+      </w:r>
+    </w:p>
+    <w:p>
+      <w:r>
+        <w:t>1. The printed total becomes 29.</w:t>
+      </w:r>
+    </w:p>
+    <w:p>
+      <w:r>
+        <w:t>2. We can decide the result without examining the changed input or the procedure.</w:t>
+      </w:r>
+    </w:p>
+    <w:p>
+      <w:r>
+        <w:t>3. This one example guarantees correct results for every future input.</w:t>
+      </w:r>
+    </w:p>
+    <w:p>
+      <w:pPr>
+        <w:pStyle w:val="Heading3"/>
+      </w:pPr>
+      <w:r>
+        <w:t>My selected conclusion, deciding fact and explanation</w:t>
+      </w:r>
+    </w:p>
+    <w:p>
+      <w:r>
+        <w:t>________________________________________________________________</w:t>
+      </w:r>
+    </w:p>
+    <w:p>
+      <w:r>
+        <w:t>________________________________________________________________</w:t>
+      </w:r>
+    </w:p>
+    <w:p>
+      <w:r>
+        <w:t>________________________________________________________________</w:t>
+      </w:r>
+    </w:p>
+    <w:p>
+      <w:r>
+        <w:t>________________________________________________________________</w:t>
+      </w:r>
+    </w:p>
+    <w:p>
+      <w:r>
+        <w:t>________________________________________________________________</w:t>
+      </w:r>
+    </w:p>
+    <w:p>
+      <w:r>
+        <w:t>Hint if needed: Use the changed condition and the deciding step in the pictorial trace. The answer must say what follows from those facts.</w:t>
+      </w:r>
+    </w:p>
+    <w:p>
+      <w:r>
+        <w:t>After your attempt, compare with the supported explanation: The printed total becomes 29. 4*6 remains 24; adding five gives 29.</w:t>
+      </w:r>
+    </w:p>
+    <w:p>
+      <w:pPr>
+        <w:pStyle w:val="Heading3"/>
+      </w:pPr>
+      <w:r>
+        <w:t>Repair a missing building block</w:t>
+      </w:r>
+    </w:p>
+    <w:p>
+      <w:r>
+        <w:t>Review Debugging Strategies (ai-2/6). Goal: Design revealing tests for a function. Short practice: Which test most directly isolates the handling of loose books, and what should it produce?. Return to this week and explain what you changed.</w:t>
+      </w:r>
+    </w:p>
+    <w:p>
+      <w:pPr>
+        <w:pStyle w:val="Heading3"/>
+      </w:pPr>
+      <w:r>
+        <w:t>Predict, run and debug</w:t>
+      </w:r>
+    </w:p>
+    <w:p>
+      <w:r>
+        <w:t>The browser lab lets you edit the supported Python examples already included in this lesson. Predict first, run, inspect the actual output or error, change one input, then run again. Keep code, predictions, actual results and a reasoned revision together. On paper, label your result as a trace rather than an execution.</w:t>
+      </w:r>
+    </w:p>
+    <w:p>
+      <w:pPr>
+        <w:pStyle w:val="Heading3"/>
+      </w:pPr>
+      <w:r>
+        <w:t>Keep your completed work</w:t>
+      </w:r>
+    </w:p>
+    <w:p>
+      <w:r>
+        <w:t>Use Download completed work in the hosted lesson to export your answers, reflections, practice feedback and code-run evidence. Open the HTML copy to read or print it. Drafts stay in this browser when storage is available; clear drafts on a shared device.</w:t>
+      </w:r>
+    </w:p>
     <w:sectPr>
       <w:pgSz w:w="12240" w:h="15840"/>
       <w:pgMar w:top="936" w:right="1008" w:bottom="936" w:left="1008" w:header="720" w:footer="720" w:gutter="0"/>

--- a/downloads/student/bridge-week-01.docx
+++ b/downloads/student/bridge-week-01.docx
@@ -42,6 +42,11 @@
       </w:r>
     </w:p>
     <w:p>
+      <w:r>
+        <w:t>Start with the target: Translate a short paper calculation into a Python script. Try the recall before opening notes.</w:t>
+      </w:r>
+    </w:p>
+    <w:p>
       <w:pPr>
         <w:pStyle w:val="Heading3"/>
       </w:pPr>
@@ -50,18 +55,60 @@
       </w:r>
     </w:p>
     <w:p>
-      <w:r>
+      <w:pPr>
+        <w:spacing w:line="336" w:lineRule="auto" w:after="180"/>
+      </w:pPr>
+      <w:r>
+        <w:rPr>
+          <w:b w:val="0"/>
+        </w:rPr>
         <w:t>I can translate a short paper calculation into a Python script.</w:t>
       </w:r>
     </w:p>
     <w:p>
-      <w:r>
+      <w:pPr>
+        <w:spacing w:line="336" w:lineRule="auto" w:after="180"/>
+      </w:pPr>
+      <w:r>
+        <w:rPr>
+          <w:b w:val="0"/>
+        </w:rPr>
         <w:t>I can predict and explain the order of executed statements.</w:t>
       </w:r>
     </w:p>
     <w:p>
-      <w:r>
-        <w:t>I can keep expected and observed output separate when checking a program.</w:t>
+      <w:pPr>
+        <w:spacing w:line="336" w:lineRule="auto" w:after="180"/>
+      </w:pPr>
+      <w:r>
+        <w:rPr>
+          <w:b w:val="0"/>
+        </w:rPr>
+        <w:t xml:space="preserve">I can keep expected and observed </w:t>
+      </w:r>
+      <w:r>
+        <w:rPr>
+          <w:b/>
+        </w:rPr>
+        <w:t>output</w:t>
+      </w:r>
+      <w:r>
+        <w:rPr>
+          <w:b w:val="0"/>
+        </w:rPr>
+        <w:t xml:space="preserve"> separate when checking a </w:t>
+      </w:r>
+      <w:r>
+        <w:rPr>
+          <w:b/>
+        </w:rPr>
+        <w:t>program</w:t>
+      </w:r>
+      <w:r>
+        <w:rPr>
+          <w:b w:val="0"/>
+        </w:rPr>
+        <w:t>.</w:t>
       </w:r>
     </w:p>
     <w:p>
@@ -73,38 +120,111 @@
       </w:r>
     </w:p>
     <w:p>
-      <w:r>
+      <w:pPr>
+        <w:spacing w:line="336" w:lineRule="auto" w:after="180"/>
+      </w:pPr>
+      <w:r>
+        <w:rPr>
+          <w:b w:val="0"/>
+        </w:rPr>
         <w:t>Close your notes first. A rough first answer helps us choose the right starting point; it is not a score for your ability.</w:t>
       </w:r>
     </w:p>
     <w:p>
-      <w:r>
+      <w:pPr>
+        <w:spacing w:line="336" w:lineRule="auto" w:after="180"/>
+        <w:shd w:fill="F5F1FB"/>
+      </w:pPr>
+      <w:r>
+        <w:rPr>
+          <w:b w:val="0"/>
+        </w:rPr>
         <w:t>Four packs contain six counters each. What steps find and show the total?</w:t>
       </w:r>
     </w:p>
     <w:p>
-      <w:r>
-        <w:t>After trying, check the relevant lesson or ask your teacher. Change the part of your explanation that the evidence shows was wrong.</w:t>
-      </w:r>
-    </w:p>
-    <w:p>
-      <w:r>
+      <w:pPr>
+        <w:spacing w:line="336" w:lineRule="auto" w:after="180"/>
+      </w:pPr>
+      <w:r>
+        <w:rPr>
+          <w:b w:val="0"/>
+        </w:rPr>
+        <w:t xml:space="preserve">After trying, check the relevant lesson or ask your teacher. Change the part of your explanation that the </w:t>
+      </w:r>
+      <w:r>
+        <w:rPr>
+          <w:b/>
+        </w:rPr>
+        <w:t>evidence</w:t>
+      </w:r>
+      <w:r>
+        <w:rPr>
+          <w:b w:val="0"/>
+        </w:rPr>
+        <w:t xml:space="preserve"> shows was wrong.</w:t>
+      </w:r>
+    </w:p>
+    <w:p>
+      <w:pPr>
+        <w:spacing w:line="336" w:lineRule="auto" w:after="180"/>
+      </w:pPr>
+      <w:r>
+        <w:rPr>
+          <w:b w:val="0"/>
+        </w:rPr>
         <w:t>This week you will practise:</w:t>
       </w:r>
     </w:p>
     <w:p>
-      <w:r>
+      <w:pPr>
+        <w:spacing w:line="336" w:lineRule="auto" w:after="180"/>
+      </w:pPr>
+      <w:r>
+        <w:rPr>
+          <w:b w:val="0"/>
+        </w:rPr>
         <w:t>Translate a short paper calculation into a Python script</w:t>
       </w:r>
     </w:p>
     <w:p>
-      <w:r>
+      <w:pPr>
+        <w:spacing w:line="336" w:lineRule="auto" w:after="180"/>
+      </w:pPr>
+      <w:r>
+        <w:rPr>
+          <w:b w:val="0"/>
+        </w:rPr>
         <w:t>Predict and explain the order of executed statements</w:t>
       </w:r>
     </w:p>
     <w:p>
-      <w:r>
-        <w:t>Keep expected and observed output separate when checking a program</w:t>
+      <w:pPr>
+        <w:spacing w:line="336" w:lineRule="auto" w:after="180"/>
+      </w:pPr>
+      <w:r>
+        <w:rPr>
+          <w:b w:val="0"/>
+        </w:rPr>
+        <w:t xml:space="preserve">Keep expected and observed </w:t>
+      </w:r>
+      <w:r>
+        <w:rPr>
+          <w:b/>
+        </w:rPr>
+        <w:t>output</w:t>
+      </w:r>
+      <w:r>
+        <w:rPr>
+          <w:b w:val="0"/>
+        </w:rPr>
+        <w:t xml:space="preserve"> separate when checking a </w:t>
+      </w:r>
+      <w:r>
+        <w:rPr>
+          <w:b/>
+        </w:rPr>
+        <w:t>program</w:t>
       </w:r>
     </w:p>
     <w:p>
@@ -116,7 +236,14 @@
       </w:r>
     </w:p>
     <w:p>
-      <w:r>
+      <w:pPr>
+        <w:spacing w:line="336" w:lineRule="auto" w:after="180"/>
+        <w:shd w:fill="F5F1FB"/>
+      </w:pPr>
+      <w:r>
+        <w:rPr>
+          <w:b w:val="0"/>
+        </w:rPr>
         <w:t>Four packs contain six counters each. What steps find and show the total?</w:t>
       </w:r>
     </w:p>
@@ -152,8 +279,38 @@
       </w:r>
     </w:p>
     <w:p>
-      <w:r>
-        <w:t>Trace from a paper algorithm to python and explain the changed program before running it.</w:t>
+      <w:pPr>
+        <w:spacing w:line="336" w:lineRule="auto" w:after="180"/>
+      </w:pPr>
+      <w:r>
+        <w:rPr>
+          <w:b w:val="0"/>
+        </w:rPr>
+        <w:t xml:space="preserve">Trace from a paper </w:t>
+      </w:r>
+      <w:r>
+        <w:rPr>
+          <w:b/>
+        </w:rPr>
+        <w:t>algorithm</w:t>
+      </w:r>
+      <w:r>
+        <w:rPr>
+          <w:b w:val="0"/>
+        </w:rPr>
+        <w:t xml:space="preserve"> to python and explain the changed </w:t>
+      </w:r>
+      <w:r>
+        <w:rPr>
+          <w:b/>
+        </w:rPr>
+        <w:t>program</w:t>
+      </w:r>
+      <w:r>
+        <w:rPr>
+          <w:b w:val="0"/>
+        </w:rPr>
+        <w:t xml:space="preserve"> before running it.</w:t>
       </w:r>
     </w:p>
     <w:p>
@@ -166,12 +323,99 @@
     </w:p>
     <w:p>
       <w:r>
-        <w:t>In Grade 6 you traced rules on paper. Now you will write a small Python program and check what it actually does. Begin with a counter-packing calculation, not the whole activity adviser. The requirement is to find the total counters in equal packs and display that total. For this first program, the supplied quantities are whole, nonnegative numbers; it does not yet validate typed input.</w:t>
-      </w:r>
-    </w:p>
-    <w:p>
-      <w:r>
-        <w:t>Use a teacher-prepared Python 3 editor that can run a saved .py file. Open a new file called counters.py, type the code exactly as shown in the next section, save it, and use the editor’s Run command. Read the output area separately from the source editor. No account, AI tool, package installation or personal data is needed. If a device is unavailable, trace on paper and label the result predicted rather than executed.</w:t>
+        <w:t>Investigate the supplied From a paper algorithm to Python case. Separate observations, given facts and assumptions before choosing an explanation.</w:t>
+      </w:r>
+    </w:p>
+    <w:p>
+      <w:pPr>
+        <w:spacing w:line="336" w:lineRule="auto" w:after="180"/>
+      </w:pPr>
+      <w:r>
+        <w:rPr>
+          <w:b w:val="0"/>
+        </w:rPr>
+        <w:t xml:space="preserve">In Grade 6 you traced rules on paper. Now you will write a small Python </w:t>
+      </w:r>
+      <w:r>
+        <w:rPr>
+          <w:b/>
+        </w:rPr>
+        <w:t>program</w:t>
+      </w:r>
+      <w:r>
+        <w:rPr>
+          <w:b w:val="0"/>
+        </w:rPr>
+        <w:t xml:space="preserve"> and check what it actually does. Begin with a counter-packing calculation, not the whole activity adviser.</w:t>
+      </w:r>
+    </w:p>
+    <w:p>
+      <w:pPr>
+        <w:spacing w:line="336" w:lineRule="auto" w:after="180"/>
+      </w:pPr>
+      <w:r>
+        <w:rPr>
+          <w:b w:val="0"/>
+        </w:rPr>
+        <w:t xml:space="preserve">The requirement is to find the total counters in equal packs and display that total. For this first </w:t>
+      </w:r>
+      <w:r>
+        <w:rPr>
+          <w:b/>
+        </w:rPr>
+        <w:t>program</w:t>
+      </w:r>
+      <w:r>
+        <w:rPr>
+          <w:b w:val="0"/>
+        </w:rPr>
+        <w:t xml:space="preserve">, the supplied quantities are whole, nonnegative numbers; it does not yet validate typed </w:t>
+      </w:r>
+      <w:r>
+        <w:rPr>
+          <w:b/>
+        </w:rPr>
+        <w:t>input</w:t>
+      </w:r>
+      <w:r>
+        <w:rPr>
+          <w:b w:val="0"/>
+        </w:rPr>
+        <w:t>.</w:t>
+      </w:r>
+    </w:p>
+    <w:p>
+      <w:pPr>
+        <w:spacing w:line="336" w:lineRule="auto" w:after="180"/>
+      </w:pPr>
+      <w:r>
+        <w:rPr>
+          <w:b w:val="0"/>
+        </w:rPr>
+        <w:t>Use a teacher-prepared Python 3 editor that can run a saved .py file. Open a new file called counters.py, type the code exactly as shown in the next section, save it, and use the editor’s Run command.</w:t>
+      </w:r>
+    </w:p>
+    <w:p>
+      <w:pPr>
+        <w:spacing w:line="336" w:lineRule="auto" w:after="180"/>
+      </w:pPr>
+      <w:r>
+        <w:rPr>
+          <w:b w:val="0"/>
+        </w:rPr>
+        <w:t xml:space="preserve">Read the </w:t>
+      </w:r>
+      <w:r>
+        <w:rPr>
+          <w:b/>
+        </w:rPr>
+        <w:t>output</w:t>
+      </w:r>
+      <w:r>
+        <w:rPr>
+          <w:b w:val="0"/>
+        </w:rPr>
+        <w:t xml:space="preserve"> area separately from the source editor. No account, AI tool, package installation or personal data is needed. If a device is unavailable, trace on paper and label the result predicted rather than executed.</w:t>
       </w:r>
     </w:p>
     <w:p>
@@ -203,6 +447,11 @@
       </w:pPr>
       <w:r>
         <w:t>03. See how it works</w:t>
+      </w:r>
+    </w:p>
+    <w:p>
+      <w:r>
+        <w:t>Follow the mechanism for From a paper algorithm to Python. Connect each labelled input, deciding step and result.</w:t>
       </w:r>
     </w:p>
     <w:p>
@@ -377,8 +626,25 @@
       </w:r>
     </w:p>
     <w:p>
-      <w:r>
-        <w:t>Read the script from top to bottom. The equals sign assigns the value on its right to the name on its left. The star means multiplication. print(total) displays the value of total; it does not display the letters in the name. Type ordinary straight characters and keep the parentheses. The Python prompt symbols &gt;&gt;&gt; are not part of this saved script.</w:t>
+      <w:pPr>
+        <w:spacing w:line="336" w:lineRule="auto" w:after="180"/>
+      </w:pPr>
+      <w:r>
+        <w:rPr>
+          <w:b w:val="0"/>
+        </w:rPr>
+        <w:t>Read the script from top to bottom. The equals sign assigns the value on its right to the name on its left. The star means multiplication. print(total) displays the value of total; it does not display the letters in the name.</w:t>
+      </w:r>
+    </w:p>
+    <w:p>
+      <w:pPr>
+        <w:spacing w:line="336" w:lineRule="auto" w:after="180"/>
+      </w:pPr>
+      <w:r>
+        <w:rPr>
+          <w:b w:val="0"/>
+        </w:rPr>
+        <w:t>Type ordinary straight characters and keep the parentheses. The Python prompt symbols &gt;&gt;&gt; are not part of this saved script.</w:t>
       </w:r>
     </w:p>
     <w:p>
@@ -390,8 +656,26 @@
       </w:r>
     </w:p>
     <w:p>
-      <w:r>
-        <w:t>Point to the input, the deciding step and the result in this week’s visual. Explain the same step in ordinary words. A picture helps when you can say what each part represents.</w:t>
+      <w:pPr>
+        <w:spacing w:line="336" w:lineRule="auto" w:after="180"/>
+      </w:pPr>
+      <w:r>
+        <w:rPr>
+          <w:b w:val="0"/>
+        </w:rPr>
+        <w:t xml:space="preserve">Point to the </w:t>
+      </w:r>
+      <w:r>
+        <w:rPr>
+          <w:b/>
+        </w:rPr>
+        <w:t>input</w:t>
+      </w:r>
+      <w:r>
+        <w:rPr>
+          <w:b w:val="0"/>
+        </w:rPr>
+        <w:t>, the deciding step and the result in this week’s visual. Explain the same step in ordinary words. A picture helps when you can say what each part represents.</w:t>
       </w:r>
     </w:p>
     <w:p>
@@ -403,6 +687,11 @@
       </w:r>
     </w:p>
     <w:p>
+      <w:r>
+        <w:t>Compare the supplied cases for From a paper algorithm to Python. Identify the detail that changes the conclusion.</w:t>
+      </w:r>
+    </w:p>
+    <w:p>
       <w:pPr>
         <w:pStyle w:val="Heading3"/>
       </w:pPr>
@@ -411,8 +700,26 @@
       </w:r>
     </w:p>
     <w:p>
-      <w:r>
-        <w:t>Make records for 4 packs of 6, then 5 packs of 6. Predict before running. Record actual output, any error and what changed. If working on paper, label both results as traces.</w:t>
+      <w:pPr>
+        <w:spacing w:line="336" w:lineRule="auto" w:after="180"/>
+      </w:pPr>
+      <w:r>
+        <w:rPr>
+          <w:b w:val="0"/>
+        </w:rPr>
+        <w:t xml:space="preserve">Make records for 4 packs of 6, then 5 packs of 6. Predict before running. Record actual </w:t>
+      </w:r>
+      <w:r>
+        <w:rPr>
+          <w:b/>
+        </w:rPr>
+        <w:t>output</w:t>
+      </w:r>
+      <w:r>
+        <w:rPr>
+          <w:b w:val="0"/>
+        </w:rPr>
+        <w:t>, any error and what changed. If working on paper, label both results as traces.</w:t>
       </w:r>
     </w:p>
     <w:p>
@@ -457,17 +764,80 @@
       </w:r>
     </w:p>
     <w:p>
-      <w:r>
-        <w:t>Change: Change spare to 5 while keeping both tray inputs fixed.</w:t>
-      </w:r>
-    </w:p>
-    <w:p>
-      <w:r>
-        <w:t>Prediction: The printed total becomes 29.</w:t>
-      </w:r>
-    </w:p>
-    <w:p>
-      <w:r>
+      <w:pPr>
+        <w:pStyle w:val="Heading3"/>
+      </w:pPr>
+      <w:r>
+        <w:t>Change one thing</w:t>
+      </w:r>
+    </w:p>
+    <w:p>
+      <w:pPr>
+        <w:spacing w:line="336" w:lineRule="auto" w:after="180"/>
+        <w:shd w:fill="F5F1FB"/>
+      </w:pPr>
+      <w:r>
+        <w:rPr>
+          <w:b w:val="0"/>
+        </w:rPr>
+        <w:t xml:space="preserve">Change: Change spare to 5 while keeping both tray </w:t>
+      </w:r>
+      <w:r>
+        <w:rPr>
+          <w:b/>
+        </w:rPr>
+        <w:t>input</w:t>
+      </w:r>
+      <w:r>
+        <w:rPr>
+          <w:b w:val="0"/>
+        </w:rPr>
+        <w:t>s fixed.</w:t>
+      </w:r>
+    </w:p>
+    <w:p>
+      <w:pPr>
+        <w:pStyle w:val="Heading3"/>
+      </w:pPr>
+      <w:r>
+        <w:t>Predicted result</w:t>
+      </w:r>
+    </w:p>
+    <w:p>
+      <w:pPr>
+        <w:spacing w:line="336" w:lineRule="auto" w:after="180"/>
+        <w:shd w:fill="F1F6FC"/>
+      </w:pPr>
+      <w:r>
+        <w:rPr>
+          <w:b/>
+        </w:rPr>
+        <w:t>Prediction</w:t>
+      </w:r>
+      <w:r>
+        <w:rPr>
+          <w:b w:val="0"/>
+        </w:rPr>
+        <w:t>: The printed total becomes 29.</w:t>
+      </w:r>
+    </w:p>
+    <w:p>
+      <w:pPr>
+        <w:pStyle w:val="Heading3"/>
+      </w:pPr>
+      <w:r>
+        <w:t>Why the result follows</w:t>
+      </w:r>
+    </w:p>
+    <w:p>
+      <w:pPr>
+        <w:spacing w:line="336" w:lineRule="auto" w:after="180"/>
+        <w:shd w:fill="F1F6FC"/>
+      </w:pPr>
+      <w:r>
+        <w:rPr>
+          <w:b w:val="0"/>
+        </w:rPr>
         <w:t>Reason: 4*6 remains 24; adding five gives 29.</w:t>
       </w:r>
     </w:p>
@@ -477,6 +847,11 @@
       </w:pPr>
       <w:r>
         <w:t>05. Words that unlock the idea</w:t>
+      </w:r>
+    </w:p>
+    <w:p>
+      <w:r>
+        <w:t>Use the vocabulary of From a paper algorithm to Python to explain a concrete decision, rather than only memorising definitions.</w:t>
       </w:r>
     </w:p>
     <w:tbl>
@@ -654,6 +1029,11 @@
       </w:pPr>
       <w:r>
         <w:t>06. Follow a worked example</w:t>
+      </w:r>
+    </w:p>
+    <w:p>
+      <w:r>
+        <w:t>Follow the worked trace for From a paper algorithm to Python, predict a step, then compare with its explanation.</w:t>
       </w:r>
     </w:p>
     <w:tbl>
@@ -832,15 +1212,90 @@
       </w:tr>
     </w:tbl>
     <w:p>
-      <w:r>
-        <w:t>Write 24 as the expected output before running. Then copy the actual output into a separate column. A matching result supports this case, not every possible input. A saved file may contain an old edit: save again and rerun the whole script. Do not type the expected number into the output record without running.</w:t>
-      </w:r>
-    </w:p>
-    <w:p>
       <w:pPr>
         <w:pStyle w:val="Heading3"/>
       </w:pPr>
       <w:r>
+        <w:t>Worked explanation · From a paper algorithm to Python</w:t>
+      </w:r>
+    </w:p>
+    <w:p>
+      <w:pPr>
+        <w:spacing w:line="336" w:lineRule="auto" w:after="180"/>
+        <w:shd w:fill="F1F6FC"/>
+      </w:pPr>
+      <w:r>
+        <w:rPr>
+          <w:b w:val="0"/>
+        </w:rPr>
+        <w:t xml:space="preserve">Write 24 as the expected </w:t>
+      </w:r>
+      <w:r>
+        <w:rPr>
+          <w:b/>
+        </w:rPr>
+        <w:t>output</w:t>
+      </w:r>
+      <w:r>
+        <w:rPr>
+          <w:b w:val="0"/>
+        </w:rPr>
+        <w:t xml:space="preserve"> before running. Then copy the actual </w:t>
+      </w:r>
+      <w:r>
+        <w:rPr>
+          <w:b/>
+        </w:rPr>
+        <w:t>output</w:t>
+      </w:r>
+      <w:r>
+        <w:rPr>
+          <w:b w:val="0"/>
+        </w:rPr>
+        <w:t xml:space="preserve"> into a separate column. A matching result supports this case, not every possible </w:t>
+      </w:r>
+      <w:r>
+        <w:rPr>
+          <w:b/>
+        </w:rPr>
+        <w:t>input</w:t>
+      </w:r>
+      <w:r>
+        <w:rPr>
+          <w:b w:val="0"/>
+        </w:rPr>
+        <w:t>.</w:t>
+      </w:r>
+    </w:p>
+    <w:p>
+      <w:pPr>
+        <w:spacing w:line="336" w:lineRule="auto" w:after="180"/>
+        <w:shd w:fill="F1F6FC"/>
+      </w:pPr>
+      <w:r>
+        <w:rPr>
+          <w:b w:val="0"/>
+        </w:rPr>
+        <w:t xml:space="preserve">A saved file may contain an old edit: save again and rerun the whole script. Do not type the expected number into the </w:t>
+      </w:r>
+      <w:r>
+        <w:rPr>
+          <w:b/>
+        </w:rPr>
+        <w:t>output</w:t>
+      </w:r>
+      <w:r>
+        <w:rPr>
+          <w:b w:val="0"/>
+        </w:rPr>
+        <w:t xml:space="preserve"> record without running.</w:t>
+      </w:r>
+    </w:p>
+    <w:p>
+      <w:pPr>
+        <w:pStyle w:val="Heading3"/>
+      </w:pPr>
+      <w:r>
         <w:t>Why is there no displayed output after the third line? What changes if print(total) is placed first in a fresh run, before any assignment? Explain using which names exist.</w:t>
       </w:r>
     </w:p>
@@ -878,7 +1333,13 @@
       </w:r>
     </w:p>
     <w:p>
-      <w:r>
+      <w:pPr>
+        <w:spacing w:line="336" w:lineRule="auto" w:after="180"/>
+      </w:pPr>
+      <w:r>
+        <w:rPr>
+          <w:b w:val="0"/>
+        </w:rPr>
         <w:t>Cover the result before checking it. Say what is given, choose the procedure, and follow one step at a time. Then uncover the result and explain your first mismatch. Ask why a step is allowed, not only what number it produces.</w:t>
       </w:r>
     </w:p>
@@ -891,8 +1352,26 @@
       </w:r>
     </w:p>
     <w:p>
-      <w:r>
-        <w:t>Convert a seed-count algorithm. The paper plan counts seeds in identical trays, then adds a labelled spare tray.</w:t>
+      <w:pPr>
+        <w:spacing w:line="336" w:lineRule="auto" w:after="180"/>
+      </w:pPr>
+      <w:r>
+        <w:rPr>
+          <w:b w:val="0"/>
+        </w:rPr>
+        <w:t xml:space="preserve">Convert a seed-count </w:t>
+      </w:r>
+      <w:r>
+        <w:rPr>
+          <w:b/>
+        </w:rPr>
+        <w:t>algorithm</w:t>
+      </w:r>
+      <w:r>
+        <w:rPr>
+          <w:b w:val="0"/>
+        </w:rPr>
+        <w:t>. The paper plan counts seeds in identical trays, then adds a labelled spare tray.</w:t>
       </w:r>
     </w:p>
     <w:p>
@@ -904,7 +1383,22 @@
       </w:r>
     </w:p>
     <w:p>
-      <w:r>
+      <w:pPr>
+        <w:pStyle w:val="Heading3"/>
+      </w:pPr>
+      <w:r>
+        <w:t>Supplied facts</w:t>
+      </w:r>
+    </w:p>
+    <w:p>
+      <w:pPr>
+        <w:spacing w:line="336" w:lineRule="auto" w:after="180"/>
+        <w:shd w:fill="F1F6FC"/>
+      </w:pPr>
+      <w:r>
+        <w:rPr>
+          <w:b w:val="0"/>
+        </w:rPr>
         <w:t>Python 3: trays=4; per_tray=6; spare=2; total=trays*per_tray+spare; print(total). All quantities count seeds.</w:t>
       </w:r>
     </w:p>
@@ -1068,7 +1562,22 @@
       </w:r>
     </w:p>
     <w:p>
-      <w:r>
+      <w:pPr>
+        <w:pStyle w:val="Heading3"/>
+      </w:pPr>
+      <w:r>
+        <w:t>Why the result follows</w:t>
+      </w:r>
+    </w:p>
+    <w:p>
+      <w:pPr>
+        <w:spacing w:line="336" w:lineRule="auto" w:after="180"/>
+        <w:shd w:fill="F1F6FC"/>
+      </w:pPr>
+      <w:r>
+        <w:rPr>
+          <w:b w:val="0"/>
+        </w:rPr>
         <w:t>Python follows the arithmetic instructions. This translation automates a declared counting rule; it does not train a model from examples.</w:t>
       </w:r>
     </w:p>
@@ -1081,18 +1590,75 @@
       </w:r>
     </w:p>
     <w:p>
-      <w:r>
+      <w:pPr>
+        <w:pStyle w:val="Heading3"/>
+      </w:pPr>
+      <w:r>
+        <w:t>Keep the stated limit</w:t>
+      </w:r>
+    </w:p>
+    <w:p>
+      <w:pPr>
+        <w:spacing w:line="336" w:lineRule="auto" w:after="180"/>
+        <w:shd w:fill="FFF5E6"/>
+      </w:pPr>
+      <w:r>
+        <w:rPr>
+          <w:b w:val="0"/>
+        </w:rPr>
         <w:t>The calculation assumes identical tray sizes and measured counts; it cannot detect a miscounted tray.</w:t>
       </w:r>
     </w:p>
     <w:p>
-      <w:r>
+      <w:pPr>
+        <w:pStyle w:val="Heading3"/>
+      </w:pPr>
+      <w:r>
+        <w:t>Keep the stated limit</w:t>
+      </w:r>
+    </w:p>
+    <w:p>
+      <w:pPr>
+        <w:spacing w:line="336" w:lineRule="auto" w:after="180"/>
+        <w:shd w:fill="FFF5E6"/>
+      </w:pPr>
+      <w:r>
+        <w:rPr>
+          <w:b w:val="0"/>
+        </w:rPr>
         <w:t>Read the labelled picture: Match each paper quantity to its Python name. Why does the spare count get added once, and what prints when spare is five?</w:t>
       </w:r>
     </w:p>
     <w:p>
-      <w:r>
-        <w:t>Change one thing: Change spare to 5 while keeping both tray inputs fixed. Predict the result before checking the explanation. What remains the same?</w:t>
+      <w:pPr>
+        <w:pStyle w:val="Heading3"/>
+      </w:pPr>
+      <w:r>
+        <w:t>Keep the stated limit</w:t>
+      </w:r>
+    </w:p>
+    <w:p>
+      <w:pPr>
+        <w:spacing w:line="336" w:lineRule="auto" w:after="180"/>
+        <w:shd w:fill="FFF5E6"/>
+      </w:pPr>
+      <w:r>
+        <w:rPr>
+          <w:b w:val="0"/>
+        </w:rPr>
+        <w:t xml:space="preserve">Change one thing: Change spare to 5 while keeping both tray </w:t>
+      </w:r>
+      <w:r>
+        <w:rPr>
+          <w:b/>
+        </w:rPr>
+        <w:t>input</w:t>
+      </w:r>
+      <w:r>
+        <w:rPr>
+          <w:b w:val="0"/>
+        </w:rPr>
+        <w:t>s fixed. Predict the result before checking the explanation. What remains the same?</w:t>
       </w:r>
     </w:p>
     <w:p>
@@ -1105,7 +1671,63 @@
     </w:p>
     <w:p>
       <w:r>
-        <w:t>Change only packs to 5. Predict the result from five groups of six, save, then run the entire file again. The expected output is 30. Keep the original four-pack result beside the new one and label the changed input. A comment can explain an instruction: Python ignores text after # outside a string. A comment does not change the calculation.</w:t>
+        <w:t>Find the unsupported step in the From a paper algorithm to Python claim and explain a repair using the supplied evidence.</w:t>
+      </w:r>
+    </w:p>
+    <w:p>
+      <w:pPr>
+        <w:pStyle w:val="Heading3"/>
+      </w:pPr>
+      <w:r>
+        <w:t>Check the claim against the facts</w:t>
+      </w:r>
+    </w:p>
+    <w:p>
+      <w:pPr>
+        <w:spacing w:line="336" w:lineRule="auto" w:after="180"/>
+        <w:shd w:fill="FFF5E6"/>
+      </w:pPr>
+      <w:r>
+        <w:rPr>
+          <w:b w:val="0"/>
+        </w:rPr>
+        <w:t xml:space="preserve">Change only packs to 5. Predict the result from five groups of six, save, then run the entire file again. The expected </w:t>
+      </w:r>
+      <w:r>
+        <w:rPr>
+          <w:b/>
+        </w:rPr>
+        <w:t>output</w:t>
+      </w:r>
+      <w:r>
+        <w:rPr>
+          <w:b w:val="0"/>
+        </w:rPr>
+        <w:t xml:space="preserve"> is 30. Keep the original four-pack result beside the new one and label the changed </w:t>
+      </w:r>
+      <w:r>
+        <w:rPr>
+          <w:b/>
+        </w:rPr>
+        <w:t>input</w:t>
+      </w:r>
+      <w:r>
+        <w:rPr>
+          <w:b w:val="0"/>
+        </w:rPr>
+        <w:t>.</w:t>
+      </w:r>
+    </w:p>
+    <w:p>
+      <w:pPr>
+        <w:spacing w:line="336" w:lineRule="auto" w:after="180"/>
+        <w:shd w:fill="FFF5E6"/>
+      </w:pPr>
+      <w:r>
+        <w:rPr>
+          <w:b w:val="0"/>
+        </w:rPr>
+        <w:t>A comment can explain an instruction: Python ignores text after # outside a string. A comment does not change the calculation.</w:t>
       </w:r>
     </w:p>
     <w:p>
@@ -1124,20 +1746,77 @@
       </w:r>
     </w:p>
     <w:p>
-      <w:r>
-        <w:t>A program can run successfully and still solve the wrong problem. Replacing * with + would display 11 for this input, but addition does not count five groups of six. Use the requirement and a paper calculation to check meaning; the absence of an error message is not proof of correctness.</w:t>
-      </w:r>
-    </w:p>
-    <w:p>
       <w:pPr>
         <w:pStyle w:val="Heading3"/>
       </w:pPr>
       <w:r>
+        <w:t>Check the claim against the facts</w:t>
+      </w:r>
+    </w:p>
+    <w:p>
+      <w:pPr>
+        <w:spacing w:line="336" w:lineRule="auto" w:after="180"/>
+        <w:shd w:fill="FFF5E6"/>
+      </w:pPr>
+      <w:r>
+        <w:rPr>
+          <w:b w:val="0"/>
+        </w:rPr>
+        <w:t xml:space="preserve">A </w:t>
+      </w:r>
+      <w:r>
+        <w:rPr>
+          <w:b/>
+        </w:rPr>
+        <w:t>program</w:t>
+      </w:r>
+      <w:r>
+        <w:rPr>
+          <w:b w:val="0"/>
+        </w:rPr>
+        <w:t xml:space="preserve"> can run successfully and still solve the wrong problem. Replacing * with + would display 11 for this </w:t>
+      </w:r>
+      <w:r>
+        <w:rPr>
+          <w:b/>
+        </w:rPr>
+        <w:t>input</w:t>
+      </w:r>
+      <w:r>
+        <w:rPr>
+          <w:b w:val="0"/>
+        </w:rPr>
+        <w:t>, but addition does not count five groups of six.</w:t>
+      </w:r>
+    </w:p>
+    <w:p>
+      <w:pPr>
+        <w:spacing w:line="336" w:lineRule="auto" w:after="180"/>
+        <w:shd w:fill="FFF5E6"/>
+      </w:pPr>
+      <w:r>
+        <w:rPr>
+          <w:b w:val="0"/>
+        </w:rPr>
+        <w:t>Use the requirement and a paper calculation to check meaning; the absence of an error message is not proof of correctness.</w:t>
+      </w:r>
+    </w:p>
+    <w:p>
+      <w:pPr>
+        <w:pStyle w:val="Heading3"/>
+      </w:pPr>
+      <w:r>
         <w:t>Locate the earliest unsupported step</w:t>
       </w:r>
     </w:p>
     <w:p>
-      <w:r>
+      <w:pPr>
+        <w:spacing w:line="336" w:lineRule="auto" w:after="180"/>
+      </w:pPr>
+      <w:r>
+        <w:rPr>
+          <w:b w:val="0"/>
+        </w:rPr>
         <w:t>Move print(total) to the first line of a fresh script. Predict what happens and why. Put the lines back into an order that meets the requirement.</w:t>
       </w:r>
     </w:p>
@@ -1189,6 +1868,18 @@
     </w:p>
     <w:p>
       <w:r>
+        <w:t>Practise From a paper algorithm to Python with support, then explain the deciding step in your own words.</w:t>
+      </w:r>
+    </w:p>
+    <w:p>
+      <w:pPr>
+        <w:spacing w:line="336" w:lineRule="auto" w:after="180"/>
+        <w:shd w:fill="F5F1FB"/>
+      </w:pPr>
+      <w:r>
+        <w:rPr>
+          <w:b w:val="0"/>
+        </w:rPr>
         <w:t>Write the complete four-line script for 4 packs of 6. Beside each line explain what it does. Which line displays information?</w:t>
       </w:r>
     </w:p>
@@ -1262,8 +1953,38 @@
       </w:r>
     </w:p>
     <w:p>
-      <w:r>
-        <w:t>Use workbook W2 for the connected example “From a paper algorithm to Python”. First fill the input and rule boxes. Try the middle steps before asking for a hint. After a hint, try the next step yourself.</w:t>
+      <w:pPr>
+        <w:spacing w:line="336" w:lineRule="auto" w:after="180"/>
+      </w:pPr>
+      <w:r>
+        <w:rPr>
+          <w:b w:val="0"/>
+        </w:rPr>
+        <w:t xml:space="preserve">Use workbook W2 for the connected example “From a paper </w:t>
+      </w:r>
+      <w:r>
+        <w:rPr>
+          <w:b/>
+        </w:rPr>
+        <w:t>algorithm</w:t>
+      </w:r>
+      <w:r>
+        <w:rPr>
+          <w:b w:val="0"/>
+        </w:rPr>
+        <w:t xml:space="preserve"> to Python”. First fill the </w:t>
+      </w:r>
+      <w:r>
+        <w:rPr>
+          <w:b/>
+        </w:rPr>
+        <w:t>input</w:t>
+      </w:r>
+      <w:r>
+        <w:rPr>
+          <w:b w:val="0"/>
+        </w:rPr>
+        <w:t xml:space="preserve"> and rule boxes. Try the middle steps before asking for a hint. After a hint, try the next step yourself.</w:t>
       </w:r>
     </w:p>
     <w:tbl>
@@ -1346,7 +2067,13 @@
       </w:tr>
     </w:tbl>
     <w:p>
-      <w:r>
+      <w:pPr>
+        <w:spacing w:line="336" w:lineRule="auto" w:after="180"/>
+      </w:pPr>
+      <w:r>
+        <w:rPr>
+          <w:b w:val="0"/>
+        </w:rPr>
         <w:t>Explain your trace to a partner. Your partner points to one step to check. Swap roles on the next case. Each person writes their own explanation.</w:t>
       </w:r>
     </w:p>
@@ -1359,12 +2086,47 @@
       </w:r>
     </w:p>
     <w:p>
-      <w:r>
-        <w:t>Use the worked case for From a paper algorithm to Python. Proposed explanation: “An equals sign displays the answer”. Decide whether this explanation is supported. Point to the step or supplied fact that decides; explain your repair if needed.</w:t>
-      </w:r>
-    </w:p>
-    <w:p>
-      <w:r>
+      <w:pPr>
+        <w:spacing w:line="336" w:lineRule="auto" w:after="180"/>
+      </w:pPr>
+      <w:r>
+        <w:rPr>
+          <w:b w:val="0"/>
+        </w:rPr>
+        <w:t xml:space="preserve">Use the worked case for From a paper </w:t>
+      </w:r>
+      <w:r>
+        <w:rPr>
+          <w:b/>
+        </w:rPr>
+        <w:t>algorithm</w:t>
+      </w:r>
+      <w:r>
+        <w:rPr>
+          <w:b w:val="0"/>
+        </w:rPr>
+        <w:t xml:space="preserve"> to Python. Proposed explanation: “An equals sign displays the answer”. Decide whether this explanation is supported.</w:t>
+      </w:r>
+    </w:p>
+    <w:p>
+      <w:pPr>
+        <w:spacing w:line="336" w:lineRule="auto" w:after="180"/>
+      </w:pPr>
+      <w:r>
+        <w:rPr>
+          <w:b w:val="0"/>
+        </w:rPr>
+        <w:t>Point to the step or supplied fact that decides; explain your repair if needed.</w:t>
+      </w:r>
+    </w:p>
+    <w:p>
+      <w:pPr>
+        <w:spacing w:line="336" w:lineRule="auto" w:after="180"/>
+      </w:pPr>
+      <w:r>
+        <w:rPr>
+          <w:b w:val="0"/>
+        </w:rPr>
         <w:t>Answer on your own before discussion. If you are unsure, say which step you need help with.</w:t>
       </w:r>
     </w:p>
@@ -1377,7 +2139,14 @@
       </w:r>
     </w:p>
     <w:p>
-      <w:r>
+      <w:pPr>
+        <w:spacing w:line="336" w:lineRule="auto" w:after="180"/>
+        <w:shd w:fill="F5F1FB"/>
+      </w:pPr>
+      <w:r>
+        <w:rPr>
+          <w:b w:val="0"/>
+        </w:rPr>
         <w:t>Match each paper quantity to its Python name. Why does the spare count get added once, and what prints when spare is five?</w:t>
       </w:r>
     </w:p>
@@ -1410,7 +2179,13 @@
       </w:r>
     </w:p>
     <w:p>
-      <w:r>
+      <w:pPr>
+        <w:spacing w:line="336" w:lineRule="auto" w:after="180"/>
+      </w:pPr>
+      <w:r>
+        <w:rPr>
+          <w:b w:val="0"/>
+        </w:rPr>
         <w:t>This is supported practice. Keep the separately named independent case for an attempt before feedback.</w:t>
       </w:r>
     </w:p>
@@ -1423,6 +2198,11 @@
       </w:r>
     </w:p>
     <w:p>
+      <w:r>
+        <w:t>Investigate From a paper algorithm to Python. Record the prediction, actual observation or labelled paper trace, explanation and next test separately.</w:t>
+      </w:r>
+    </w:p>
+    <w:p>
       <w:pPr>
         <w:pStyle w:val="Heading3"/>
       </w:pPr>
@@ -1431,8 +2211,26 @@
       </w:r>
     </w:p>
     <w:p>
-      <w:r>
-        <w:t>Make records for 4 packs of 6, then 5 packs of 6. Predict before running. Record actual output, any error and what changed. If working on paper, label both results as traces.</w:t>
+      <w:pPr>
+        <w:spacing w:line="336" w:lineRule="auto" w:after="180"/>
+      </w:pPr>
+      <w:r>
+        <w:rPr>
+          <w:b w:val="0"/>
+        </w:rPr>
+        <w:t xml:space="preserve">Make records for 4 packs of 6, then 5 packs of 6. Predict before running. Record actual </w:t>
+      </w:r>
+      <w:r>
+        <w:rPr>
+          <w:b/>
+        </w:rPr>
+        <w:t>output</w:t>
+      </w:r>
+      <w:r>
+        <w:rPr>
+          <w:b w:val="0"/>
+        </w:rPr>
+        <w:t>, any error and what changed. If working on paper, label both results as traces.</w:t>
       </w:r>
     </w:p>
     <w:p>
@@ -1602,7 +2400,13 @@
       </w:tr>
     </w:tbl>
     <w:p>
-      <w:r>
+      <w:pPr>
+        <w:spacing w:line="336" w:lineRule="auto" w:after="180"/>
+      </w:pPr>
+      <w:r>
+        <w:rPr>
+          <w:b w:val="0"/>
+        </w:rPr>
         <w:t>On paper, trace the supplied procedure. If code is provided, predict before running it in a local practice file. Never write an expected answer as though it were an observed run.</w:t>
       </w:r>
     </w:p>
@@ -1615,7 +2419,13 @@
       </w:r>
     </w:p>
     <w:p>
-      <w:r>
+      <w:pPr>
+        <w:spacing w:line="336" w:lineRule="auto" w:after="180"/>
+      </w:pPr>
+      <w:r>
+        <w:rPr>
+          <w:b w:val="0"/>
+        </w:rPr>
         <w:t>Before trying: what do I expect, and why? While trying: which step could first go wrong? Afterwards: what did I actually observe, and what should change? Keep “not run” if you only traced the procedure.</w:t>
       </w:r>
     </w:p>
@@ -1628,6 +2438,11 @@
       </w:r>
     </w:p>
     <w:p>
+      <w:r>
+        <w:t>Move from recall to tracing, diagnosis and transfer in From a paper algorithm to Python. Explain why each step is justified.</w:t>
+      </w:r>
+    </w:p>
+    <w:p>
       <w:pPr>
         <w:pStyle w:val="Heading3"/>
       </w:pPr>
@@ -1636,18 +2451,49 @@
       </w:r>
     </w:p>
     <w:p>
-      <w:r>
+      <w:pPr>
+        <w:spacing w:line="336" w:lineRule="auto" w:after="180"/>
+        <w:shd w:fill="F5F1FB"/>
+      </w:pPr>
+      <w:r>
+        <w:rPr>
+          <w:b w:val="0"/>
+        </w:rPr>
         <w:t>Write the complete four-line script for 4 packs of 6. Beside each line explain what it does. Which line displays information?</w:t>
       </w:r>
     </w:p>
     <w:p>
-      <w:r>
+      <w:pPr>
+        <w:spacing w:line="336" w:lineRule="auto" w:after="180"/>
+      </w:pPr>
+      <w:r>
+        <w:rPr>
+          <w:b w:val="0"/>
+        </w:rPr>
         <w:t>Move print(total) to the first line of a fresh script. Predict what happens and why. Put the lines back into an order that meets the requirement.</w:t>
       </w:r>
     </w:p>
     <w:p>
-      <w:r>
-        <w:t>Explain the difference between a successful run and a correct calculation. State one limit of this program and what you would keep so another person can check your work.</w:t>
+      <w:pPr>
+        <w:spacing w:line="336" w:lineRule="auto" w:after="180"/>
+      </w:pPr>
+      <w:r>
+        <w:rPr>
+          <w:b w:val="0"/>
+        </w:rPr>
+        <w:t xml:space="preserve">Explain the difference between a successful run and a correct calculation. State one limit of this </w:t>
+      </w:r>
+      <w:r>
+        <w:rPr>
+          <w:b/>
+        </w:rPr>
+        <w:t>program</w:t>
+      </w:r>
+      <w:r>
+        <w:rPr>
+          <w:b w:val="0"/>
+        </w:rPr>
+        <w:t xml:space="preserve"> and what you would keep so another person can check your work.</w:t>
       </w:r>
     </w:p>
     <w:p>
@@ -1693,7 +2539,77 @@
     </w:p>
     <w:p>
       <w:r>
-        <w:t>Add a labelled from a paper algorithm to python evidence sheet to Python readiness portfolio. Show how you can translate a short paper calculation into a python script. Use the supplied fictional case and keep its inputs, intermediate steps, calculation or prediction, and limitation. Connect this record to last week’s record; a matching answer without a trace is insufficient.</w:t>
+        <w:t>Apply this week’s idea to Python readiness portfolio. Keep an annotated decision and the evidence supporting it.</w:t>
+      </w:r>
+    </w:p>
+    <w:p>
+      <w:pPr>
+        <w:spacing w:line="336" w:lineRule="auto" w:after="180"/>
+      </w:pPr>
+      <w:r>
+        <w:rPr>
+          <w:b w:val="0"/>
+        </w:rPr>
+        <w:t xml:space="preserve">Add a labelled from a paper </w:t>
+      </w:r>
+      <w:r>
+        <w:rPr>
+          <w:b/>
+        </w:rPr>
+        <w:t>algorithm</w:t>
+      </w:r>
+      <w:r>
+        <w:rPr>
+          <w:b w:val="0"/>
+        </w:rPr>
+        <w:t xml:space="preserve"> to python </w:t>
+      </w:r>
+      <w:r>
+        <w:rPr>
+          <w:b/>
+        </w:rPr>
+        <w:t>evidence</w:t>
+      </w:r>
+      <w:r>
+        <w:rPr>
+          <w:b w:val="0"/>
+        </w:rPr>
+        <w:t xml:space="preserve"> sheet to Python readiness portfolio. Show how you can translate a short paper calculation into a python script.</w:t>
+      </w:r>
+    </w:p>
+    <w:p>
+      <w:pPr>
+        <w:spacing w:line="336" w:lineRule="auto" w:after="180"/>
+      </w:pPr>
+      <w:r>
+        <w:rPr>
+          <w:b w:val="0"/>
+        </w:rPr>
+        <w:t xml:space="preserve">Use the supplied fictional case and keep its </w:t>
+      </w:r>
+      <w:r>
+        <w:rPr>
+          <w:b/>
+        </w:rPr>
+        <w:t>input</w:t>
+      </w:r>
+      <w:r>
+        <w:rPr>
+          <w:b w:val="0"/>
+        </w:rPr>
+        <w:t xml:space="preserve">s, intermediate steps, calculation or </w:t>
+      </w:r>
+      <w:r>
+        <w:rPr>
+          <w:b/>
+        </w:rPr>
+        <w:t>prediction</w:t>
+      </w:r>
+      <w:r>
+        <w:rPr>
+          <w:b w:val="0"/>
+        </w:rPr>
+        <w:t>, and limitation. Connect this record to last week’s record; a matching answer without a trace is insufficient.</w:t>
       </w:r>
     </w:p>
     <w:tbl>
@@ -1821,8 +2737,38 @@
       </w:r>
     </w:p>
     <w:p>
-      <w:r>
-        <w:t>For Python readiness before the Responsible Plant Classifier, retain a trace of the values, the predicted outputs and the changed-case explanation. Use actual Python 3 results to check the prediction after reasoning first.</w:t>
+      <w:pPr>
+        <w:spacing w:line="336" w:lineRule="auto" w:after="180"/>
+      </w:pPr>
+      <w:r>
+        <w:rPr>
+          <w:b w:val="0"/>
+        </w:rPr>
+        <w:t xml:space="preserve">For Python readiness before the Responsible Plant Classifier, retain a trace of the values, the predicted </w:t>
+      </w:r>
+      <w:r>
+        <w:rPr>
+          <w:b/>
+        </w:rPr>
+        <w:t>output</w:t>
+      </w:r>
+      <w:r>
+        <w:rPr>
+          <w:b w:val="0"/>
+        </w:rPr>
+        <w:t xml:space="preserve">s and the changed-case explanation. Use actual Python 3 results to check the </w:t>
+      </w:r>
+      <w:r>
+        <w:rPr>
+          <w:b/>
+        </w:rPr>
+        <w:t>prediction</w:t>
+      </w:r>
+      <w:r>
+        <w:rPr>
+          <w:b w:val="0"/>
+        </w:rPr>
+        <w:t xml:space="preserve"> after reasoning first.</w:t>
       </w:r>
     </w:p>
     <w:p>
@@ -1835,7 +2781,65 @@
     </w:p>
     <w:p>
       <w:r>
-        <w:t>Save the file with the input values, expected and observed outputs, and a short explanation. This program follows a written multiplication rule. It has not trained a model, predicted somebody’s preferences or checked that real packs contain the stated number. Its conclusion depends on the supplied data. Week 2 examines the values and types behind these names.</w:t>
+        <w:t>Use a genuinely new case for independent evidence. Previously discussed examples remain practice; use the separately named independent case before feedback.</w:t>
+      </w:r>
+    </w:p>
+    <w:p>
+      <w:pPr>
+        <w:spacing w:line="336" w:lineRule="auto" w:after="180"/>
+      </w:pPr>
+      <w:r>
+        <w:rPr>
+          <w:b w:val="0"/>
+        </w:rPr>
+        <w:t xml:space="preserve">Save the file with the </w:t>
+      </w:r>
+      <w:r>
+        <w:rPr>
+          <w:b/>
+        </w:rPr>
+        <w:t>input</w:t>
+      </w:r>
+      <w:r>
+        <w:rPr>
+          <w:b w:val="0"/>
+        </w:rPr>
+        <w:t xml:space="preserve"> values, expected and observed </w:t>
+      </w:r>
+      <w:r>
+        <w:rPr>
+          <w:b/>
+        </w:rPr>
+        <w:t>output</w:t>
+      </w:r>
+      <w:r>
+        <w:rPr>
+          <w:b w:val="0"/>
+        </w:rPr>
+        <w:t xml:space="preserve">s, and a short explanation. This </w:t>
+      </w:r>
+      <w:r>
+        <w:rPr>
+          <w:b/>
+        </w:rPr>
+        <w:t>program</w:t>
+      </w:r>
+      <w:r>
+        <w:rPr>
+          <w:b w:val="0"/>
+        </w:rPr>
+        <w:t xml:space="preserve"> follows a written multiplication rule.</w:t>
+      </w:r>
+    </w:p>
+    <w:p>
+      <w:pPr>
+        <w:spacing w:line="336" w:lineRule="auto" w:after="180"/>
+      </w:pPr>
+      <w:r>
+        <w:rPr>
+          <w:b w:val="0"/>
+        </w:rPr>
+        <w:t>It has not trained a model, predicted somebody’s preferences or checked that real packs contain the stated number. Its conclusion depends on the supplied data. Week 2 examines the values and types behind these names.</w:t>
       </w:r>
     </w:p>
     <w:p>
@@ -1872,8 +2876,26 @@
       </w:r>
     </w:p>
     <w:p>
-      <w:r>
-        <w:t>Explain the difference between a successful run and a correct calculation. State one limit of this program and what you would keep so another person can check your work.</w:t>
+      <w:pPr>
+        <w:spacing w:line="336" w:lineRule="auto" w:after="180"/>
+      </w:pPr>
+      <w:r>
+        <w:rPr>
+          <w:b w:val="0"/>
+        </w:rPr>
+        <w:t xml:space="preserve">Explain the difference between a successful run and a correct calculation. State one limit of this </w:t>
+      </w:r>
+      <w:r>
+        <w:rPr>
+          <w:b/>
+        </w:rPr>
+        <w:t>program</w:t>
+      </w:r>
+      <w:r>
+        <w:rPr>
+          <w:b w:val="0"/>
+        </w:rPr>
+        <w:t xml:space="preserve"> and what you would keep so another person can check your work.</w:t>
       </w:r>
     </w:p>
     <w:p>
@@ -1910,6 +2932,11 @@
       </w:pPr>
       <w:r>
         <w:t>13. Study a complete case</w:t>
+      </w:r>
+    </w:p>
+    <w:p>
+      <w:r>
+        <w:t>Revisit the complete From a paper algorithm to Python case for supported practice. Repeated examples do not become fresh assessments.</w:t>
       </w:r>
     </w:p>
     <w:p>
@@ -2077,8 +3104,26 @@
       </w:r>
     </w:p>
     <w:p>
-      <w:r>
-        <w:t>Follow the input through the stated procedure to its result. Cover the result first, predict it, then explain every intermediate step. The text/table accompanies the figure so the example can be read without colour.</w:t>
+      <w:pPr>
+        <w:spacing w:line="336" w:lineRule="auto" w:after="180"/>
+      </w:pPr>
+      <w:r>
+        <w:rPr>
+          <w:b w:val="0"/>
+        </w:rPr>
+        <w:t xml:space="preserve">Follow the </w:t>
+      </w:r>
+      <w:r>
+        <w:rPr>
+          <w:b/>
+        </w:rPr>
+        <w:t>input</w:t>
+      </w:r>
+      <w:r>
+        <w:rPr>
+          <w:b w:val="0"/>
+        </w:rPr>
+        <w:t xml:space="preserve"> through the stated procedure to its result. Cover the result first, predict it, then explain every intermediate step. The text/table accompanies the figure so the example can be read without colour.</w:t>
       </w:r>
     </w:p>
     <w:p>
@@ -2128,6 +3173,11 @@
       </w:r>
     </w:p>
     <w:p>
+      <w:r>
+        <w:t>Attempt the reserved new case before feedback. Record support; the earlier examples below remain additional practice.</w:t>
+      </w:r>
+    </w:p>
+    <w:p>
       <w:pPr>
         <w:pStyle w:val="Heading3"/>
       </w:pPr>
@@ -2136,8 +3186,26 @@
       </w:r>
     </w:p>
     <w:p>
-      <w:r>
-        <w:t>Predict the printed value. Change only packs to 5 and predict again. Explain which statements apply a written rule.</w:t>
+      <w:pPr>
+        <w:spacing w:line="336" w:lineRule="auto" w:after="180"/>
+      </w:pPr>
+      <w:r>
+        <w:rPr>
+          <w:b w:val="0"/>
+        </w:rPr>
+        <w:t xml:space="preserve">Predict the printed value. Change only packs to 5 and predict again. Explain which statements apply a </w:t>
+      </w:r>
+      <w:r>
+        <w:rPr>
+          <w:b/>
+        </w:rPr>
+        <w:t>written rule</w:t>
+      </w:r>
+      <w:r>
+        <w:rPr>
+          <w:b w:val="0"/>
+        </w:rPr>
+        <w:t>.</w:t>
       </w:r>
     </w:p>
     <w:p>
@@ -2200,7 +3268,13 @@
       </w:r>
     </w:p>
     <w:p>
-      <w:r>
+      <w:pPr>
+        <w:spacing w:line="336" w:lineRule="auto" w:after="180"/>
+      </w:pPr>
+      <w:r>
+        <w:rPr>
+          <w:b w:val="0"/>
+        </w:rPr>
         <w:t>Attempt this case before feedback. Record any help. Earlier examples below are further practice; a case already practised with feedback cannot establish fresh transfer.</w:t>
       </w:r>
     </w:p>
@@ -2213,8 +3287,26 @@
       </w:r>
     </w:p>
     <w:p>
-      <w:r>
-        <w:t>A fictional shelf has 3 trays of 7 tiles each. Write a four-line Python script using trays, per_tray and tiles. Predict its output. Then change only trays to 0 and predict again. Explain why adding the two quantities is wrong.</w:t>
+      <w:pPr>
+        <w:spacing w:line="336" w:lineRule="auto" w:after="180"/>
+      </w:pPr>
+      <w:r>
+        <w:rPr>
+          <w:b w:val="0"/>
+        </w:rPr>
+        <w:t xml:space="preserve">A fictional shelf has 3 trays of 7 tiles each. Write a four-line Python script using trays, per_tray and tiles. Predict its </w:t>
+      </w:r>
+      <w:r>
+        <w:rPr>
+          <w:b/>
+        </w:rPr>
+        <w:t>output</w:t>
+      </w:r>
+      <w:r>
+        <w:rPr>
+          <w:b w:val="0"/>
+        </w:rPr>
+        <w:t>. Then change only trays to 0 and predict again. Explain why adding the two quantities is wrong.</w:t>
       </w:r>
     </w:p>
     <w:p>
@@ -2266,7 +3358,13 @@
       </w:r>
     </w:p>
     <w:p>
-      <w:r>
+      <w:pPr>
+        <w:spacing w:line="336" w:lineRule="auto" w:after="180"/>
+      </w:pPr>
+      <w:r>
+        <w:rPr>
+          <w:b w:val="0"/>
+        </w:rPr>
         <w:t>Record support used: none, hint or teacher explanation. After feedback, a different case is needed to demonstrate independence.</w:t>
       </w:r>
     </w:p>
@@ -2279,8 +3377,25 @@
       </w:r>
     </w:p>
     <w:p>
-      <w:r>
-        <w:t>Attempt the independent case before hints. Record whether you worked alone, used a hint or followed a model. After feedback, fix the first unsupported step and explain why it changed. A later check uses a changed case, not a copied answer.</w:t>
+      <w:pPr>
+        <w:spacing w:line="336" w:lineRule="auto" w:after="180"/>
+      </w:pPr>
+      <w:r>
+        <w:rPr>
+          <w:b w:val="0"/>
+        </w:rPr>
+        <w:t>Attempt the independent case before hints. Record whether you worked alone, used a hint or followed a model. After feedback, fix the first unsupported step and explain why it changed.</w:t>
+      </w:r>
+    </w:p>
+    <w:p>
+      <w:pPr>
+        <w:spacing w:line="336" w:lineRule="auto" w:after="180"/>
+      </w:pPr>
+      <w:r>
+        <w:rPr>
+          <w:b w:val="0"/>
+        </w:rPr>
+        <w:t>A later check uses a changed case, not a copied answer.</w:t>
       </w:r>
     </w:p>
     <w:p>
@@ -2293,7 +3408,30 @@
     </w:p>
     <w:p>
       <w:r>
-        <w:t>Start with this question: Convert a seed-count algorithm. The paper plan counts seeds in identical trays, then adds a labelled spare tray.</w:t>
+        <w:t>Use this map to navigate From a paper algorithm to Python, connect the goals to tasks and keep one evidence record for each attempt.</w:t>
+      </w:r>
+    </w:p>
+    <w:p>
+      <w:pPr>
+        <w:spacing w:line="336" w:lineRule="auto" w:after="180"/>
+      </w:pPr>
+      <w:r>
+        <w:rPr>
+          <w:b w:val="0"/>
+        </w:rPr>
+        <w:t xml:space="preserve">Start with this question: Convert a seed-count </w:t>
+      </w:r>
+      <w:r>
+        <w:rPr>
+          <w:b/>
+        </w:rPr>
+        <w:t>algorithm</w:t>
+      </w:r>
+      <w:r>
+        <w:rPr>
+          <w:b w:val="0"/>
+        </w:rPr>
+        <w:t>. The paper plan counts seeds in identical trays, then adds a labelled spare tray.</w:t>
       </w:r>
     </w:p>
     <w:tbl>
@@ -2399,13 +3537,61 @@
       </w:tr>
     </w:tbl>
     <w:p>
-      <w:r>
-        <w:t>Remember → watch and explain → try with help → investigate → try independently → keep project evidence. Your teacher may spread this lesson across several classes.</w:t>
-      </w:r>
-    </w:p>
-    <w:p>
-      <w:r>
-        <w:t>Keep your first prediction. Compare it with what the evidence shows and explain any change.</w:t>
+      <w:pPr>
+        <w:spacing w:line="336" w:lineRule="auto" w:after="180"/>
+      </w:pPr>
+      <w:r>
+        <w:rPr>
+          <w:b w:val="0"/>
+        </w:rPr>
+        <w:t xml:space="preserve">Remember → watch and explain → try with help → investigate → try independently → keep project </w:t>
+      </w:r>
+      <w:r>
+        <w:rPr>
+          <w:b/>
+        </w:rPr>
+        <w:t>evidence</w:t>
+      </w:r>
+      <w:r>
+        <w:rPr>
+          <w:b w:val="0"/>
+        </w:rPr>
+        <w:t>. Your teacher may spread this lesson across several classes.</w:t>
+      </w:r>
+    </w:p>
+    <w:p>
+      <w:pPr>
+        <w:spacing w:line="336" w:lineRule="auto" w:after="180"/>
+      </w:pPr>
+      <w:r>
+        <w:rPr>
+          <w:b w:val="0"/>
+        </w:rPr>
+        <w:t xml:space="preserve">Keep your first </w:t>
+      </w:r>
+      <w:r>
+        <w:rPr>
+          <w:b/>
+        </w:rPr>
+        <w:t>prediction</w:t>
+      </w:r>
+      <w:r>
+        <w:rPr>
+          <w:b w:val="0"/>
+        </w:rPr>
+        <w:t xml:space="preserve">. Compare it with what the </w:t>
+      </w:r>
+      <w:r>
+        <w:rPr>
+          <w:b/>
+        </w:rPr>
+        <w:t>evidence</w:t>
+      </w:r>
+      <w:r>
+        <w:rPr>
+          <w:b w:val="0"/>
+        </w:rPr>
+        <w:t xml:space="preserve"> shows and explain any change.</w:t>
       </w:r>
     </w:p>
     <w:p>
@@ -2418,6 +3604,17 @@
     </w:p>
     <w:p>
       <w:r>
+        <w:t>Explain From a paper algorithm to Python without notes, identify a remaining question and plan a later check with a changed case.</w:t>
+      </w:r>
+    </w:p>
+    <w:p>
+      <w:pPr>
+        <w:spacing w:line="336" w:lineRule="auto" w:after="180"/>
+      </w:pPr>
+      <w:r>
+        <w:rPr>
+          <w:b w:val="0"/>
+        </w:rPr>
         <w:t>Close your notes. Explain this goal in your own words: Translate a short paper calculation into a Python script</w:t>
       </w:r>
     </w:p>
@@ -2455,13 +3652,61 @@
       </w:r>
     </w:p>
     <w:p>
-      <w:r>
-        <w:t>If you are unsure, return to the worked picture and explain one arrow. If you are ready, change an input or assumption and justify your prediction.</w:t>
-      </w:r>
-    </w:p>
-    <w:p>
-      <w:r>
-        <w:t>Save your workbook evidence. At the next review, try a different case before opening your old answer.</w:t>
+      <w:pPr>
+        <w:spacing w:line="336" w:lineRule="auto" w:after="180"/>
+      </w:pPr>
+      <w:r>
+        <w:rPr>
+          <w:b w:val="0"/>
+        </w:rPr>
+        <w:t xml:space="preserve">If you are unsure, return to the worked picture and explain one arrow. If you are ready, change an </w:t>
+      </w:r>
+      <w:r>
+        <w:rPr>
+          <w:b/>
+        </w:rPr>
+        <w:t>input</w:t>
+      </w:r>
+      <w:r>
+        <w:rPr>
+          <w:b w:val="0"/>
+        </w:rPr>
+        <w:t xml:space="preserve"> or assumption and justify your </w:t>
+      </w:r>
+      <w:r>
+        <w:rPr>
+          <w:b/>
+        </w:rPr>
+        <w:t>prediction</w:t>
+      </w:r>
+      <w:r>
+        <w:rPr>
+          <w:b w:val="0"/>
+        </w:rPr>
+        <w:t>.</w:t>
+      </w:r>
+    </w:p>
+    <w:p>
+      <w:pPr>
+        <w:spacing w:line="336" w:lineRule="auto" w:after="180"/>
+      </w:pPr>
+      <w:r>
+        <w:rPr>
+          <w:b w:val="0"/>
+        </w:rPr>
+        <w:t xml:space="preserve">Save your workbook </w:t>
+      </w:r>
+      <w:r>
+        <w:rPr>
+          <w:b/>
+        </w:rPr>
+        <w:t>evidence</w:t>
+      </w:r>
+      <w:r>
+        <w:rPr>
+          <w:b w:val="0"/>
+        </w:rPr>
+        <w:t>. At the next review, try a different case before opening your old answer.</w:t>
       </w:r>
     </w:p>
     <w:p>
@@ -2474,12 +3719,41 @@
     </w:p>
     <w:p>
       <w:r>
+        <w:t>Attempt supported questions before using hints or feedback. Review a missing building block, then keep the completed work.</w:t>
+      </w:r>
+    </w:p>
+    <w:p>
+      <w:pPr>
+        <w:spacing w:line="336" w:lineRule="auto" w:after="180"/>
+      </w:pPr>
+      <w:r>
+        <w:rPr>
+          <w:b w:val="0"/>
+        </w:rPr>
         <w:t>Use this supported practice once, in the browser or on paper. Keep the reserved independent assessment for a separate first attempt before teacher feedback.</w:t>
       </w:r>
     </w:p>
     <w:p>
-      <w:r>
-        <w:t>Convert a seed-count algorithm. The paper plan counts seeds in identical trays, then adds a labelled spare tray.</w:t>
+      <w:pPr>
+        <w:spacing w:line="336" w:lineRule="auto" w:after="180"/>
+      </w:pPr>
+      <w:r>
+        <w:rPr>
+          <w:b w:val="0"/>
+        </w:rPr>
+        <w:t xml:space="preserve">Convert a seed-count </w:t>
+      </w:r>
+      <w:r>
+        <w:rPr>
+          <w:b/>
+        </w:rPr>
+        <w:t>algorithm</w:t>
+      </w:r>
+      <w:r>
+        <w:rPr>
+          <w:b w:val="0"/>
+        </w:rPr>
+        <w:t>. The paper plan counts seeds in identical trays, then adds a labelled spare tray.</w:t>
       </w:r>
     </w:p>
     <w:p>
@@ -2491,22 +3765,67 @@
       </w:r>
     </w:p>
     <w:p>
-      <w:r>
+      <w:pPr>
+        <w:spacing w:line="336" w:lineRule="auto" w:after="180"/>
+      </w:pPr>
+      <w:r>
+        <w:rPr>
+          <w:b w:val="0"/>
+        </w:rPr>
         <w:t>Which labelled step matches this detail? 4*6+2 is 26; total stores 26 and print displays it.</w:t>
       </w:r>
     </w:p>
     <w:p>
-      <w:r>
-        <w:t>1. Trace the assignment</w:t>
-      </w:r>
-    </w:p>
-    <w:p>
-      <w:r>
-        <w:t>2. Name the inputs</w:t>
-      </w:r>
-    </w:p>
-    <w:p>
-      <w:r>
+      <w:pPr>
+        <w:spacing w:line="336" w:lineRule="auto" w:after="180"/>
+        <w:shd w:fill="F4F9FC"/>
+      </w:pPr>
+      <w:r>
+        <w:rPr>
+          <w:b w:val="0"/>
+        </w:rPr>
+        <w:t xml:space="preserve">1. Trace the </w:t>
+      </w:r>
+      <w:r>
+        <w:rPr>
+          <w:b/>
+        </w:rPr>
+        <w:t>assignment</w:t>
+      </w:r>
+    </w:p>
+    <w:p>
+      <w:pPr>
+        <w:spacing w:line="336" w:lineRule="auto" w:after="180"/>
+        <w:shd w:fill="F4F9FC"/>
+      </w:pPr>
+      <w:r>
+        <w:rPr>
+          <w:b w:val="0"/>
+        </w:rPr>
+        <w:t xml:space="preserve">2. Name the </w:t>
+      </w:r>
+      <w:r>
+        <w:rPr>
+          <w:b/>
+        </w:rPr>
+        <w:t>input</w:t>
+      </w:r>
+      <w:r>
+        <w:rPr>
+          <w:b w:val="0"/>
+        </w:rPr>
+        <w:t>s</w:t>
+      </w:r>
+    </w:p>
+    <w:p>
+      <w:pPr>
+        <w:spacing w:line="336" w:lineRule="auto" w:after="180"/>
+        <w:shd w:fill="F4F9FC"/>
+      </w:pPr>
+      <w:r>
+        <w:rPr>
+          <w:b w:val="0"/>
+        </w:rPr>
         <w:t>3. Translate the plan</w:t>
       </w:r>
     </w:p>
@@ -2544,41 +3863,167 @@
       </w:r>
     </w:p>
     <w:p>
-      <w:r>
+      <w:pPr>
+        <w:pStyle w:val="Heading3"/>
+      </w:pPr>
+      <w:r>
+        <w:t>Hint · try first</w:t>
+      </w:r>
+    </w:p>
+    <w:p>
+      <w:pPr>
+        <w:spacing w:line="336" w:lineRule="auto" w:after="180"/>
+        <w:shd w:fill="F1F6F8"/>
+      </w:pPr>
+      <w:r>
+        <w:rPr>
+          <w:b w:val="0"/>
+        </w:rPr>
         <w:t>Hint if needed: Read the steps in the pictorial case. Match the supplied detail to the stage that performs or records it.</w:t>
       </w:r>
     </w:p>
     <w:p>
-      <w:r>
-        <w:t>After your attempt, compare with the supported explanation: Trace the assignment 4*6+2 is 26; total stores 26 and print displays it. Python follows the arithmetic instructions. This translation automates a declared counting rule; it does not train a model from examples.</w:t>
-      </w:r>
-    </w:p>
-    <w:p>
       <w:pPr>
         <w:pStyle w:val="Heading3"/>
       </w:pPr>
       <w:r>
+        <w:t>Feedback · compare after trying</w:t>
+      </w:r>
+    </w:p>
+    <w:p>
+      <w:pPr>
+        <w:spacing w:line="336" w:lineRule="auto" w:after="180"/>
+        <w:shd w:fill="F1F6FC"/>
+      </w:pPr>
+      <w:r>
+        <w:rPr>
+          <w:b w:val="0"/>
+        </w:rPr>
+        <w:t xml:space="preserve">After your attempt, compare with the supported explanation: Trace the </w:t>
+      </w:r>
+      <w:r>
+        <w:rPr>
+          <w:b/>
+        </w:rPr>
+        <w:t>assignment</w:t>
+      </w:r>
+      <w:r>
+        <w:rPr>
+          <w:b w:val="0"/>
+        </w:rPr>
+        <w:t xml:space="preserve"> 4*6+2 is 26; total stores 26 and print displays it. Python follows the arithmetic instructions.</w:t>
+      </w:r>
+    </w:p>
+    <w:p>
+      <w:pPr>
+        <w:spacing w:line="336" w:lineRule="auto" w:after="180"/>
+        <w:shd w:fill="F1F6FC"/>
+      </w:pPr>
+      <w:r>
+        <w:rPr>
+          <w:b w:val="0"/>
+        </w:rPr>
+        <w:t>This translation automates a declared counting rule; it does not train a model from examples.</w:t>
+      </w:r>
+    </w:p>
+    <w:p>
+      <w:pPr>
+        <w:pStyle w:val="Heading3"/>
+      </w:pPr>
+      <w:r>
         <w:t>Practice 2: explain the deciding evidence</w:t>
       </w:r>
     </w:p>
     <w:p>
-      <w:r>
-        <w:t>Changed-case practice: Change spare to 5 while keeping both tray inputs fixed. Which conclusion is supported by the supplied facts?</w:t>
-      </w:r>
-    </w:p>
-    <w:p>
-      <w:r>
+      <w:pPr>
+        <w:pStyle w:val="Heading3"/>
+      </w:pPr>
+      <w:r>
+        <w:t>Changed case · predict first</w:t>
+      </w:r>
+    </w:p>
+    <w:p>
+      <w:pPr>
+        <w:spacing w:line="336" w:lineRule="auto" w:after="180"/>
+        <w:shd w:fill="F5F1FB"/>
+      </w:pPr>
+      <w:r>
+        <w:rPr>
+          <w:b w:val="0"/>
+        </w:rPr>
+        <w:t xml:space="preserve">Changed-case practice: Change spare to 5 while keeping both tray </w:t>
+      </w:r>
+      <w:r>
+        <w:rPr>
+          <w:b/>
+        </w:rPr>
+        <w:t>input</w:t>
+      </w:r>
+      <w:r>
+        <w:rPr>
+          <w:b w:val="0"/>
+        </w:rPr>
+        <w:t>s fixed. Which conclusion is supported by the supplied facts?</w:t>
+      </w:r>
+    </w:p>
+    <w:p>
+      <w:pPr>
+        <w:spacing w:line="336" w:lineRule="auto" w:after="180"/>
+        <w:shd w:fill="F4F9FC"/>
+      </w:pPr>
+      <w:r>
+        <w:rPr>
+          <w:b w:val="0"/>
+        </w:rPr>
         <w:t>1. The printed total becomes 29.</w:t>
       </w:r>
     </w:p>
     <w:p>
-      <w:r>
-        <w:t>2. We can decide the result without examining the changed input or the procedure.</w:t>
-      </w:r>
-    </w:p>
-    <w:p>
-      <w:r>
-        <w:t>3. This one example guarantees correct results for every future input.</w:t>
+      <w:pPr>
+        <w:spacing w:line="336" w:lineRule="auto" w:after="180"/>
+        <w:shd w:fill="F4F9FC"/>
+      </w:pPr>
+      <w:r>
+        <w:rPr>
+          <w:b w:val="0"/>
+        </w:rPr>
+        <w:t xml:space="preserve">2. We can decide the result without examining the changed </w:t>
+      </w:r>
+      <w:r>
+        <w:rPr>
+          <w:b/>
+        </w:rPr>
+        <w:t>input</w:t>
+      </w:r>
+      <w:r>
+        <w:rPr>
+          <w:b w:val="0"/>
+        </w:rPr>
+        <w:t xml:space="preserve"> or the procedure.</w:t>
+      </w:r>
+    </w:p>
+    <w:p>
+      <w:pPr>
+        <w:spacing w:line="336" w:lineRule="auto" w:after="180"/>
+        <w:shd w:fill="F4F9FC"/>
+      </w:pPr>
+      <w:r>
+        <w:rPr>
+          <w:b w:val="0"/>
+        </w:rPr>
+        <w:t xml:space="preserve">3. This one example guarantees correct results for every future </w:t>
+      </w:r>
+      <w:r>
+        <w:rPr>
+          <w:b/>
+        </w:rPr>
+        <w:t>input</w:t>
+      </w:r>
+      <w:r>
+        <w:rPr>
+          <w:b w:val="0"/>
+        </w:rPr>
+        <w:t>.</w:t>
       </w:r>
     </w:p>
     <w:p>
@@ -2615,12 +4060,42 @@
       </w:r>
     </w:p>
     <w:p>
-      <w:r>
+      <w:pPr>
+        <w:pStyle w:val="Heading3"/>
+      </w:pPr>
+      <w:r>
+        <w:t>Hint · try first</w:t>
+      </w:r>
+    </w:p>
+    <w:p>
+      <w:pPr>
+        <w:spacing w:line="336" w:lineRule="auto" w:after="180"/>
+        <w:shd w:fill="F1F6F8"/>
+      </w:pPr>
+      <w:r>
+        <w:rPr>
+          <w:b w:val="0"/>
+        </w:rPr>
         <w:t>Hint if needed: Use the changed condition and the deciding step in the pictorial trace. The answer must say what follows from those facts.</w:t>
       </w:r>
     </w:p>
     <w:p>
-      <w:r>
+      <w:pPr>
+        <w:pStyle w:val="Heading3"/>
+      </w:pPr>
+      <w:r>
+        <w:t>Feedback · compare after trying</w:t>
+      </w:r>
+    </w:p>
+    <w:p>
+      <w:pPr>
+        <w:spacing w:line="336" w:lineRule="auto" w:after="180"/>
+        <w:shd w:fill="F1F6FC"/>
+      </w:pPr>
+      <w:r>
+        <w:rPr>
+          <w:b w:val="0"/>
+        </w:rPr>
         <w:t>After your attempt, compare with the supported explanation: The printed total becomes 29. 4*6 remains 24; adding five gives 29.</w:t>
       </w:r>
     </w:p>
@@ -2633,8 +4108,25 @@
       </w:r>
     </w:p>
     <w:p>
-      <w:r>
-        <w:t>Review Debugging Strategies (ai-2/6). Goal: Design revealing tests for a function. Short practice: Which test most directly isolates the handling of loose books, and what should it produce?. Return to this week and explain what you changed.</w:t>
+      <w:pPr>
+        <w:spacing w:line="336" w:lineRule="auto" w:after="180"/>
+      </w:pPr>
+      <w:r>
+        <w:rPr>
+          <w:b w:val="0"/>
+        </w:rPr>
+        <w:t>Review Debugging Strategies (ai-2/6). Goal: Design revealing tests for a function. Short practice: Which test most directly isolates the handling of loose books, and what should it produce?.</w:t>
+      </w:r>
+    </w:p>
+    <w:p>
+      <w:pPr>
+        <w:spacing w:line="336" w:lineRule="auto" w:after="180"/>
+      </w:pPr>
+      <w:r>
+        <w:rPr>
+          <w:b w:val="0"/>
+        </w:rPr>
+        <w:t>Return to this week and explain what you changed.</w:t>
       </w:r>
     </w:p>
     <w:p>
@@ -2646,8 +4138,61 @@
       </w:r>
     </w:p>
     <w:p>
-      <w:r>
-        <w:t>The browser lab lets you edit the supported Python examples already included in this lesson. Predict first, run, inspect the actual output or error, change one input, then run again. Keep code, predictions, actual results and a reasoned revision together. On paper, label your result as a trace rather than an execution.</w:t>
+      <w:pPr>
+        <w:spacing w:line="336" w:lineRule="auto" w:after="180"/>
+      </w:pPr>
+      <w:r>
+        <w:rPr>
+          <w:b w:val="0"/>
+        </w:rPr>
+        <w:t xml:space="preserve">The browser lab lets you edit the supported Python examples already included in this lesson. Predict first, run, inspect the actual </w:t>
+      </w:r>
+      <w:r>
+        <w:rPr>
+          <w:b/>
+        </w:rPr>
+        <w:t>output</w:t>
+      </w:r>
+      <w:r>
+        <w:rPr>
+          <w:b w:val="0"/>
+        </w:rPr>
+        <w:t xml:space="preserve"> or error, change one </w:t>
+      </w:r>
+      <w:r>
+        <w:rPr>
+          <w:b/>
+        </w:rPr>
+        <w:t>input</w:t>
+      </w:r>
+      <w:r>
+        <w:rPr>
+          <w:b w:val="0"/>
+        </w:rPr>
+        <w:t>, then run again.</w:t>
+      </w:r>
+    </w:p>
+    <w:p>
+      <w:pPr>
+        <w:spacing w:line="336" w:lineRule="auto" w:after="180"/>
+      </w:pPr>
+      <w:r>
+        <w:rPr>
+          <w:b w:val="0"/>
+        </w:rPr>
+        <w:t xml:space="preserve">Keep code, </w:t>
+      </w:r>
+      <w:r>
+        <w:rPr>
+          <w:b/>
+        </w:rPr>
+        <w:t>prediction</w:t>
+      </w:r>
+      <w:r>
+        <w:rPr>
+          <w:b w:val="0"/>
+        </w:rPr>
+        <w:t>s, actual results and a reasoned revision together. On paper, label your result as a trace rather than an execution.</w:t>
       </w:r>
     </w:p>
     <w:p>
@@ -2659,8 +4204,616 @@
       </w:r>
     </w:p>
     <w:p>
-      <w:r>
-        <w:t>Use Download completed work in the hosted lesson to export your answers, reflections, practice feedback and code-run evidence. Open the HTML copy to read or print it. Drafts stay in this browser when storage is available; clear drafts on a shared device.</w:t>
+      <w:pPr>
+        <w:spacing w:line="336" w:lineRule="auto" w:after="180"/>
+      </w:pPr>
+      <w:r>
+        <w:rPr>
+          <w:b w:val="0"/>
+        </w:rPr>
+        <w:t xml:space="preserve">Use Download completed work in the hosted lesson to export your answers, reflections, practice feedback and code-run </w:t>
+      </w:r>
+      <w:r>
+        <w:rPr>
+          <w:b/>
+        </w:rPr>
+        <w:t>evidence</w:t>
+      </w:r>
+      <w:r>
+        <w:rPr>
+          <w:b w:val="0"/>
+        </w:rPr>
+        <w:t>. Open the HTML copy to read or print it.</w:t>
+      </w:r>
+    </w:p>
+    <w:p>
+      <w:pPr>
+        <w:spacing w:line="336" w:lineRule="auto" w:after="180"/>
+      </w:pPr>
+      <w:r>
+        <w:rPr>
+          <w:b w:val="0"/>
+        </w:rPr>
+        <w:t>Drafts stay in this browser when storage is available; clear drafts on a shared device.</w:t>
+      </w:r>
+    </w:p>
+    <w:p>
+      <w:pPr>
+        <w:pStyle w:val="Heading1"/>
+      </w:pPr>
+      <w:r>
+        <w:t>18. Visual concept journey</w:t>
+      </w:r>
+    </w:p>
+    <w:p>
+      <w:r>
+        <w:t>Explain each From a paper algorithm to Python graphic using its labels, deciding evidence and relevant limitation.</w:t>
+      </w:r>
+    </w:p>
+    <w:p>
+      <w:pPr>
+        <w:pStyle w:val="Heading3"/>
+      </w:pPr>
+      <w:r>
+        <w:t>01. From a paper algorithm to Python: the case</w:t>
+      </w:r>
+    </w:p>
+    <w:p>
+      <w:r>
+        <w:drawing>
+          <wp:inline xmlns:a="http://schemas.openxmlformats.org/drawingml/2006/main" xmlns:pic="http://schemas.openxmlformats.org/drawingml/2006/picture">
+            <wp:extent cx="5486400" cy="2834640"/>
+            <wp:docPr id="2" name="Picture 2" descr="Convert a seed-count algorithm. The paper plan counts seeds in identical trays, then adds a labelled spare tray. Supplied facts: Python 3: trays=4; per_tray=6; spare=2; total=trays*per_tray+spare; print(total). All quantities count seeds."/>
+            <wp:cNvGraphicFramePr>
+              <a:graphicFrameLocks noChangeAspect="1"/>
+            </wp:cNvGraphicFramePr>
+            <a:graphic>
+              <a:graphicData uri="http://schemas.openxmlformats.org/drawingml/2006/picture">
+                <pic:pic>
+                  <pic:nvPicPr>
+                    <pic:cNvPr id="0" name="academy-story-python-bridge-1-01.png"/>
+                    <pic:cNvPicPr/>
+                  </pic:nvPicPr>
+                  <pic:blipFill>
+                    <a:blip r:embed="rId10"/>
+                    <a:stretch>
+                      <a:fillRect/>
+                    </a:stretch>
+                  </pic:blipFill>
+                  <pic:spPr>
+                    <a:xfrm>
+                      <a:off x="0" y="0"/>
+                      <a:ext cx="5486400" cy="2834640"/>
+                    </a:xfrm>
+                    <a:prstGeom prst="rect"/>
+                  </pic:spPr>
+                </pic:pic>
+              </a:graphicData>
+            </a:graphic>
+          </wp:inline>
+        </w:drawing>
+      </w:r>
+    </w:p>
+    <w:p>
+      <w:pPr>
+        <w:spacing w:line="336" w:lineRule="auto" w:after="180"/>
+      </w:pPr>
+      <w:r>
+        <w:rPr>
+          <w:b w:val="0"/>
+        </w:rPr>
+        <w:t xml:space="preserve">Convert a seed-count </w:t>
+      </w:r>
+      <w:r>
+        <w:rPr>
+          <w:b/>
+        </w:rPr>
+        <w:t>algorithm</w:t>
+      </w:r>
+      <w:r>
+        <w:rPr>
+          <w:b w:val="0"/>
+        </w:rPr>
+        <w:t>. The paper plan counts seeds in identical trays, then adds a labelled spare tray. Supplied facts: Python 3: trays=4; per_tray=6; spare=2; total=trays*per_tray+spare; print(total).</w:t>
+      </w:r>
+    </w:p>
+    <w:p>
+      <w:pPr>
+        <w:spacing w:line="336" w:lineRule="auto" w:after="180"/>
+      </w:pPr>
+      <w:r>
+        <w:rPr>
+          <w:b w:val="0"/>
+        </w:rPr>
+        <w:t>All quantities count seeds.</w:t>
+      </w:r>
+    </w:p>
+    <w:p>
+      <w:pPr>
+        <w:spacing w:line="336" w:lineRule="auto" w:after="180"/>
+        <w:shd w:fill="F5F1FB"/>
+      </w:pPr>
+      <w:r>
+        <w:rPr>
+          <w:b w:val="0"/>
+        </w:rPr>
+        <w:t>Point to the given fact that matters most. Explain why it matters.</w:t>
+      </w:r>
+    </w:p>
+    <w:p>
+      <w:pPr>
+        <w:pStyle w:val="Heading3"/>
+      </w:pPr>
+      <w:r>
+        <w:t>02. Follow the deciding steps</w:t>
+      </w:r>
+    </w:p>
+    <w:p>
+      <w:r>
+        <w:drawing>
+          <wp:inline xmlns:a="http://schemas.openxmlformats.org/drawingml/2006/main" xmlns:pic="http://schemas.openxmlformats.org/drawingml/2006/picture">
+            <wp:extent cx="5486400" cy="3182112"/>
+            <wp:docPr id="3" name="Picture 3" descr="Name the inputs: Four trays hold six seeds each; two extra seeds are separate. → Translate the plan: Multiply tray count by seeds per tray, then add the spare count. → Trace the assignment: 4*6+2 is 26; total stores 26 and print displays it."/>
+            <wp:cNvGraphicFramePr>
+              <a:graphicFrameLocks noChangeAspect="1"/>
+            </wp:cNvGraphicFramePr>
+            <a:graphic>
+              <a:graphicData uri="http://schemas.openxmlformats.org/drawingml/2006/picture">
+                <pic:pic>
+                  <pic:nvPicPr>
+                    <pic:cNvPr id="0" name="academy-story-python-bridge-1-02.png"/>
+                    <pic:cNvPicPr/>
+                  </pic:nvPicPr>
+                  <pic:blipFill>
+                    <a:blip r:embed="rId11"/>
+                    <a:stretch>
+                      <a:fillRect/>
+                    </a:stretch>
+                  </pic:blipFill>
+                  <pic:spPr>
+                    <a:xfrm>
+                      <a:off x="0" y="0"/>
+                      <a:ext cx="5486400" cy="3182112"/>
+                    </a:xfrm>
+                    <a:prstGeom prst="rect"/>
+                  </pic:spPr>
+                </pic:pic>
+              </a:graphicData>
+            </a:graphic>
+          </wp:inline>
+        </w:drawing>
+      </w:r>
+    </w:p>
+    <w:p>
+      <w:pPr>
+        <w:spacing w:line="336" w:lineRule="auto" w:after="180"/>
+      </w:pPr>
+      <w:r>
+        <w:rPr>
+          <w:b w:val="0"/>
+        </w:rPr>
+        <w:t xml:space="preserve">Name the </w:t>
+      </w:r>
+      <w:r>
+        <w:rPr>
+          <w:b/>
+        </w:rPr>
+        <w:t>input</w:t>
+      </w:r>
+      <w:r>
+        <w:rPr>
+          <w:b w:val="0"/>
+        </w:rPr>
+        <w:t xml:space="preserve">s: Four trays hold six seeds each; two extra seeds are separate. → Translate the plan: Multiply tray count by seeds per tray, then add the spare count. → Trace the </w:t>
+      </w:r>
+      <w:r>
+        <w:rPr>
+          <w:b/>
+        </w:rPr>
+        <w:t>assignment</w:t>
+      </w:r>
+      <w:r>
+        <w:rPr>
+          <w:b w:val="0"/>
+        </w:rPr>
+        <w:t>: 4*6+2 is 26; total stores 26 and print displays it.</w:t>
+      </w:r>
+    </w:p>
+    <w:p>
+      <w:pPr>
+        <w:spacing w:line="336" w:lineRule="auto" w:after="180"/>
+        <w:shd w:fill="F5F1FB"/>
+      </w:pPr>
+      <w:r>
+        <w:rPr>
+          <w:b w:val="0"/>
+        </w:rPr>
+        <w:t xml:space="preserve">Point to each numbered stage and explain which recorded </w:t>
+      </w:r>
+      <w:r>
+        <w:rPr>
+          <w:b/>
+        </w:rPr>
+        <w:t>input</w:t>
+      </w:r>
+      <w:r>
+        <w:rPr>
+          <w:b w:val="0"/>
+        </w:rPr>
+        <w:t xml:space="preserve"> it uses.</w:t>
+      </w:r>
+    </w:p>
+    <w:p>
+      <w:pPr>
+        <w:pStyle w:val="Heading3"/>
+      </w:pPr>
+      <w:r>
+        <w:t>03. A calculation from paper to output</w:t>
+      </w:r>
+    </w:p>
+    <w:p>
+      <w:r>
+        <w:drawing>
+          <wp:inline xmlns:a="http://schemas.openxmlformats.org/drawingml/2006/main" xmlns:pic="http://schemas.openxmlformats.org/drawingml/2006/picture">
+            <wp:extent cx="5486400" cy="2834640"/>
+            <wp:docPr id="4" name="Picture 4" descr="A calculation from paper to output. Record pack count | packs = 4 | Name holds 4. Multiply two quantities | total = packs * per_pack | Name holds product. Show the answer | print(total) | Displays the value"/>
+            <wp:cNvGraphicFramePr>
+              <a:graphicFrameLocks noChangeAspect="1"/>
+            </wp:cNvGraphicFramePr>
+            <a:graphic>
+              <a:graphicData uri="http://schemas.openxmlformats.org/drawingml/2006/picture">
+                <pic:pic>
+                  <pic:nvPicPr>
+                    <pic:cNvPr id="0" name="academy-story-python-bridge-1-03.png"/>
+                    <pic:cNvPicPr/>
+                  </pic:nvPicPr>
+                  <pic:blipFill>
+                    <a:blip r:embed="rId12"/>
+                    <a:stretch>
+                      <a:fillRect/>
+                    </a:stretch>
+                  </pic:blipFill>
+                  <pic:spPr>
+                    <a:xfrm>
+                      <a:off x="0" y="0"/>
+                      <a:ext cx="5486400" cy="2834640"/>
+                    </a:xfrm>
+                    <a:prstGeom prst="rect"/>
+                  </pic:spPr>
+                </pic:pic>
+              </a:graphicData>
+            </a:graphic>
+          </wp:inline>
+        </w:drawing>
+      </w:r>
+    </w:p>
+    <w:p>
+      <w:pPr>
+        <w:spacing w:line="336" w:lineRule="auto" w:after="180"/>
+      </w:pPr>
+      <w:r>
+        <w:rPr>
+          <w:b w:val="0"/>
+        </w:rPr>
+        <w:t xml:space="preserve">A calculation from paper to </w:t>
+      </w:r>
+      <w:r>
+        <w:rPr>
+          <w:b/>
+        </w:rPr>
+        <w:t>output</w:t>
+      </w:r>
+      <w:r>
+        <w:rPr>
+          <w:b w:val="0"/>
+        </w:rPr>
+        <w:t>. Record pack count | packs = 4 | Name holds 4. Multiply two quantities | total = packs * per_pack | Name holds product. Show the answer | print(total) | Displays the value</w:t>
+      </w:r>
+    </w:p>
+    <w:p>
+      <w:pPr>
+        <w:spacing w:line="336" w:lineRule="auto" w:after="180"/>
+        <w:shd w:fill="F5F1FB"/>
+      </w:pPr>
+      <w:r>
+        <w:rPr>
+          <w:b w:val="0"/>
+        </w:rPr>
+        <w:t>Read the labels and values. Explain the relationship the model shows.</w:t>
+      </w:r>
+    </w:p>
+    <w:p>
+      <w:pPr>
+        <w:pStyle w:val="Heading3"/>
+      </w:pPr>
+      <w:r>
+        <w:t>04. Change one thing. Trace what follows.</w:t>
+      </w:r>
+    </w:p>
+    <w:p>
+      <w:r>
+        <w:drawing>
+          <wp:inline xmlns:a="http://schemas.openxmlformats.org/drawingml/2006/main" xmlns:pic="http://schemas.openxmlformats.org/drawingml/2006/picture">
+            <wp:extent cx="5486400" cy="3026664"/>
+            <wp:docPr id="5" name="Picture 5" descr="Original case: 4*6+2 is 26; total stores 26 and print displays it. Changed condition: Change spare to 5 while keeping both tray inputs fixed. Expected result: The printed total becomes 29. Reason: 4*6 remains 24; adding five gives 29."/>
+            <wp:cNvGraphicFramePr>
+              <a:graphicFrameLocks noChangeAspect="1"/>
+            </wp:cNvGraphicFramePr>
+            <a:graphic>
+              <a:graphicData uri="http://schemas.openxmlformats.org/drawingml/2006/picture">
+                <pic:pic>
+                  <pic:nvPicPr>
+                    <pic:cNvPr id="0" name="academy-story-python-bridge-1-04.png"/>
+                    <pic:cNvPicPr/>
+                  </pic:nvPicPr>
+                  <pic:blipFill>
+                    <a:blip r:embed="rId13"/>
+                    <a:stretch>
+                      <a:fillRect/>
+                    </a:stretch>
+                  </pic:blipFill>
+                  <pic:spPr>
+                    <a:xfrm>
+                      <a:off x="0" y="0"/>
+                      <a:ext cx="5486400" cy="3026664"/>
+                    </a:xfrm>
+                    <a:prstGeom prst="rect"/>
+                  </pic:spPr>
+                </pic:pic>
+              </a:graphicData>
+            </a:graphic>
+          </wp:inline>
+        </w:drawing>
+      </w:r>
+    </w:p>
+    <w:p>
+      <w:pPr>
+        <w:spacing w:line="336" w:lineRule="auto" w:after="180"/>
+      </w:pPr>
+      <w:r>
+        <w:rPr>
+          <w:b w:val="0"/>
+        </w:rPr>
+        <w:t xml:space="preserve">Original case: 4*6+2 is 26; total stores 26 and print displays it. Changed condition: Change spare to 5 while keeping both tray </w:t>
+      </w:r>
+      <w:r>
+        <w:rPr>
+          <w:b/>
+        </w:rPr>
+        <w:t>input</w:t>
+      </w:r>
+      <w:r>
+        <w:rPr>
+          <w:b w:val="0"/>
+        </w:rPr>
+        <w:t>s fixed. Expected result: The printed total becomes 29.</w:t>
+      </w:r>
+    </w:p>
+    <w:p>
+      <w:pPr>
+        <w:spacing w:line="336" w:lineRule="auto" w:after="180"/>
+      </w:pPr>
+      <w:r>
+        <w:rPr>
+          <w:b w:val="0"/>
+        </w:rPr>
+        <w:t>Reason: 4*6 remains 24; adding five gives 29.</w:t>
+      </w:r>
+    </w:p>
+    <w:p>
+      <w:pPr>
+        <w:spacing w:line="336" w:lineRule="auto" w:after="180"/>
+        <w:shd w:fill="F5F1FB"/>
+      </w:pPr>
+      <w:r>
+        <w:rPr>
+          <w:b w:val="0"/>
+        </w:rPr>
+        <w:t>Predict before checking the worked changed-case result. Name what changed and what the supplied facts allow you to conclude.</w:t>
+      </w:r>
+    </w:p>
+    <w:p>
+      <w:pPr>
+        <w:pStyle w:val="Heading3"/>
+      </w:pPr>
+      <w:r>
+        <w:t>05. Connect the explanation to its limit</w:t>
+      </w:r>
+    </w:p>
+    <w:p>
+      <w:r>
+        <w:drawing>
+          <wp:inline xmlns:a="http://schemas.openxmlformats.org/drawingml/2006/main" xmlns:pic="http://schemas.openxmlformats.org/drawingml/2006/picture">
+            <wp:extent cx="5486400" cy="2834640"/>
+            <wp:docPr id="6" name="Picture 6" descr="Python follows the arithmetic instructions. This translation automates a declared counting rule; it does not train a model from examples. Limit: The calculation assumes identical tray sizes and measured counts; it cannot detect a miscounted tray."/>
+            <wp:cNvGraphicFramePr>
+              <a:graphicFrameLocks noChangeAspect="1"/>
+            </wp:cNvGraphicFramePr>
+            <a:graphic>
+              <a:graphicData uri="http://schemas.openxmlformats.org/drawingml/2006/picture">
+                <pic:pic>
+                  <pic:nvPicPr>
+                    <pic:cNvPr id="0" name="academy-story-python-bridge-1-05.png"/>
+                    <pic:cNvPicPr/>
+                  </pic:nvPicPr>
+                  <pic:blipFill>
+                    <a:blip r:embed="rId14"/>
+                    <a:stretch>
+                      <a:fillRect/>
+                    </a:stretch>
+                  </pic:blipFill>
+                  <pic:spPr>
+                    <a:xfrm>
+                      <a:off x="0" y="0"/>
+                      <a:ext cx="5486400" cy="2834640"/>
+                    </a:xfrm>
+                    <a:prstGeom prst="rect"/>
+                  </pic:spPr>
+                </pic:pic>
+              </a:graphicData>
+            </a:graphic>
+          </wp:inline>
+        </w:drawing>
+      </w:r>
+    </w:p>
+    <w:p>
+      <w:pPr>
+        <w:spacing w:line="336" w:lineRule="auto" w:after="180"/>
+      </w:pPr>
+      <w:r>
+        <w:rPr>
+          <w:b w:val="0"/>
+        </w:rPr>
+        <w:t>Python follows the arithmetic instructions. This translation automates a declared counting rule; it does not train a model from examples.</w:t>
+      </w:r>
+    </w:p>
+    <w:p>
+      <w:pPr>
+        <w:spacing w:line="336" w:lineRule="auto" w:after="180"/>
+      </w:pPr>
+      <w:r>
+        <w:rPr>
+          <w:b w:val="0"/>
+        </w:rPr>
+        <w:t>Limit: The calculation assumes identical tray sizes and measured counts; it cannot detect a miscounted tray.</w:t>
+      </w:r>
+    </w:p>
+    <w:p>
+      <w:pPr>
+        <w:spacing w:line="336" w:lineRule="auto" w:after="180"/>
+        <w:shd w:fill="F5F1FB"/>
+      </w:pPr>
+      <w:r>
+        <w:rPr>
+          <w:b w:val="0"/>
+        </w:rPr>
+        <w:t>Explain the case, then point to a limit on the claim.</w:t>
+      </w:r>
+    </w:p>
+    <w:p>
+      <w:pPr>
+        <w:pStyle w:val="Heading3"/>
+      </w:pPr>
+      <w:r>
+        <w:t>06. Make the idea visible in your project</w:t>
+      </w:r>
+    </w:p>
+    <w:p>
+      <w:r>
+        <w:drawing>
+          <wp:inline xmlns:a="http://schemas.openxmlformats.org/drawingml/2006/main" xmlns:pic="http://schemas.openxmlformats.org/drawingml/2006/picture">
+            <wp:extent cx="5486400" cy="3681984"/>
+            <wp:docPr id="7" name="Picture 7" descr="For Python readiness before the Responsible Plant Classifier, retain a trace of the values, the predicted outputs and the changed-case explanation. Use actual Python 3 results to check the prediction after reasoning first. Draw your input, deciding step, result and limit. Supported question: Match each paper quantity to its Python name. Why does the spare count get added once, and what prints when spare is five?"/>
+            <wp:cNvGraphicFramePr>
+              <a:graphicFrameLocks noChangeAspect="1"/>
+            </wp:cNvGraphicFramePr>
+            <a:graphic>
+              <a:graphicData uri="http://schemas.openxmlformats.org/drawingml/2006/picture">
+                <pic:pic>
+                  <pic:nvPicPr>
+                    <pic:cNvPr id="0" name="academy-story-python-bridge-1-06.png"/>
+                    <pic:cNvPicPr/>
+                  </pic:nvPicPr>
+                  <pic:blipFill>
+                    <a:blip r:embed="rId15"/>
+                    <a:stretch>
+                      <a:fillRect/>
+                    </a:stretch>
+                  </pic:blipFill>
+                  <pic:spPr>
+                    <a:xfrm>
+                      <a:off x="0" y="0"/>
+                      <a:ext cx="5486400" cy="3681984"/>
+                    </a:xfrm>
+                    <a:prstGeom prst="rect"/>
+                  </pic:spPr>
+                </pic:pic>
+              </a:graphicData>
+            </a:graphic>
+          </wp:inline>
+        </w:drawing>
+      </w:r>
+    </w:p>
+    <w:p>
+      <w:pPr>
+        <w:spacing w:line="336" w:lineRule="auto" w:after="180"/>
+      </w:pPr>
+      <w:r>
+        <w:rPr>
+          <w:b w:val="0"/>
+        </w:rPr>
+        <w:t xml:space="preserve">For Python readiness before the Responsible Plant Classifier, retain a trace of the values, the predicted </w:t>
+      </w:r>
+      <w:r>
+        <w:rPr>
+          <w:b/>
+        </w:rPr>
+        <w:t>output</w:t>
+      </w:r>
+      <w:r>
+        <w:rPr>
+          <w:b w:val="0"/>
+        </w:rPr>
+        <w:t xml:space="preserve">s and the changed-case explanation. Use actual Python 3 results to check the </w:t>
+      </w:r>
+      <w:r>
+        <w:rPr>
+          <w:b/>
+        </w:rPr>
+        <w:t>prediction</w:t>
+      </w:r>
+      <w:r>
+        <w:rPr>
+          <w:b w:val="0"/>
+        </w:rPr>
+        <w:t xml:space="preserve"> after reasoning first.</w:t>
+      </w:r>
+    </w:p>
+    <w:p>
+      <w:pPr>
+        <w:spacing w:line="336" w:lineRule="auto" w:after="180"/>
+      </w:pPr>
+      <w:r>
+        <w:rPr>
+          <w:b w:val="0"/>
+        </w:rPr>
+        <w:t xml:space="preserve">Draw your </w:t>
+      </w:r>
+      <w:r>
+        <w:rPr>
+          <w:b/>
+        </w:rPr>
+        <w:t>input</w:t>
+      </w:r>
+      <w:r>
+        <w:rPr>
+          <w:b w:val="0"/>
+        </w:rPr>
+        <w:t>, deciding step, result and limit. Supported question: Match each paper quantity to its Python name. Why does the spare count get added once, and what prints when spare is five?</w:t>
+      </w:r>
+    </w:p>
+    <w:p>
+      <w:pPr>
+        <w:spacing w:line="336" w:lineRule="auto" w:after="180"/>
+        <w:shd w:fill="F5F1FB"/>
+      </w:pPr>
+      <w:r>
+        <w:rPr>
+          <w:b w:val="0"/>
+        </w:rPr>
+        <w:t xml:space="preserve">Draw your project trace and justify the deciding step using </w:t>
+      </w:r>
+      <w:r>
+        <w:rPr>
+          <w:b/>
+        </w:rPr>
+        <w:t>evidence</w:t>
+      </w:r>
+      <w:r>
+        <w:rPr>
+          <w:b w:val="0"/>
+        </w:rPr>
+        <w:t>.</w:t>
       </w:r>
     </w:p>
     <w:sectPr>

--- a/downloads/student/bridge-week-01.docx
+++ b/downloads/student/bridge-week-01.docx
@@ -25,12 +25,17 @@
         <w:pStyle w:val="Heading1"/>
       </w:pPr>
       <w:r>
-        <w:t>Before you start</w:t>
-      </w:r>
-    </w:p>
-    <w:p>
-      <w:r>
-        <w:t>Four packs contain six counters each. What steps find and show the total?</w:t>
+        <w:t>Name the quantities. Follow the order. Compare the output.</w:t>
+      </w:r>
+    </w:p>
+    <w:p>
+      <w:r>
+        <w:t>Translate a small written calculation into Python without confusing assignment, display and measurement.</w:t>
+      </w:r>
+    </w:p>
+    <w:p>
+      <w:r>
+        <w:t>Packing trace → complete seed script → five order/boundary tests → selected transfer → portfolio record.</w:t>
       </w:r>
     </w:p>
     <w:p>
@@ -38,20 +43,20 @@
         <w:pStyle w:val="Heading1"/>
       </w:pPr>
       <w:r>
-        <w:t>01. Your mission</w:t>
-      </w:r>
-    </w:p>
-    <w:p>
-      <w:r>
-        <w:t>Start with the target: Translate a short paper calculation into a Python script. Try the recall before opening notes.</w:t>
-      </w:r>
-    </w:p>
-    <w:p>
-      <w:pPr>
-        <w:pStyle w:val="Heading3"/>
-      </w:pPr>
-      <w:r>
-        <w:t>Your learning target</w:t>
+        <w:t>01. How does a paper rule become a saved Python script?</w:t>
+      </w:r>
+    </w:p>
+    <w:p>
+      <w:r>
+        <w:t>Trace the values and statement order before running the file.</w:t>
+      </w:r>
+    </w:p>
+    <w:p>
+      <w:pPr>
+        <w:pStyle w:val="Heading2"/>
+      </w:pPr>
+      <w:r>
+        <w:t>Your learning goals</w:t>
       </w:r>
     </w:p>
     <w:p>
@@ -113,10 +118,73 @@
     </w:p>
     <w:p>
       <w:pPr>
+        <w:pStyle w:val="Heading2"/>
+      </w:pPr>
+      <w:r>
+        <w:t>Recall the equal-group calculation</w:t>
+      </w:r>
+    </w:p>
+    <w:p>
+      <w:pPr>
+        <w:pStyle w:val="ListBullet"/>
+      </w:pPr>
+      <w:r>
+        <w:t>Close your notes first. A rough first answer helps us choose the right starting point; it is not a score for your ability.</w:t>
+      </w:r>
+    </w:p>
+    <w:p>
+      <w:pPr>
+        <w:pStyle w:val="ListBullet"/>
+      </w:pPr>
+      <w:r>
+        <w:t>Four packs contain six counters each. What steps find and show the total?</w:t>
+      </w:r>
+    </w:p>
+    <w:p>
+      <w:pPr>
+        <w:pStyle w:val="ListBullet"/>
+      </w:pPr>
+      <w:r>
+        <w:t>After trying, check the relevant lesson or ask your teacher. Change the part of your explanation that the evidence shows was wrong.</w:t>
+      </w:r>
+    </w:p>
+    <w:p>
+      <w:pPr>
+        <w:pStyle w:val="ListBullet"/>
+      </w:pPr>
+      <w:r>
+        <w:t>Four packs contain six counters each. What steps find and show the total?</w:t>
+      </w:r>
+    </w:p>
+    <w:p>
+      <w:pPr>
         <w:pStyle w:val="Heading3"/>
       </w:pPr>
       <w:r>
-        <w:t>Remember before reading</w:t>
+        <w:t>My starting explanation</w:t>
+      </w:r>
+    </w:p>
+    <w:p>
+      <w:r>
+        <w:t>________________________________________________________________</w:t>
+      </w:r>
+    </w:p>
+    <w:p>
+      <w:r>
+        <w:t>________________________________________________________________</w:t>
+      </w:r>
+    </w:p>
+    <w:p>
+      <w:r>
+        <w:t>________________________________________________________________</w:t>
+      </w:r>
+    </w:p>
+    <w:p>
+      <w:pPr>
+        <w:pStyle w:val="Heading2"/>
+      </w:pPr>
+      <w:r>
+        <w:t>Your end goal</w:t>
       </w:r>
     </w:p>
     <w:p>
@@ -127,42 +195,55 @@
         <w:rPr>
           <w:b w:val="0"/>
         </w:rPr>
-        <w:t>Close your notes first. A rough first answer helps us choose the right starting point; it is not a score for your ability.</w:t>
-      </w:r>
-    </w:p>
-    <w:p>
-      <w:pPr>
-        <w:spacing w:line="336" w:lineRule="auto" w:after="180"/>
-        <w:shd w:fill="F5F1FB"/>
-      </w:pPr>
+        <w:t xml:space="preserve">Trace from a paper </w:t>
+      </w:r>
+      <w:r>
+        <w:rPr>
+          <w:b/>
+        </w:rPr>
+        <w:t>algorithm</w:t>
+      </w:r>
       <w:r>
         <w:rPr>
           <w:b w:val="0"/>
         </w:rPr>
-        <w:t>Four packs contain six counters each. What steps find and show the total?</w:t>
-      </w:r>
-    </w:p>
-    <w:p>
-      <w:pPr>
-        <w:spacing w:line="336" w:lineRule="auto" w:after="180"/>
-      </w:pPr>
+        <w:t xml:space="preserve"> to python and explain the changed </w:t>
+      </w:r>
+      <w:r>
+        <w:rPr>
+          <w:b/>
+        </w:rPr>
+        <w:t>program</w:t>
+      </w:r>
       <w:r>
         <w:rPr>
           <w:b w:val="0"/>
         </w:rPr>
-        <w:t xml:space="preserve">After trying, check the relevant lesson or ask your teacher. Change the part of your explanation that the </w:t>
-      </w:r>
-      <w:r>
-        <w:rPr>
-          <w:b/>
-        </w:rPr>
-        <w:t>evidence</w:t>
-      </w:r>
-      <w:r>
-        <w:rPr>
-          <w:b w:val="0"/>
-        </w:rPr>
-        <w:t xml:space="preserve"> shows was wrong.</w:t>
+        <w:t xml:space="preserve"> before running it.</w:t>
+      </w:r>
+    </w:p>
+    <w:p>
+      <w:pPr>
+        <w:pStyle w:val="Heading2"/>
+      </w:pPr>
+      <w:r>
+        <w:t>Earlier wording, alternatives and picture transcripts · reference / check after trying</w:t>
+      </w:r>
+    </w:p>
+    <w:p>
+      <w:pPr>
+        <w:pStyle w:val="Heading3"/>
+      </w:pPr>
+      <w:r>
+        <w:t>Your learning target</w:t>
+      </w:r>
+    </w:p>
+    <w:p>
+      <w:pPr>
+        <w:pStyle w:val="Heading3"/>
+      </w:pPr>
+      <w:r>
+        <w:t>Remember before reading</w:t>
       </w:r>
     </w:p>
     <w:p>
@@ -237,68 +318,42 @@
     </w:p>
     <w:p>
       <w:pPr>
+        <w:pStyle w:val="Heading3"/>
+      </w:pPr>
+      <w:r>
+        <w:t>This week’s end goal</w:t>
+      </w:r>
+    </w:p>
+    <w:p>
+      <w:pPr>
+        <w:pStyle w:val="Heading1"/>
+      </w:pPr>
+      <w:r>
+        <w:t>02. Start with four packs of six counters</w:t>
+      </w:r>
+    </w:p>
+    <w:p>
+      <w:r>
+        <w:t>Write, save and run a small complete calculation before a larger product.</w:t>
+      </w:r>
+    </w:p>
+    <w:p>
+      <w:pPr>
+        <w:pStyle w:val="Heading2"/>
+      </w:pPr>
+      <w:r>
+        <w:t>The input and task contract</w:t>
+      </w:r>
+    </w:p>
+    <w:p>
+      <w:pPr>
         <w:spacing w:line="336" w:lineRule="auto" w:after="180"/>
-        <w:shd w:fill="F5F1FB"/>
       </w:pPr>
       <w:r>
         <w:rPr>
           <w:b w:val="0"/>
         </w:rPr>
-        <w:t>Four packs contain six counters each. What steps find and show the total?</w:t>
-      </w:r>
-    </w:p>
-    <w:p>
-      <w:pPr>
-        <w:pStyle w:val="Heading3"/>
-      </w:pPr>
-      <w:r>
-        <w:t>My starting explanation</w:t>
-      </w:r>
-    </w:p>
-    <w:p>
-      <w:r>
-        <w:t>________________________________________________________________</w:t>
-      </w:r>
-    </w:p>
-    <w:p>
-      <w:r>
-        <w:t>________________________________________________________________</w:t>
-      </w:r>
-    </w:p>
-    <w:p>
-      <w:r>
-        <w:t>________________________________________________________________</w:t>
-      </w:r>
-    </w:p>
-    <w:p>
-      <w:pPr>
-        <w:pStyle w:val="Heading3"/>
-      </w:pPr>
-      <w:r>
-        <w:t>This week’s end goal</w:t>
-      </w:r>
-    </w:p>
-    <w:p>
-      <w:pPr>
-        <w:spacing w:line="336" w:lineRule="auto" w:after="180"/>
-      </w:pPr>
-      <w:r>
-        <w:rPr>
-          <w:b w:val="0"/>
-        </w:rPr>
-        <w:t xml:space="preserve">Trace from a paper </w:t>
-      </w:r>
-      <w:r>
-        <w:rPr>
-          <w:b/>
-        </w:rPr>
-        <w:t>algorithm</w:t>
-      </w:r>
-      <w:r>
-        <w:rPr>
-          <w:b w:val="0"/>
-        </w:rPr>
-        <w:t xml:space="preserve"> to python and explain the changed </w:t>
+        <w:t xml:space="preserve">In Grade 6 you traced rules on paper. Now you will write a small Python </w:t>
       </w:r>
       <w:r>
         <w:rPr>
@@ -310,20 +365,7 @@
         <w:rPr>
           <w:b w:val="0"/>
         </w:rPr>
-        <w:t xml:space="preserve"> before running it.</w:t>
-      </w:r>
-    </w:p>
-    <w:p>
-      <w:pPr>
-        <w:pStyle w:val="Heading1"/>
-      </w:pPr>
-      <w:r>
-        <w:t>02. Notice the evidence</w:t>
-      </w:r>
-    </w:p>
-    <w:p>
-      <w:r>
-        <w:t>Investigate the supplied From a paper algorithm to Python case. Separate observations, given facts and assumptions before choosing an explanation.</w:t>
+        <w:t xml:space="preserve"> and check what it actually does. Begin with a counter-packing calculation, not the whole activity adviser.</w:t>
       </w:r>
     </w:p>
     <w:p>
@@ -334,7 +376,7 @@
         <w:rPr>
           <w:b w:val="0"/>
         </w:rPr>
-        <w:t xml:space="preserve">In Grade 6 you traced rules on paper. Now you will write a small Python </w:t>
+        <w:t xml:space="preserve">The requirement is to find the total counters in equal packs and display that total. For this first </w:t>
       </w:r>
       <w:r>
         <w:rPr>
@@ -346,29 +388,6 @@
         <w:rPr>
           <w:b w:val="0"/>
         </w:rPr>
-        <w:t xml:space="preserve"> and check what it actually does. Begin with a counter-packing calculation, not the whole activity adviser.</w:t>
-      </w:r>
-    </w:p>
-    <w:p>
-      <w:pPr>
-        <w:spacing w:line="336" w:lineRule="auto" w:after="180"/>
-      </w:pPr>
-      <w:r>
-        <w:rPr>
-          <w:b w:val="0"/>
-        </w:rPr>
-        <w:t xml:space="preserve">The requirement is to find the total counters in equal packs and display that total. For this first </w:t>
-      </w:r>
-      <w:r>
-        <w:rPr>
-          <w:b/>
-        </w:rPr>
-        <w:t>program</w:t>
-      </w:r>
-      <w:r>
-        <w:rPr>
-          <w:b w:val="0"/>
-        </w:rPr>
         <w:t xml:space="preserve">, the supplied quantities are whole, nonnegative numbers; it does not yet validate typed </w:t>
       </w:r>
       <w:r>
@@ -386,6 +405,14 @@
     </w:p>
     <w:p>
       <w:pPr>
+        <w:pStyle w:val="Heading2"/>
+      </w:pPr>
+      <w:r>
+        <w:t>Use the prepared editor or label a paper trace</w:t>
+      </w:r>
+    </w:p>
+    <w:p>
+      <w:pPr>
         <w:spacing w:line="336" w:lineRule="auto" w:after="180"/>
       </w:pPr>
       <w:r>
@@ -420,6 +447,14 @@
     </w:p>
     <w:p>
       <w:pPr>
+        <w:pStyle w:val="Heading2"/>
+      </w:pPr>
+      <w:r>
+        <w:t>Your first explanation</w:t>
+      </w:r>
+    </w:p>
+    <w:p>
+      <w:pPr>
         <w:pStyle w:val="Heading3"/>
       </w:pPr>
       <w:r>
@@ -446,12 +481,20 @@
         <w:pStyle w:val="Heading1"/>
       </w:pPr>
       <w:r>
-        <w:t>03. See how it works</w:t>
-      </w:r>
-    </w:p>
-    <w:p>
-      <w:r>
-        <w:t>Follow the mechanism for From a paper algorithm to Python. Connect each labelled input, deciding step and result.</w:t>
+        <w:t>03. Assign the inputs, calculate, then display</w:t>
+      </w:r>
+    </w:p>
+    <w:p>
+      <w:r>
+        <w:t>Assignment stores a value; print produces the output.</w:t>
+      </w:r>
+    </w:p>
+    <w:p>
+      <w:pPr>
+        <w:pStyle w:val="Heading2"/>
+      </w:pPr>
+      <w:r>
+        <w:t>Map paper actions to statements</w:t>
       </w:r>
     </w:p>
     <w:p>
@@ -611,6 +654,14 @@
       </w:r>
     </w:p>
     <w:p>
+      <w:pPr>
+        <w:pStyle w:val="Heading2"/>
+      </w:pPr>
+      <w:r>
+        <w:t>Complete four-line script</w:t>
+      </w:r>
+    </w:p>
+    <w:p>
       <w:r>
         <w:rPr>
           <w:rFonts w:ascii="Courier New" w:hAnsi="Courier New"/>
@@ -627,6 +678,197 @@
     </w:p>
     <w:p>
       <w:pPr>
+        <w:pStyle w:val="Heading2"/>
+      </w:pPr>
+      <w:r>
+        <w:t>Trace stored values and displayed output</w:t>
+      </w:r>
+    </w:p>
+    <w:tbl>
+      <w:tblPr>
+        <w:tblStyle w:val="LightShading-Accent1"/>
+        <w:tblW w:type="auto" w:w="0"/>
+        <w:tblLook w:firstColumn="1" w:firstRow="1" w:lastColumn="0" w:lastRow="0" w:noHBand="0" w:noVBand="1" w:val="04A0"/>
+      </w:tblPr>
+      <w:tblGrid>
+        <w:gridCol w:w="3408"/>
+        <w:gridCol w:w="3408"/>
+        <w:gridCol w:w="3408"/>
+      </w:tblGrid>
+      <w:tr>
+        <w:trPr>
+          <w:tblHeader/>
+        </w:trPr>
+        <w:tc>
+          <w:tcPr>
+            <w:tcW w:type="dxa" w:w="3408"/>
+          </w:tcPr>
+          <w:p>
+            <w:r>
+              <w:t>Statement</w:t>
+            </w:r>
+          </w:p>
+        </w:tc>
+        <w:tc>
+          <w:tcPr>
+            <w:tcW w:type="dxa" w:w="3408"/>
+          </w:tcPr>
+          <w:p>
+            <w:r>
+              <w:t>Value after it runs</w:t>
+            </w:r>
+          </w:p>
+        </w:tc>
+        <w:tc>
+          <w:tcPr>
+            <w:tcW w:type="dxa" w:w="3408"/>
+          </w:tcPr>
+          <w:p>
+            <w:r>
+              <w:t>Visible output</w:t>
+            </w:r>
+          </w:p>
+        </w:tc>
+      </w:tr>
+      <w:tr>
+        <w:tc>
+          <w:tcPr>
+            <w:tcW w:type="dxa" w:w="3408"/>
+          </w:tcPr>
+          <w:p>
+            <w:r>
+              <w:t>packs = 4</w:t>
+            </w:r>
+          </w:p>
+        </w:tc>
+        <w:tc>
+          <w:tcPr>
+            <w:tcW w:type="dxa" w:w="3408"/>
+          </w:tcPr>
+          <w:p>
+            <w:r>
+              <w:t>packs holds 4</w:t>
+            </w:r>
+          </w:p>
+        </w:tc>
+        <w:tc>
+          <w:tcPr>
+            <w:tcW w:type="dxa" w:w="3408"/>
+          </w:tcPr>
+          <w:p>
+            <w:r>
+              <w:t>Nothing yet</w:t>
+            </w:r>
+          </w:p>
+        </w:tc>
+      </w:tr>
+      <w:tr>
+        <w:tc>
+          <w:tcPr>
+            <w:tcW w:type="dxa" w:w="3408"/>
+          </w:tcPr>
+          <w:p>
+            <w:r>
+              <w:t>per_pack = 6</w:t>
+            </w:r>
+          </w:p>
+        </w:tc>
+        <w:tc>
+          <w:tcPr>
+            <w:tcW w:type="dxa" w:w="3408"/>
+          </w:tcPr>
+          <w:p>
+            <w:r>
+              <w:t>per_pack holds 6</w:t>
+            </w:r>
+          </w:p>
+        </w:tc>
+        <w:tc>
+          <w:tcPr>
+            <w:tcW w:type="dxa" w:w="3408"/>
+          </w:tcPr>
+          <w:p>
+            <w:r>
+              <w:t>Nothing yet</w:t>
+            </w:r>
+          </w:p>
+        </w:tc>
+      </w:tr>
+      <w:tr>
+        <w:tc>
+          <w:tcPr>
+            <w:tcW w:type="dxa" w:w="3408"/>
+          </w:tcPr>
+          <w:p>
+            <w:r>
+              <w:t>total = packs * per_pack</w:t>
+            </w:r>
+          </w:p>
+        </w:tc>
+        <w:tc>
+          <w:tcPr>
+            <w:tcW w:type="dxa" w:w="3408"/>
+          </w:tcPr>
+          <w:p>
+            <w:r>
+              <w:t>total holds 24</w:t>
+            </w:r>
+          </w:p>
+        </w:tc>
+        <w:tc>
+          <w:tcPr>
+            <w:tcW w:type="dxa" w:w="3408"/>
+          </w:tcPr>
+          <w:p>
+            <w:r>
+              <w:t>Nothing yet</w:t>
+            </w:r>
+          </w:p>
+        </w:tc>
+      </w:tr>
+      <w:tr>
+        <w:tc>
+          <w:tcPr>
+            <w:tcW w:type="dxa" w:w="3408"/>
+          </w:tcPr>
+          <w:p>
+            <w:r>
+              <w:t>print(total)</w:t>
+            </w:r>
+          </w:p>
+        </w:tc>
+        <w:tc>
+          <w:tcPr>
+            <w:tcW w:type="dxa" w:w="3408"/>
+          </w:tcPr>
+          <w:p>
+            <w:r>
+              <w:t>Stored values unchanged</w:t>
+            </w:r>
+          </w:p>
+        </w:tc>
+        <w:tc>
+          <w:tcPr>
+            <w:tcW w:type="dxa" w:w="3408"/>
+          </w:tcPr>
+          <w:p>
+            <w:r>
+              <w:t>24 on its own line</w:t>
+            </w:r>
+          </w:p>
+        </w:tc>
+      </w:tr>
+    </w:tbl>
+    <w:p>
+      <w:pPr>
+        <w:pStyle w:val="Heading2"/>
+      </w:pPr>
+      <w:r>
+        <w:t>Read the syntax and order</w:t>
+      </w:r>
+    </w:p>
+    <w:p>
+      <w:pPr>
         <w:spacing w:line="336" w:lineRule="auto" w:after="180"/>
       </w:pPr>
       <w:r>
@@ -649,6 +891,30 @@
     </w:p>
     <w:p>
       <w:pPr>
+        <w:pStyle w:val="Heading2"/>
+      </w:pPr>
+      <w:r>
+        <w:t>Explain the deciding step</w:t>
+      </w:r>
+    </w:p>
+    <w:p>
+      <w:pPr>
+        <w:pStyle w:val="ListBullet"/>
+      </w:pPr>
+      <w:r>
+        <w:t>Point to the input, the deciding step and the result in this week’s visual. Explain the same step in ordinary words. A picture helps when you can say what each part represents.</w:t>
+      </w:r>
+    </w:p>
+    <w:p>
+      <w:pPr>
+        <w:pStyle w:val="Heading2"/>
+      </w:pPr>
+      <w:r>
+        <w:t>Earlier wording, alternatives and picture transcripts · reference / check after trying</w:t>
+      </w:r>
+    </w:p>
+    <w:p>
+      <w:pPr>
         <w:pStyle w:val="Heading3"/>
       </w:pPr>
       <w:r>
@@ -657,156 +923,93 @@
     </w:p>
     <w:p>
       <w:pPr>
+        <w:pStyle w:val="Heading1"/>
+      </w:pPr>
+      <w:r>
+        <w:t>04. Compare changed inputs without changing the rule</w:t>
+      </w:r>
+    </w:p>
+    <w:p>
+      <w:r>
+        <w:t>Keep the packing task separate from the pictured spare-seed task.</w:t>
+      </w:r>
+    </w:p>
+    <w:p>
+      <w:pPr>
+        <w:pStyle w:val="Heading2"/>
+      </w:pPr>
+      <w:r>
+        <w:t>Predict the supported change</w:t>
+      </w:r>
+    </w:p>
+    <w:p>
+      <w:pPr>
+        <w:pStyle w:val="ListBullet"/>
+      </w:pPr>
+      <w:r>
+        <w:t>Make records for 4 packs of 6, then 5 packs of 6. Predict before running. Record actual output, any error and what changed. If working on paper, label both results as traces.</w:t>
+      </w:r>
+    </w:p>
+    <w:p>
+      <w:pPr>
+        <w:pStyle w:val="Heading3"/>
+      </w:pPr>
+      <w:r>
+        <w:t>Keep the procedure fixed. Explain what changed in the inputs and result.</w:t>
+      </w:r>
+    </w:p>
+    <w:p>
+      <w:r>
+        <w:t>________________________________________________________________</w:t>
+      </w:r>
+    </w:p>
+    <w:p>
+      <w:r>
+        <w:t>________________________________________________________________</w:t>
+      </w:r>
+    </w:p>
+    <w:p>
+      <w:r>
+        <w:t>________________________________________________________________</w:t>
+      </w:r>
+    </w:p>
+    <w:p>
+      <w:r>
+        <w:t>________________________________________________________________</w:t>
+      </w:r>
+    </w:p>
+    <w:p>
+      <w:r>
+        <w:t>________________________________________________________________</w:t>
+      </w:r>
+    </w:p>
+    <w:p>
+      <w:pPr>
+        <w:pStyle w:val="Heading2"/>
+      </w:pPr>
+      <w:r>
+        <w:t>Predict the pictured variant</w:t>
+      </w:r>
+    </w:p>
+    <w:p>
+      <w:pPr>
+        <w:pStyle w:val="ListBullet"/>
+      </w:pPr>
+      <w:r>
+        <w:t>Change: Change spare to 5 while keeping both tray inputs fixed.</w:t>
+      </w:r>
+    </w:p>
+    <w:p>
+      <w:pPr>
+        <w:pStyle w:val="Heading2"/>
+      </w:pPr>
+      <w:r>
+        <w:t>Check after predicting · reference / check after trying</w:t>
+      </w:r>
+    </w:p>
+    <w:p>
+      <w:pPr>
         <w:spacing w:line="336" w:lineRule="auto" w:after="180"/>
-      </w:pPr>
-      <w:r>
-        <w:rPr>
-          <w:b w:val="0"/>
-        </w:rPr>
-        <w:t xml:space="preserve">Point to the </w:t>
-      </w:r>
-      <w:r>
-        <w:rPr>
-          <w:b/>
-        </w:rPr>
-        <w:t>input</w:t>
-      </w:r>
-      <w:r>
-        <w:rPr>
-          <w:b w:val="0"/>
-        </w:rPr>
-        <w:t>, the deciding step and the result in this week’s visual. Explain the same step in ordinary words. A picture helps when you can say what each part represents.</w:t>
-      </w:r>
-    </w:p>
-    <w:p>
-      <w:pPr>
-        <w:pStyle w:val="Heading1"/>
-      </w:pPr>
-      <w:r>
-        <w:t>04. Compare the cases</w:t>
-      </w:r>
-    </w:p>
-    <w:p>
-      <w:r>
-        <w:t>Compare the supplied cases for From a paper algorithm to Python. Identify the detail that changes the conclusion.</w:t>
-      </w:r>
-    </w:p>
-    <w:p>
-      <w:pPr>
-        <w:pStyle w:val="Heading3"/>
-      </w:pPr>
-      <w:r>
-        <w:t>Compare a familiar case with a changed case</w:t>
-      </w:r>
-    </w:p>
-    <w:p>
-      <w:pPr>
-        <w:spacing w:line="336" w:lineRule="auto" w:after="180"/>
-      </w:pPr>
-      <w:r>
-        <w:rPr>
-          <w:b w:val="0"/>
-        </w:rPr>
-        <w:t xml:space="preserve">Make records for 4 packs of 6, then 5 packs of 6. Predict before running. Record actual </w:t>
-      </w:r>
-      <w:r>
-        <w:rPr>
-          <w:b/>
-        </w:rPr>
-        <w:t>output</w:t>
-      </w:r>
-      <w:r>
-        <w:rPr>
-          <w:b w:val="0"/>
-        </w:rPr>
-        <w:t>, any error and what changed. If working on paper, label both results as traces.</w:t>
-      </w:r>
-    </w:p>
-    <w:p>
-      <w:pPr>
-        <w:pStyle w:val="Heading3"/>
-      </w:pPr>
-      <w:r>
-        <w:t>Keep the procedure fixed. Explain what changed in the inputs and result.</w:t>
-      </w:r>
-    </w:p>
-    <w:p>
-      <w:r>
-        <w:t>________________________________________________________________</w:t>
-      </w:r>
-    </w:p>
-    <w:p>
-      <w:r>
-        <w:t>________________________________________________________________</w:t>
-      </w:r>
-    </w:p>
-    <w:p>
-      <w:r>
-        <w:t>________________________________________________________________</w:t>
-      </w:r>
-    </w:p>
-    <w:p>
-      <w:r>
-        <w:t>________________________________________________________________</w:t>
-      </w:r>
-    </w:p>
-    <w:p>
-      <w:r>
-        <w:t>________________________________________________________________</w:t>
-      </w:r>
-    </w:p>
-    <w:p>
-      <w:pPr>
-        <w:pStyle w:val="Heading3"/>
-      </w:pPr>
-      <w:r>
-        <w:t>Change one thing in the pictured case</w:t>
-      </w:r>
-    </w:p>
-    <w:p>
-      <w:pPr>
-        <w:pStyle w:val="Heading3"/>
-      </w:pPr>
-      <w:r>
-        <w:t>Change one thing</w:t>
-      </w:r>
-    </w:p>
-    <w:p>
-      <w:pPr>
-        <w:spacing w:line="336" w:lineRule="auto" w:after="180"/>
-        <w:shd w:fill="F5F1FB"/>
-      </w:pPr>
-      <w:r>
-        <w:rPr>
-          <w:b w:val="0"/>
-        </w:rPr>
-        <w:t xml:space="preserve">Change: Change spare to 5 while keeping both tray </w:t>
-      </w:r>
-      <w:r>
-        <w:rPr>
-          <w:b/>
-        </w:rPr>
-        <w:t>input</w:t>
-      </w:r>
-      <w:r>
-        <w:rPr>
-          <w:b w:val="0"/>
-        </w:rPr>
-        <w:t>s fixed.</w:t>
-      </w:r>
-    </w:p>
-    <w:p>
-      <w:pPr>
-        <w:pStyle w:val="Heading3"/>
-      </w:pPr>
-      <w:r>
-        <w:t>Predicted result</w:t>
-      </w:r>
-    </w:p>
-    <w:p>
-      <w:pPr>
-        <w:spacing w:line="336" w:lineRule="auto" w:after="180"/>
-        <w:shd w:fill="F1F6FC"/>
       </w:pPr>
       <w:r>
         <w:rPr>
@@ -823,16 +1026,7 @@
     </w:p>
     <w:p>
       <w:pPr>
-        <w:pStyle w:val="Heading3"/>
-      </w:pPr>
-      <w:r>
-        <w:t>Why the result follows</w:t>
-      </w:r>
-    </w:p>
-    <w:p>
-      <w:pPr>
         <w:spacing w:line="336" w:lineRule="auto" w:after="180"/>
-        <w:shd w:fill="F1F6FC"/>
       </w:pPr>
       <w:r>
         <w:rPr>
@@ -843,15 +1037,144 @@
     </w:p>
     <w:p>
       <w:pPr>
+        <w:pStyle w:val="Heading2"/>
+      </w:pPr>
+      <w:r>
+        <w:t>Earlier wording, alternatives and picture transcripts · reference / check after trying</w:t>
+      </w:r>
+    </w:p>
+    <w:p>
+      <w:pPr>
+        <w:pStyle w:val="Heading3"/>
+      </w:pPr>
+      <w:r>
+        <w:t>Compare a familiar case with a changed case</w:t>
+      </w:r>
+    </w:p>
+    <w:p>
+      <w:pPr>
+        <w:pStyle w:val="Heading3"/>
+      </w:pPr>
+      <w:r>
+        <w:t>Change one thing in the pictured case</w:t>
+      </w:r>
+    </w:p>
+    <w:p>
+      <w:pPr>
         <w:pStyle w:val="Heading1"/>
       </w:pPr>
       <w:r>
-        <w:t>05. Words that unlock the idea</w:t>
-      </w:r>
-    </w:p>
-    <w:p>
-      <w:r>
-        <w:t>Use the vocabulary of From a paper algorithm to Python to explain a concrete decision, rather than only memorising definitions.</w:t>
+        <w:t>06. Trace a second complete procedure: trays plus a spare pile</w:t>
+      </w:r>
+    </w:p>
+    <w:p>
+      <w:r>
+        <w:t>Every name corresponds to a supplied quantity.</w:t>
+      </w:r>
+    </w:p>
+    <w:p>
+      <w:pPr>
+        <w:pStyle w:val="Heading2"/>
+      </w:pPr>
+      <w:r>
+        <w:t>Read the complete seed task and inputs</w:t>
+      </w:r>
+    </w:p>
+    <w:p>
+      <w:pPr>
+        <w:spacing w:line="336" w:lineRule="auto" w:after="180"/>
+      </w:pPr>
+      <w:r>
+        <w:rPr>
+          <w:b w:val="0"/>
+        </w:rPr>
+        <w:t xml:space="preserve">Convert a seed-count </w:t>
+      </w:r>
+      <w:r>
+        <w:rPr>
+          <w:b/>
+        </w:rPr>
+        <w:t>algorithm</w:t>
+      </w:r>
+      <w:r>
+        <w:rPr>
+          <w:b w:val="0"/>
+        </w:rPr>
+        <w:t>. The paper plan counts seeds in identical trays, then adds a labelled spare tray.</w:t>
+      </w:r>
+    </w:p>
+    <w:p>
+      <w:pPr>
+        <w:spacing w:line="336" w:lineRule="auto" w:after="180"/>
+      </w:pPr>
+      <w:r>
+        <w:rPr>
+          <w:b w:val="0"/>
+        </w:rPr>
+        <w:t>Python 3: trays=4; per_tray=6; spare=2; total=trays*per_tray+spare; print(total). All quantities count seeds.</w:t>
+      </w:r>
+    </w:p>
+    <w:p>
+      <w:pPr>
+        <w:spacing w:line="336" w:lineRule="auto" w:after="180"/>
+      </w:pPr>
+      <w:r>
+        <w:rPr>
+          <w:b w:val="0"/>
+        </w:rPr>
+        <w:t>The seed task has four equal trays of six seeds plus two separate spare seeds. Multiply only the identical tray groups, then add the spare pile once: 4*6+2=26. Changing spare to 5 gives 29 without changing tray counts. The packing warm-up has no spare pile and gives 24. All quantities are supplied whole nonnegative counts; neither script validates arbitrary typed input or detects a physical miscount.</w:t>
+      </w:r>
+    </w:p>
+    <w:p>
+      <w:pPr>
+        <w:pStyle w:val="Heading2"/>
+      </w:pPr>
+      <w:r>
+        <w:t>Trace the picture and deciding steps</w:t>
+      </w:r>
+    </w:p>
+    <w:p>
+      <w:r>
+        <w:drawing>
+          <wp:inline xmlns:a="http://schemas.openxmlformats.org/drawingml/2006/main" xmlns:pic="http://schemas.openxmlformats.org/drawingml/2006/picture">
+            <wp:extent cx="5486400" cy="3182112"/>
+            <wp:docPr id="1" name="Picture 1" descr="Name the inputs: Four trays hold six seeds each; two extra seeds are separate. → Translate the plan: Multiply tray count by seeds per tray, then add the spare count. → Trace the assignment: 4*6+2 is 26; total stores 26 and print displays it."/>
+            <wp:cNvGraphicFramePr>
+              <a:graphicFrameLocks noChangeAspect="1"/>
+            </wp:cNvGraphicFramePr>
+            <a:graphic>
+              <a:graphicData uri="http://schemas.openxmlformats.org/drawingml/2006/picture">
+                <pic:pic>
+                  <pic:nvPicPr>
+                    <pic:cNvPr id="0" name="academy-story-python-bridge-1-02.png"/>
+                    <pic:cNvPicPr/>
+                  </pic:nvPicPr>
+                  <pic:blipFill>
+                    <a:blip r:embed="rId9"/>
+                    <a:stretch>
+                      <a:fillRect/>
+                    </a:stretch>
+                  </pic:blipFill>
+                  <pic:spPr>
+                    <a:xfrm>
+                      <a:off x="0" y="0"/>
+                      <a:ext cx="5486400" cy="3182112"/>
+                    </a:xfrm>
+                    <a:prstGeom prst="rect"/>
+                  </pic:spPr>
+                </pic:pic>
+              </a:graphicData>
+            </a:graphic>
+          </wp:inline>
+        </w:drawing>
+      </w:r>
+    </w:p>
+    <w:p>
+      <w:pPr>
+        <w:pStyle w:val="Heading3"/>
+      </w:pPr>
+      <w:r>
+        <w:t>Read the picture one step at a time</w:t>
       </w:r>
     </w:p>
     <w:tbl>
@@ -874,7 +1197,7 @@
           </w:tcPr>
           <w:p>
             <w:r>
-              <w:t>Word</w:t>
+              <w:t>Step</w:t>
             </w:r>
           </w:p>
         </w:tc>
@@ -884,7 +1207,7 @@
           </w:tcPr>
           <w:p>
             <w:r>
-              <w:t>Meaning</w:t>
+              <w:t>What happens and why</w:t>
             </w:r>
           </w:p>
         </w:tc>
@@ -896,7 +1219,7 @@
           </w:tcPr>
           <w:p>
             <w:r>
-              <w:t>Algorithm</w:t>
+              <w:t>1. Name the inputs</w:t>
             </w:r>
           </w:p>
         </w:tc>
@@ -906,7 +1229,7 @@
           </w:tcPr>
           <w:p>
             <w:r>
-              <w:t>An ordered procedure for solving a stated problem</w:t>
+              <w:t>Four trays hold six seeds each; two extra seeds are separate.</w:t>
             </w:r>
           </w:p>
         </w:tc>
@@ -918,7 +1241,7 @@
           </w:tcPr>
           <w:p>
             <w:r>
-              <w:t>Program</w:t>
+              <w:t>2. Translate the plan</w:t>
             </w:r>
           </w:p>
         </w:tc>
@@ -928,7 +1251,7 @@
           </w:tcPr>
           <w:p>
             <w:r>
-              <w:t>Instructions written in a language a computer can execute</w:t>
+              <w:t>Multiply tray count by seeds per tray, then add the spare count.</w:t>
             </w:r>
           </w:p>
         </w:tc>
@@ -940,7 +1263,7 @@
           </w:tcPr>
           <w:p>
             <w:r>
-              <w:t>Interpreter</w:t>
+              <w:t>3. Trace the assignment</w:t>
             </w:r>
           </w:p>
         </w:tc>
@@ -950,90 +1273,144 @@
           </w:tcPr>
           <w:p>
             <w:r>
-              <w:t>Software that executes Python instructions</w:t>
-            </w:r>
-          </w:p>
-        </w:tc>
-      </w:tr>
-      <w:tr>
-        <w:tc>
-          <w:tcPr>
-            <w:tcW w:type="dxa" w:w="5112"/>
-          </w:tcPr>
-          <w:p>
-            <w:r>
-              <w:t>Assignment</w:t>
-            </w:r>
-          </w:p>
-        </w:tc>
-        <w:tc>
-          <w:tcPr>
-            <w:tcW w:type="dxa" w:w="5112"/>
-          </w:tcPr>
-          <w:p>
-            <w:r>
-              <w:t>Binding a name to the value of an expression</w:t>
-            </w:r>
-          </w:p>
-        </w:tc>
-      </w:tr>
-      <w:tr>
-        <w:tc>
-          <w:tcPr>
-            <w:tcW w:type="dxa" w:w="5112"/>
-          </w:tcPr>
-          <w:p>
-            <w:r>
-              <w:t>Output</w:t>
-            </w:r>
-          </w:p>
-        </w:tc>
-        <w:tc>
-          <w:tcPr>
-            <w:tcW w:type="dxa" w:w="5112"/>
-          </w:tcPr>
-          <w:p>
-            <w:r>
-              <w:t>Information a program displays or returns</w:t>
+              <w:t>4*6+2 is 26; total stores 26 and print displays it.</w:t>
             </w:r>
           </w:p>
         </w:tc>
       </w:tr>
     </w:tbl>
     <w:p>
-      <w:pPr>
-        <w:pStyle w:val="Heading3"/>
-      </w:pPr>
-      <w:r>
-        <w:t>Use two terms to explain a step in this week’s example.</w:t>
-      </w:r>
-    </w:p>
-    <w:p>
-      <w:r>
-        <w:t>________________________________________________________________</w:t>
-      </w:r>
-    </w:p>
-    <w:p>
-      <w:r>
-        <w:t>________________________________________________________________</w:t>
-      </w:r>
-    </w:p>
-    <w:p>
-      <w:r>
-        <w:t>________________________________________________________________</w:t>
-      </w:r>
-    </w:p>
-    <w:p>
-      <w:pPr>
-        <w:pStyle w:val="Heading1"/>
-      </w:pPr>
-      <w:r>
-        <w:t>06. Follow a worked example</w:t>
-      </w:r>
-    </w:p>
-    <w:p>
-      <w:r>
-        <w:t>Follow the worked trace for From a paper algorithm to Python, predict a step, then compare with its explanation.</w:t>
+      <w:r>
+        <w:t>Match each pictured step to the supplied facts. This is a worked teaching case, not an independent assessment.</w:t>
+      </w:r>
+    </w:p>
+    <w:p>
+      <w:pPr>
+        <w:spacing w:line="336" w:lineRule="auto" w:after="180"/>
+      </w:pPr>
+      <w:r>
+        <w:rPr>
+          <w:b w:val="0"/>
+        </w:rPr>
+        <w:t>Python follows the arithmetic instructions. This translation automates a declared counting rule; it does not train a model from examples.</w:t>
+      </w:r>
+    </w:p>
+    <w:p>
+      <w:pPr>
+        <w:pStyle w:val="Heading2"/>
+      </w:pPr>
+      <w:r>
+        <w:t>Read the complete five-line seed script</w:t>
+      </w:r>
+    </w:p>
+    <w:p>
+      <w:r>
+        <w:rPr>
+          <w:rFonts w:ascii="Courier New" w:hAnsi="Courier New"/>
+          <w:sz w:val="18"/>
+        </w:rPr>
+        <w:t>trays = 4</w:t>
+        <w:br/>
+        <w:t>per_tray = 6</w:t>
+        <w:br/>
+        <w:t>spare = 2</w:t>
+        <w:br/>
+        <w:t>total = trays * per_tray + spare</w:t>
+        <w:br/>
+        <w:t>print(total)</w:t>
+        <w:br/>
+      </w:r>
+    </w:p>
+    <w:p>
+      <w:pPr>
+        <w:pStyle w:val="Heading2"/>
+      </w:pPr>
+      <w:r>
+        <w:t>Predict changing only the spare pile</w:t>
+      </w:r>
+    </w:p>
+    <w:p>
+      <w:pPr>
+        <w:pStyle w:val="ListBullet"/>
+      </w:pPr>
+      <w:r>
+        <w:t>Change one thing: Change spare to 5 while keeping both tray inputs fixed. Predict the result before checking the explanation. What remains the same?</w:t>
+      </w:r>
+    </w:p>
+    <w:p>
+      <w:pPr>
+        <w:pStyle w:val="Heading2"/>
+      </w:pPr>
+      <w:r>
+        <w:t>Check after predicting · reference / check after trying</w:t>
+      </w:r>
+    </w:p>
+    <w:p>
+      <w:r>
+        <w:drawing>
+          <wp:inline xmlns:a="http://schemas.openxmlformats.org/drawingml/2006/main" xmlns:pic="http://schemas.openxmlformats.org/drawingml/2006/picture">
+            <wp:extent cx="5486400" cy="3026664"/>
+            <wp:docPr id="2" name="Picture 2" descr="Original case: 4*6+2 is 26; total stores 26 and print displays it. Changed condition: Change spare to 5 while keeping both tray inputs fixed. Expected result: The printed total becomes 29. Reason: 4*6 remains 24; adding five gives 29."/>
+            <wp:cNvGraphicFramePr>
+              <a:graphicFrameLocks noChangeAspect="1"/>
+            </wp:cNvGraphicFramePr>
+            <a:graphic>
+              <a:graphicData uri="http://schemas.openxmlformats.org/drawingml/2006/picture">
+                <pic:pic>
+                  <pic:nvPicPr>
+                    <pic:cNvPr id="0" name="academy-story-python-bridge-1-04.png"/>
+                    <pic:cNvPicPr/>
+                  </pic:nvPicPr>
+                  <pic:blipFill>
+                    <a:blip r:embed="rId10"/>
+                    <a:stretch>
+                      <a:fillRect/>
+                    </a:stretch>
+                  </pic:blipFill>
+                  <pic:spPr>
+                    <a:xfrm>
+                      <a:off x="0" y="0"/>
+                      <a:ext cx="5486400" cy="3026664"/>
+                    </a:xfrm>
+                    <a:prstGeom prst="rect"/>
+                  </pic:spPr>
+                </pic:pic>
+              </a:graphicData>
+            </a:graphic>
+          </wp:inline>
+        </w:drawing>
+      </w:r>
+    </w:p>
+    <w:p>
+      <w:pPr>
+        <w:pStyle w:val="Heading2"/>
+      </w:pPr>
+      <w:r>
+        <w:t>State the counted-input limit</w:t>
+      </w:r>
+    </w:p>
+    <w:p>
+      <w:pPr>
+        <w:pStyle w:val="ListBullet"/>
+      </w:pPr>
+      <w:r>
+        <w:t>The calculation assumes identical tray sizes and measured counts; it cannot detect a miscounted tray.</w:t>
+      </w:r>
+    </w:p>
+    <w:p>
+      <w:pPr>
+        <w:pStyle w:val="ListBullet"/>
+      </w:pPr>
+      <w:r>
+        <w:t>Read the labelled picture: Match each paper quantity to its Python name. Why does the spare count get added once, and what prints when spare is five?</w:t>
+      </w:r>
+    </w:p>
+    <w:p>
+      <w:pPr>
+        <w:pStyle w:val="Heading2"/>
+      </w:pPr>
+      <w:r>
+        <w:t>Packing warm-up · Expected and observed record · reference / check after trying</w:t>
       </w:r>
     </w:p>
     <w:tbl>
@@ -1213,16 +1590,7 @@
     </w:tbl>
     <w:p>
       <w:pPr>
-        <w:pStyle w:val="Heading3"/>
-      </w:pPr>
-      <w:r>
-        <w:t>Worked explanation · From a paper algorithm to Python</w:t>
-      </w:r>
-    </w:p>
-    <w:p>
-      <w:pPr>
         <w:spacing w:line="336" w:lineRule="auto" w:after="180"/>
-        <w:shd w:fill="F1F6FC"/>
       </w:pPr>
       <w:r>
         <w:rPr>
@@ -1270,7 +1638,6 @@
     <w:p>
       <w:pPr>
         <w:spacing w:line="336" w:lineRule="auto" w:after="180"/>
-        <w:shd w:fill="F1F6FC"/>
       </w:pPr>
       <w:r>
         <w:rPr>
@@ -1326,6 +1693,14 @@
     </w:p>
     <w:p>
       <w:pPr>
+        <w:pStyle w:val="Heading2"/>
+      </w:pPr>
+      <w:r>
+        <w:t>Earlier wording, alternatives and picture transcripts · reference / check after trying</w:t>
+      </w:r>
+    </w:p>
+    <w:p>
+      <w:pPr>
         <w:pStyle w:val="Heading3"/>
       </w:pPr>
       <w:r>
@@ -1353,53 +1728,10 @@
     </w:p>
     <w:p>
       <w:pPr>
-        <w:spacing w:line="336" w:lineRule="auto" w:after="180"/>
-      </w:pPr>
-      <w:r>
-        <w:rPr>
-          <w:b w:val="0"/>
-        </w:rPr>
-        <w:t xml:space="preserve">Convert a seed-count </w:t>
-      </w:r>
-      <w:r>
-        <w:rPr>
-          <w:b/>
-        </w:rPr>
-        <w:t>algorithm</w:t>
-      </w:r>
-      <w:r>
-        <w:rPr>
-          <w:b w:val="0"/>
-        </w:rPr>
-        <w:t>. The paper plan counts seeds in identical trays, then adds a labelled spare tray.</w:t>
-      </w:r>
-    </w:p>
-    <w:p>
-      <w:pPr>
         <w:pStyle w:val="Heading3"/>
       </w:pPr>
       <w:r>
         <w:t>The facts we will use</w:t>
-      </w:r>
-    </w:p>
-    <w:p>
-      <w:pPr>
-        <w:pStyle w:val="Heading3"/>
-      </w:pPr>
-      <w:r>
-        <w:t>Supplied facts</w:t>
-      </w:r>
-    </w:p>
-    <w:p>
-      <w:pPr>
-        <w:spacing w:line="336" w:lineRule="auto" w:after="180"/>
-        <w:shd w:fill="F1F6FC"/>
-      </w:pPr>
-      <w:r>
-        <w:rPr>
-          <w:b w:val="0"/>
-        </w:rPr>
-        <w:t>Python 3: trays=4; per_tray=6; spare=2; total=trays*per_tray+spare; print(total). All quantities count seeds.</w:t>
       </w:r>
     </w:p>
     <w:p>
@@ -1407,7 +1739,7 @@
         <w:drawing>
           <wp:inline xmlns:a="http://schemas.openxmlformats.org/drawingml/2006/main" xmlns:pic="http://schemas.openxmlformats.org/drawingml/2006/picture">
             <wp:extent cx="5486400" cy="5225143"/>
-            <wp:docPr id="1" name="Picture 1" descr="From a paper algorithm to Python. Name the inputs: Four trays hold six seeds each; two extra seeds are separate.. Translate the plan: Multiply tray count by seeds per tray, then add the spare count.. Trace the assignment: 4*6+2 is 26; total stores 26 and print displays it."/>
+            <wp:docPr id="3" name="Picture 3" descr="From a paper algorithm to Python. Name the inputs: Four trays hold six seeds each; two extra seeds are separate.. Translate the plan: Multiply tray count by seeds per tray, then add the spare count.. Trace the assignment: 4*6+2 is 26; total stores 26 and print displays it."/>
             <wp:cNvGraphicFramePr>
               <a:graphicFrameLocks noChangeAspect="1"/>
             </wp:cNvGraphicFramePr>
@@ -1419,7 +1751,7 @@
                     <pic:cNvPicPr/>
                   </pic:nvPicPr>
                   <pic:blipFill>
-                    <a:blip r:embed="rId9"/>
+                    <a:blip r:embed="rId11"/>
                     <a:stretch>
                       <a:fillRect/>
                     </a:stretch>
@@ -1443,114 +1775,7 @@
         <w:pStyle w:val="Heading3"/>
       </w:pPr>
       <w:r>
-        <w:t>Read the picture one step at a time</w:t>
-      </w:r>
-    </w:p>
-    <w:tbl>
-      <w:tblPr>
-        <w:tblStyle w:val="LightShading-Accent1"/>
-        <w:tblW w:type="auto" w:w="0"/>
-        <w:tblLook w:firstColumn="1" w:firstRow="1" w:lastColumn="0" w:lastRow="0" w:noHBand="0" w:noVBand="1" w:val="04A0"/>
-      </w:tblPr>
-      <w:tblGrid>
-        <w:gridCol w:w="5112"/>
-        <w:gridCol w:w="5112"/>
-      </w:tblGrid>
-      <w:tr>
-        <w:trPr>
-          <w:tblHeader/>
-        </w:trPr>
-        <w:tc>
-          <w:tcPr>
-            <w:tcW w:type="dxa" w:w="5112"/>
-          </w:tcPr>
-          <w:p>
-            <w:r>
-              <w:t>Step</w:t>
-            </w:r>
-          </w:p>
-        </w:tc>
-        <w:tc>
-          <w:tcPr>
-            <w:tcW w:type="dxa" w:w="5112"/>
-          </w:tcPr>
-          <w:p>
-            <w:r>
-              <w:t>What happens and why</w:t>
-            </w:r>
-          </w:p>
-        </w:tc>
-      </w:tr>
-      <w:tr>
-        <w:tc>
-          <w:tcPr>
-            <w:tcW w:type="dxa" w:w="5112"/>
-          </w:tcPr>
-          <w:p>
-            <w:r>
-              <w:t>1. Name the inputs</w:t>
-            </w:r>
-          </w:p>
-        </w:tc>
-        <w:tc>
-          <w:tcPr>
-            <w:tcW w:type="dxa" w:w="5112"/>
-          </w:tcPr>
-          <w:p>
-            <w:r>
-              <w:t>Four trays hold six seeds each; two extra seeds are separate.</w:t>
-            </w:r>
-          </w:p>
-        </w:tc>
-      </w:tr>
-      <w:tr>
-        <w:tc>
-          <w:tcPr>
-            <w:tcW w:type="dxa" w:w="5112"/>
-          </w:tcPr>
-          <w:p>
-            <w:r>
-              <w:t>2. Translate the plan</w:t>
-            </w:r>
-          </w:p>
-        </w:tc>
-        <w:tc>
-          <w:tcPr>
-            <w:tcW w:type="dxa" w:w="5112"/>
-          </w:tcPr>
-          <w:p>
-            <w:r>
-              <w:t>Multiply tray count by seeds per tray, then add the spare count.</w:t>
-            </w:r>
-          </w:p>
-        </w:tc>
-      </w:tr>
-      <w:tr>
-        <w:tc>
-          <w:tcPr>
-            <w:tcW w:type="dxa" w:w="5112"/>
-          </w:tcPr>
-          <w:p>
-            <w:r>
-              <w:t>3. Trace the assignment</w:t>
-            </w:r>
-          </w:p>
-        </w:tc>
-        <w:tc>
-          <w:tcPr>
-            <w:tcW w:type="dxa" w:w="5112"/>
-          </w:tcPr>
-          <w:p>
-            <w:r>
-              <w:t>4*6+2 is 26; total stores 26 and print displays it.</w:t>
-            </w:r>
-          </w:p>
-        </w:tc>
-      </w:tr>
-    </w:tbl>
-    <w:p>
-      <w:r>
-        <w:t>Match each pictured step to the supplied facts. This is a worked teaching case, not an independent assessment.</w:t>
+        <w:t>Why this result follows</w:t>
       </w:r>
     </w:p>
     <w:p>
@@ -1558,95 +1783,51 @@
         <w:pStyle w:val="Heading3"/>
       </w:pPr>
       <w:r>
-        <w:t>Why this result follows</w:t>
-      </w:r>
-    </w:p>
-    <w:p>
-      <w:pPr>
-        <w:pStyle w:val="Heading3"/>
-      </w:pPr>
-      <w:r>
-        <w:t>Why the result follows</w:t>
+        <w:t>What this example does not establish</w:t>
+      </w:r>
+    </w:p>
+    <w:p>
+      <w:pPr>
+        <w:pStyle w:val="Heading1"/>
+      </w:pPr>
+      <w:r>
+        <w:t>07. Find a wrong rule or an early print statement</w:t>
+      </w:r>
+    </w:p>
+    <w:p>
+      <w:r>
+        <w:t>A program can finish without satisfying the task.</w:t>
+      </w:r>
+    </w:p>
+    <w:p>
+      <w:pPr>
+        <w:pStyle w:val="Heading2"/>
+      </w:pPr>
+      <w:r>
+        <w:t>Change packs, save and run the whole file</w:t>
       </w:r>
     </w:p>
     <w:p>
       <w:pPr>
         <w:spacing w:line="336" w:lineRule="auto" w:after="180"/>
-        <w:shd w:fill="F1F6FC"/>
       </w:pPr>
       <w:r>
         <w:rPr>
           <w:b w:val="0"/>
         </w:rPr>
-        <w:t>Python follows the arithmetic instructions. This translation automates a declared counting rule; it does not train a model from examples.</w:t>
-      </w:r>
-    </w:p>
-    <w:p>
-      <w:pPr>
-        <w:pStyle w:val="Heading3"/>
-      </w:pPr>
-      <w:r>
-        <w:t>What this example does not establish</w:t>
-      </w:r>
-    </w:p>
-    <w:p>
-      <w:pPr>
-        <w:pStyle w:val="Heading3"/>
-      </w:pPr>
-      <w:r>
-        <w:t>Keep the stated limit</w:t>
-      </w:r>
-    </w:p>
-    <w:p>
-      <w:pPr>
-        <w:spacing w:line="336" w:lineRule="auto" w:after="180"/>
-        <w:shd w:fill="FFF5E6"/>
-      </w:pPr>
+        <w:t xml:space="preserve">Change only packs to 5. Predict the result from five groups of six, save, then run the entire file again. The expected </w:t>
+      </w:r>
+      <w:r>
+        <w:rPr>
+          <w:b/>
+        </w:rPr>
+        <w:t>output</w:t>
+      </w:r>
       <w:r>
         <w:rPr>
           <w:b w:val="0"/>
         </w:rPr>
-        <w:t>The calculation assumes identical tray sizes and measured counts; it cannot detect a miscounted tray.</w:t>
-      </w:r>
-    </w:p>
-    <w:p>
-      <w:pPr>
-        <w:pStyle w:val="Heading3"/>
-      </w:pPr>
-      <w:r>
-        <w:t>Keep the stated limit</w:t>
-      </w:r>
-    </w:p>
-    <w:p>
-      <w:pPr>
-        <w:spacing w:line="336" w:lineRule="auto" w:after="180"/>
-        <w:shd w:fill="FFF5E6"/>
-      </w:pPr>
-      <w:r>
-        <w:rPr>
-          <w:b w:val="0"/>
-        </w:rPr>
-        <w:t>Read the labelled picture: Match each paper quantity to its Python name. Why does the spare count get added once, and what prints when spare is five?</w:t>
-      </w:r>
-    </w:p>
-    <w:p>
-      <w:pPr>
-        <w:pStyle w:val="Heading3"/>
-      </w:pPr>
-      <w:r>
-        <w:t>Keep the stated limit</w:t>
-      </w:r>
-    </w:p>
-    <w:p>
-      <w:pPr>
-        <w:spacing w:line="336" w:lineRule="auto" w:after="180"/>
-        <w:shd w:fill="FFF5E6"/>
-      </w:pPr>
-      <w:r>
-        <w:rPr>
-          <w:b w:val="0"/>
-        </w:rPr>
-        <w:t xml:space="preserve">Change one thing: Change spare to 5 while keeping both tray </w:t>
+        <w:t xml:space="preserve"> is 30. Keep the original four-pack result beside the new one and label the changed </w:t>
       </w:r>
       <w:r>
         <w:rPr>
@@ -1658,70 +1839,12 @@
         <w:rPr>
           <w:b w:val="0"/>
         </w:rPr>
-        <w:t>s fixed. Predict the result before checking the explanation. What remains the same?</w:t>
-      </w:r>
-    </w:p>
-    <w:p>
-      <w:pPr>
-        <w:pStyle w:val="Heading1"/>
-      </w:pPr>
-      <w:r>
-        <w:t>07. Find and repair a mistake</w:t>
-      </w:r>
-    </w:p>
-    <w:p>
-      <w:r>
-        <w:t>Find the unsupported step in the From a paper algorithm to Python claim and explain a repair using the supplied evidence.</w:t>
-      </w:r>
-    </w:p>
-    <w:p>
-      <w:pPr>
-        <w:pStyle w:val="Heading3"/>
-      </w:pPr>
-      <w:r>
-        <w:t>Check the claim against the facts</w:t>
+        <w:t>.</w:t>
       </w:r>
     </w:p>
     <w:p>
       <w:pPr>
         <w:spacing w:line="336" w:lineRule="auto" w:after="180"/>
-        <w:shd w:fill="FFF5E6"/>
-      </w:pPr>
-      <w:r>
-        <w:rPr>
-          <w:b w:val="0"/>
-        </w:rPr>
-        <w:t xml:space="preserve">Change only packs to 5. Predict the result from five groups of six, save, then run the entire file again. The expected </w:t>
-      </w:r>
-      <w:r>
-        <w:rPr>
-          <w:b/>
-        </w:rPr>
-        <w:t>output</w:t>
-      </w:r>
-      <w:r>
-        <w:rPr>
-          <w:b w:val="0"/>
-        </w:rPr>
-        <w:t xml:space="preserve"> is 30. Keep the original four-pack result beside the new one and label the changed </w:t>
-      </w:r>
-      <w:r>
-        <w:rPr>
-          <w:b/>
-        </w:rPr>
-        <w:t>input</w:t>
-      </w:r>
-      <w:r>
-        <w:rPr>
-          <w:b w:val="0"/>
-        </w:rPr>
-        <w:t>.</w:t>
-      </w:r>
-    </w:p>
-    <w:p>
-      <w:pPr>
-        <w:spacing w:line="336" w:lineRule="auto" w:after="180"/>
-        <w:shd w:fill="FFF5E6"/>
       </w:pPr>
       <w:r>
         <w:rPr>
@@ -1747,16 +1870,15 @@
     </w:p>
     <w:p>
       <w:pPr>
-        <w:pStyle w:val="Heading3"/>
-      </w:pPr>
-      <w:r>
-        <w:t>Check the claim against the facts</w:t>
+        <w:pStyle w:val="Heading2"/>
+      </w:pPr>
+      <w:r>
+        <w:t>Inspect the addition-instead-of-multiplication error</w:t>
       </w:r>
     </w:p>
     <w:p>
       <w:pPr>
         <w:spacing w:line="336" w:lineRule="auto" w:after="180"/>
-        <w:shd w:fill="FFF5E6"/>
       </w:pPr>
       <w:r>
         <w:rPr>
@@ -1792,7 +1914,6 @@
     <w:p>
       <w:pPr>
         <w:spacing w:line="336" w:lineRule="auto" w:after="180"/>
-        <w:shd w:fill="FFF5E6"/>
       </w:pPr>
       <w:r>
         <w:rPr>
@@ -1803,21 +1924,101 @@
     </w:p>
     <w:p>
       <w:pPr>
+        <w:pStyle w:val="Heading2"/>
+      </w:pPr>
+      <w:r>
+        <w:t>Predict reading total before it exists</w:t>
+      </w:r>
+    </w:p>
+    <w:p>
+      <w:pPr>
+        <w:pStyle w:val="ListBullet"/>
+      </w:pPr>
+      <w:r>
+        <w:t>Move print(total) to the first line of a fresh script. Predict what happens and why. Put the lines back into an order that meets the requirement.</w:t>
+      </w:r>
+    </w:p>
+    <w:p>
+      <w:pPr>
         <w:pStyle w:val="Heading3"/>
       </w:pPr>
       <w:r>
+        <w:t>State one repair and the checks you would rerun.</w:t>
+      </w:r>
+    </w:p>
+    <w:p>
+      <w:r>
+        <w:t>________________________________________________________________</w:t>
+      </w:r>
+    </w:p>
+    <w:p>
+      <w:r>
+        <w:t>________________________________________________________________</w:t>
+      </w:r>
+    </w:p>
+    <w:p>
+      <w:r>
+        <w:t>________________________________________________________________</w:t>
+      </w:r>
+    </w:p>
+    <w:p>
+      <w:r>
+        <w:t>________________________________________________________________</w:t>
+      </w:r>
+    </w:p>
+    <w:p>
+      <w:r>
+        <w:t>________________________________________________________________</w:t>
+      </w:r>
+    </w:p>
+    <w:p>
+      <w:r>
+        <w:t>________________________________________________________________</w:t>
+      </w:r>
+    </w:p>
+    <w:p>
+      <w:pPr>
+        <w:pStyle w:val="Heading2"/>
+      </w:pPr>
+      <w:r>
+        <w:t>Earlier wording, alternatives and picture transcripts · reference / check after trying</w:t>
+      </w:r>
+    </w:p>
+    <w:p>
+      <w:pPr>
+        <w:pStyle w:val="Heading3"/>
+      </w:pPr>
+      <w:r>
         <w:t>Locate the earliest unsupported step</w:t>
       </w:r>
     </w:p>
     <w:p>
       <w:pPr>
-        <w:spacing w:line="336" w:lineRule="auto" w:after="180"/>
-      </w:pPr>
-      <w:r>
-        <w:rPr>
-          <w:b w:val="0"/>
-        </w:rPr>
-        <w:t>Move print(total) to the first line of a fresh script. Predict what happens and why. Put the lines back into an order that meets the requirement.</w:t>
+        <w:pStyle w:val="Heading1"/>
+      </w:pPr>
+      <w:r>
+        <w:t>08. Explain the packing script with less help</w:t>
+      </w:r>
+    </w:p>
+    <w:p>
+      <w:r>
+        <w:t>Use one response record and label the help you used.</w:t>
+      </w:r>
+    </w:p>
+    <w:p>
+      <w:pPr>
+        <w:pStyle w:val="Heading2"/>
+      </w:pPr>
+      <w:r>
+        <w:t>Explain each line</w:t>
+      </w:r>
+    </w:p>
+    <w:p>
+      <w:pPr>
+        <w:pStyle w:val="ListBullet"/>
+      </w:pPr>
+      <w:r>
+        <w:t>Write the complete four-line script for 4 packs of 6. Beside each line explain what it does. Which line displays information?</w:t>
       </w:r>
     </w:p>
     <w:p>
@@ -1825,7 +2026,7 @@
         <w:pStyle w:val="Heading3"/>
       </w:pPr>
       <w:r>
-        <w:t>State one repair and the checks you would rerun.</w:t>
+        <w:t>Why is there no displayed output after the third line? What changes if print(total) is placed first in a fresh run, before any assignment? Explain using which names exist.</w:t>
       </w:r>
     </w:p>
     <w:p>
@@ -1854,44 +2055,19 @@
       </w:r>
     </w:p>
     <w:p>
+      <w:pPr>
+        <w:pStyle w:val="Heading3"/>
+      </w:pPr>
+      <w:r>
+        <w:t>Explain your prediction to a partner before comparing results.</w:t>
+      </w:r>
+    </w:p>
+    <w:p>
       <w:r>
         <w:t>________________________________________________________________</w:t>
       </w:r>
     </w:p>
     <w:p>
-      <w:pPr>
-        <w:pStyle w:val="Heading1"/>
-      </w:pPr>
-      <w:r>
-        <w:t>08. Practise together</w:t>
-      </w:r>
-    </w:p>
-    <w:p>
-      <w:r>
-        <w:t>Practise From a paper algorithm to Python with support, then explain the deciding step in your own words.</w:t>
-      </w:r>
-    </w:p>
-    <w:p>
-      <w:pPr>
-        <w:spacing w:line="336" w:lineRule="auto" w:after="180"/>
-        <w:shd w:fill="F5F1FB"/>
-      </w:pPr>
-      <w:r>
-        <w:rPr>
-          <w:b w:val="0"/>
-        </w:rPr>
-        <w:t>Write the complete four-line script for 4 packs of 6. Beside each line explain what it does. Which line displays information?</w:t>
-      </w:r>
-    </w:p>
-    <w:p>
-      <w:pPr>
-        <w:pStyle w:val="Heading3"/>
-      </w:pPr>
-      <w:r>
-        <w:t>Why is there no displayed output after the third line? What changes if print(total) is placed first in a fresh run, before any assignment? Explain using which names exist.</w:t>
-      </w:r>
-    </w:p>
-    <w:p>
       <w:r>
         <w:t>________________________________________________________________</w:t>
       </w:r>
@@ -1907,49 +2083,11 @@
       </w:r>
     </w:p>
     <w:p>
-      <w:r>
-        <w:t>________________________________________________________________</w:t>
-      </w:r>
-    </w:p>
-    <w:p>
-      <w:r>
-        <w:t>________________________________________________________________</w:t>
-      </w:r>
-    </w:p>
-    <w:p>
-      <w:pPr>
-        <w:pStyle w:val="Heading3"/>
-      </w:pPr>
-      <w:r>
-        <w:t>Explain your prediction to a partner before comparing results.</w:t>
-      </w:r>
-    </w:p>
-    <w:p>
-      <w:r>
-        <w:t>________________________________________________________________</w:t>
-      </w:r>
-    </w:p>
-    <w:p>
-      <w:r>
-        <w:t>________________________________________________________________</w:t>
-      </w:r>
-    </w:p>
-    <w:p>
-      <w:r>
-        <w:t>________________________________________________________________</w:t>
-      </w:r>
-    </w:p>
-    <w:p>
-      <w:r>
-        <w:t>________________________________________________________________</w:t>
-      </w:r>
-    </w:p>
-    <w:p>
-      <w:pPr>
-        <w:pStyle w:val="Heading3"/>
-      </w:pPr>
-      <w:r>
-        <w:t>Practise with less help: Predict then observe</w:t>
+      <w:pPr>
+        <w:pStyle w:val="Heading2"/>
+      </w:pPr>
+      <w:r>
+        <w:t>Complete W2 prediction and observation</w:t>
       </w:r>
     </w:p>
     <w:p>
@@ -2068,6 +2206,109 @@
     </w:tbl>
     <w:p>
       <w:pPr>
+        <w:pStyle w:val="Heading2"/>
+      </w:pPr>
+      <w:r>
+        <w:t>Check assignment versus display</w:t>
+      </w:r>
+    </w:p>
+    <w:p>
+      <w:pPr>
+        <w:pStyle w:val="ListBullet"/>
+      </w:pPr>
+      <w:r>
+        <w:t>Use the worked case for From a paper algorithm to Python. Proposed explanation: “An equals sign displays the answer”. Decide whether this explanation is supported. Point to the step or supplied fact that decides; explain your repair if needed.</w:t>
+      </w:r>
+    </w:p>
+    <w:p>
+      <w:pPr>
+        <w:pStyle w:val="ListBullet"/>
+      </w:pPr>
+      <w:r>
+        <w:t>Answer on your own before discussion. If you are unsure, say which step you need help with.</w:t>
+      </w:r>
+    </w:p>
+    <w:p>
+      <w:pPr>
+        <w:pStyle w:val="Heading2"/>
+      </w:pPr>
+      <w:r>
+        <w:t>Explain the pictured spare count</w:t>
+      </w:r>
+    </w:p>
+    <w:p>
+      <w:pPr>
+        <w:pStyle w:val="ListBullet"/>
+      </w:pPr>
+      <w:r>
+        <w:t>Match each paper quantity to its Python name. Why does the spare count get added once, and what prints when spare is five?</w:t>
+      </w:r>
+    </w:p>
+    <w:p>
+      <w:pPr>
+        <w:pStyle w:val="Heading3"/>
+      </w:pPr>
+      <w:r>
+        <w:t>My explanation using a pictured step and the given facts</w:t>
+      </w:r>
+    </w:p>
+    <w:p>
+      <w:r>
+        <w:t>________________________________________________________________</w:t>
+      </w:r>
+    </w:p>
+    <w:p>
+      <w:r>
+        <w:t>________________________________________________________________</w:t>
+      </w:r>
+    </w:p>
+    <w:p>
+      <w:r>
+        <w:t>________________________________________________________________</w:t>
+      </w:r>
+    </w:p>
+    <w:p>
+      <w:r>
+        <w:t>________________________________________________________________</w:t>
+      </w:r>
+    </w:p>
+    <w:p>
+      <w:pPr>
+        <w:pStyle w:val="Heading2"/>
+      </w:pPr>
+      <w:r>
+        <w:t>Reserve the selected transfer task</w:t>
+      </w:r>
+    </w:p>
+    <w:p>
+      <w:pPr>
+        <w:spacing w:line="336" w:lineRule="auto" w:after="180"/>
+      </w:pPr>
+      <w:r>
+        <w:rPr>
+          <w:b w:val="0"/>
+        </w:rPr>
+        <w:t>This is supported practice. Keep the separately named independent case for an attempt before feedback.</w:t>
+      </w:r>
+    </w:p>
+    <w:p>
+      <w:pPr>
+        <w:pStyle w:val="Heading2"/>
+      </w:pPr>
+      <w:r>
+        <w:t>Earlier wording, alternatives and picture transcripts · reference / check after trying</w:t>
+      </w:r>
+    </w:p>
+    <w:p>
+      <w:pPr>
+        <w:pStyle w:val="Heading3"/>
+      </w:pPr>
+      <w:r>
+        <w:t>Practise with less help: Predict then observe</w:t>
+      </w:r>
+    </w:p>
+    <w:p>
+      <w:pPr>
         <w:spacing w:line="336" w:lineRule="auto" w:after="180"/>
       </w:pPr>
       <w:r>
@@ -2087,51 +2328,6 @@
     </w:p>
     <w:p>
       <w:pPr>
-        <w:spacing w:line="336" w:lineRule="auto" w:after="180"/>
-      </w:pPr>
-      <w:r>
-        <w:rPr>
-          <w:b w:val="0"/>
-        </w:rPr>
-        <w:t xml:space="preserve">Use the worked case for From a paper </w:t>
-      </w:r>
-      <w:r>
-        <w:rPr>
-          <w:b/>
-        </w:rPr>
-        <w:t>algorithm</w:t>
-      </w:r>
-      <w:r>
-        <w:rPr>
-          <w:b w:val="0"/>
-        </w:rPr>
-        <w:t xml:space="preserve"> to Python. Proposed explanation: “An equals sign displays the answer”. Decide whether this explanation is supported.</w:t>
-      </w:r>
-    </w:p>
-    <w:p>
-      <w:pPr>
-        <w:spacing w:line="336" w:lineRule="auto" w:after="180"/>
-      </w:pPr>
-      <w:r>
-        <w:rPr>
-          <w:b w:val="0"/>
-        </w:rPr>
-        <w:t>Point to the step or supplied fact that decides; explain your repair if needed.</w:t>
-      </w:r>
-    </w:p>
-    <w:p>
-      <w:pPr>
-        <w:spacing w:line="336" w:lineRule="auto" w:after="180"/>
-      </w:pPr>
-      <w:r>
-        <w:rPr>
-          <w:b w:val="0"/>
-        </w:rPr>
-        <w:t>Answer on your own before discussion. If you are unsure, say which step you need help with.</w:t>
-      </w:r>
-    </w:p>
-    <w:p>
-      <w:pPr>
         <w:pStyle w:val="Heading3"/>
       </w:pPr>
       <w:r>
@@ -2140,97 +2336,193 @@
     </w:p>
     <w:p>
       <w:pPr>
-        <w:spacing w:line="336" w:lineRule="auto" w:after="180"/>
-        <w:shd w:fill="F5F1FB"/>
-      </w:pPr>
-      <w:r>
-        <w:rPr>
-          <w:b w:val="0"/>
-        </w:rPr>
-        <w:t>Match each paper quantity to its Python name. Why does the spare count get added once, and what prints when spare is five?</w:t>
-      </w:r>
-    </w:p>
-    <w:p>
-      <w:pPr>
-        <w:pStyle w:val="Heading3"/>
-      </w:pPr>
-      <w:r>
-        <w:t>My explanation using a pictured step and the given facts</w:t>
-      </w:r>
-    </w:p>
-    <w:p>
-      <w:r>
-        <w:t>________________________________________________________________</w:t>
-      </w:r>
-    </w:p>
-    <w:p>
-      <w:r>
-        <w:t>________________________________________________________________</w:t>
-      </w:r>
-    </w:p>
-    <w:p>
-      <w:r>
-        <w:t>________________________________________________________________</w:t>
-      </w:r>
-    </w:p>
-    <w:p>
-      <w:r>
-        <w:t>________________________________________________________________</w:t>
-      </w:r>
-    </w:p>
-    <w:p>
-      <w:pPr>
-        <w:spacing w:line="336" w:lineRule="auto" w:after="180"/>
-      </w:pPr>
-      <w:r>
-        <w:rPr>
-          <w:b w:val="0"/>
-        </w:rPr>
-        <w:t>This is supported practice. Keep the separately named independent case for an attempt before feedback.</w:t>
-      </w:r>
-    </w:p>
-    <w:p>
-      <w:pPr>
         <w:pStyle w:val="Heading1"/>
       </w:pPr>
       <w:r>
-        <w:t>09. Run the investigation</w:t>
-      </w:r>
-    </w:p>
-    <w:p>
-      <w:r>
-        <w:t>Investigate From a paper algorithm to Python. Record the prediction, actual observation or labelled paper trace, explanation and next test separately.</w:t>
-      </w:r>
-    </w:p>
-    <w:p>
-      <w:pPr>
-        <w:pStyle w:val="Heading3"/>
-      </w:pPr>
-      <w:r>
-        <w:t>Predict, investigate and preserve the evidence</w:t>
-      </w:r>
-    </w:p>
-    <w:p>
-      <w:pPr>
-        <w:spacing w:line="336" w:lineRule="auto" w:after="180"/>
-      </w:pPr>
-      <w:r>
-        <w:rPr>
-          <w:b w:val="0"/>
-        </w:rPr>
-        <w:t xml:space="preserve">Make records for 4 packs of 6, then 5 packs of 6. Predict before running. Record actual </w:t>
-      </w:r>
-      <w:r>
-        <w:rPr>
-          <w:b/>
-        </w:rPr>
-        <w:t>output</w:t>
-      </w:r>
-      <w:r>
-        <w:rPr>
-          <w:b w:val="0"/>
-        </w:rPr>
-        <w:t>, any error and what changed. If working on paper, label both results as traces.</w:t>
+        <w:t>09. Check five complete packing and order cases</w:t>
+      </w:r>
+    </w:p>
+    <w:p>
+      <w:r>
+        <w:t>Do not replace an observed error with the output you hoped to see.</w:t>
+      </w:r>
+    </w:p>
+    <w:p>
+      <w:pPr>
+        <w:pStyle w:val="Heading2"/>
+      </w:pPr>
+      <w:r>
+        <w:t>All supplied test inputs</w:t>
+      </w:r>
+    </w:p>
+    <w:tbl>
+      <w:tblPr>
+        <w:tblStyle w:val="LightShading-Accent1"/>
+        <w:tblW w:type="auto" w:w="0"/>
+        <w:tblLook w:firstColumn="1" w:firstRow="1" w:lastColumn="0" w:lastRow="0" w:noHBand="0" w:noVBand="1" w:val="04A0"/>
+      </w:tblPr>
+      <w:tblGrid>
+        <w:gridCol w:w="5112"/>
+        <w:gridCol w:w="5112"/>
+      </w:tblGrid>
+      <w:tr>
+        <w:trPr>
+          <w:tblHeader/>
+        </w:trPr>
+        <w:tc>
+          <w:tcPr>
+            <w:tcW w:type="dxa" w:w="5112"/>
+          </w:tcPr>
+          <w:p>
+            <w:r>
+              <w:t>Complete fictional test</w:t>
+            </w:r>
+          </w:p>
+        </w:tc>
+        <w:tc>
+          <w:tcPr>
+            <w:tcW w:type="dxa" w:w="5112"/>
+          </w:tcPr>
+          <w:p>
+            <w:r>
+              <w:t>Prediction and what to record</w:t>
+            </w:r>
+          </w:p>
+        </w:tc>
+      </w:tr>
+      <w:tr>
+        <w:tc>
+          <w:tcPr>
+            <w:tcW w:type="dxa" w:w="5112"/>
+          </w:tcPr>
+          <w:p>
+            <w:r>
+              <w:t>A · packs 4, per_pack 6, multiply then print</w:t>
+            </w:r>
+          </w:p>
+        </w:tc>
+        <w:tc>
+          <w:tcPr>
+            <w:tcW w:type="dxa" w:w="5112"/>
+          </w:tcPr>
+          <w:p>
+            <w:r>
+              <w:t>24; record execution or paper trace separately.</w:t>
+            </w:r>
+          </w:p>
+        </w:tc>
+      </w:tr>
+      <w:tr>
+        <w:tc>
+          <w:tcPr>
+            <w:tcW w:type="dxa" w:w="5112"/>
+          </w:tcPr>
+          <w:p>
+            <w:r>
+              <w:t>B · Change only packs to 5</w:t>
+            </w:r>
+          </w:p>
+        </w:tc>
+        <w:tc>
+          <w:tcPr>
+            <w:tcW w:type="dxa" w:w="5112"/>
+          </w:tcPr>
+          <w:p>
+            <w:r>
+              <w:t>30; save the edited script before rerunning.</w:t>
+            </w:r>
+          </w:p>
+        </w:tc>
+      </w:tr>
+      <w:tr>
+        <w:tc>
+          <w:tcPr>
+            <w:tcW w:type="dxa" w:w="5112"/>
+          </w:tcPr>
+          <w:p>
+            <w:r>
+              <w:t>C · Change only packs to 0</w:t>
+            </w:r>
+          </w:p>
+        </w:tc>
+        <w:tc>
+          <w:tcPr>
+            <w:tcW w:type="dxa" w:w="5112"/>
+          </w:tcPr>
+          <w:p>
+            <w:r>
+              <w:t>0; the stated empty-group boundary.</w:t>
+            </w:r>
+          </w:p>
+        </w:tc>
+      </w:tr>
+      <w:tr>
+        <w:tc>
+          <w:tcPr>
+            <w:tcW w:type="dxa" w:w="5112"/>
+          </w:tcPr>
+          <w:p>
+            <w:r>
+              <w:t>D · Fresh script begins print(total), no earlier total assignment</w:t>
+            </w:r>
+          </w:p>
+        </w:tc>
+        <w:tc>
+          <w:tcPr>
+            <w:tcW w:type="dxa" w:w="5112"/>
+          </w:tcPr>
+          <w:p>
+            <w:r>
+              <w:t>NameError before calculation; retain the actual error if run.</w:t>
+            </w:r>
+          </w:p>
+        </w:tc>
+      </w:tr>
+      <w:tr>
+        <w:tc>
+          <w:tcPr>
+            <w:tcW w:type="dxa" w:w="5112"/>
+          </w:tcPr>
+          <w:p>
+            <w:r>
+              <w:t>E · Replace multiplication with addition for packs 5/per_pack 6</w:t>
+            </w:r>
+          </w:p>
+        </w:tc>
+        <w:tc>
+          <w:tcPr>
+            <w:tcW w:type="dxa" w:w="5112"/>
+          </w:tcPr>
+          <w:p>
+            <w:r>
+              <w:t>11; successful execution but wrong equal-group procedure.</w:t>
+            </w:r>
+          </w:p>
+        </w:tc>
+      </w:tr>
+    </w:tbl>
+    <w:p>
+      <w:pPr>
+        <w:pStyle w:val="Heading2"/>
+      </w:pPr>
+      <w:r>
+        <w:t>Predict, change one thing and preserve the result</w:t>
+      </w:r>
+    </w:p>
+    <w:p>
+      <w:pPr>
+        <w:pStyle w:val="ListNumber"/>
+      </w:pPr>
+      <w:r>
+        <w:t>Predict A/B before running the two supplied scripts. Then test C/D/E one at a time, keeping original and changed code versions. Run the entire saved file in a fresh script/namespace for D, because an old interactive total could hide the error. Record expected output, actual output/error, code change, save/run status and first mismatch. Paper traces are valid reasoning practice but do not establish editor/run skill. These tests apply a written rule, not model training. Keep the selected 3-packs-of-7 transfer code unused until the individual attempt; if seen in an earlier lesson, record exposure and use a fresh parallel input for assessment.</w:t>
+      </w:r>
+    </w:p>
+    <w:p>
+      <w:pPr>
+        <w:pStyle w:val="Heading2"/>
+      </w:pPr>
+      <w:r>
+        <w:t>Original A/B complete scripts</w:t>
       </w:r>
     </w:p>
     <w:p>
@@ -2261,6 +2553,37 @@
         <w:t>total = packs * per_pack</w:t>
         <w:br/>
         <w:t>print(total)</w:t>
+      </w:r>
+    </w:p>
+    <w:p>
+      <w:pPr>
+        <w:pStyle w:val="Heading2"/>
+      </w:pPr>
+      <w:r>
+        <w:t>Record predictions and observations</w:t>
+      </w:r>
+    </w:p>
+    <w:p>
+      <w:pPr>
+        <w:spacing w:line="336" w:lineRule="auto" w:after="180"/>
+      </w:pPr>
+      <w:r>
+        <w:rPr>
+          <w:b w:val="0"/>
+        </w:rPr>
+        <w:t xml:space="preserve">Make records for 4 packs of 6, then 5 packs of 6. Predict before running. Record actual </w:t>
+      </w:r>
+      <w:r>
+        <w:rPr>
+          <w:b/>
+        </w:rPr>
+        <w:t>output</w:t>
+      </w:r>
+      <w:r>
+        <w:rPr>
+          <w:b w:val="0"/>
+        </w:rPr>
+        <w:t>, any error and what changed. If working on paper, label both results as traces.</w:t>
       </w:r>
     </w:p>
     <w:tbl>
@@ -2412,14 +2735,6 @@
     </w:p>
     <w:p>
       <w:pPr>
-        <w:pStyle w:val="Heading3"/>
-      </w:pPr>
-      <w:r>
-        <w:t>Plan → try → check</w:t>
-      </w:r>
-    </w:p>
-    <w:p>
-      <w:pPr>
         <w:spacing w:line="336" w:lineRule="auto" w:after="180"/>
       </w:pPr>
       <w:r>
@@ -2431,46 +2746,86 @@
     </w:p>
     <w:p>
       <w:pPr>
+        <w:pStyle w:val="Heading2"/>
+      </w:pPr>
+      <w:r>
+        <w:t>Earlier wording, alternatives and picture transcripts · reference / check after trying</w:t>
+      </w:r>
+    </w:p>
+    <w:p>
+      <w:pPr>
+        <w:pStyle w:val="Heading3"/>
+      </w:pPr>
+      <w:r>
+        <w:t>Predict, investigate and preserve the evidence</w:t>
+      </w:r>
+    </w:p>
+    <w:p>
+      <w:pPr>
+        <w:pStyle w:val="Heading3"/>
+      </w:pPr>
+      <w:r>
+        <w:t>Plan → try → check</w:t>
+      </w:r>
+    </w:p>
+    <w:p>
+      <w:pPr>
         <w:pStyle w:val="Heading1"/>
       </w:pPr>
       <w:r>
-        <w:t>10. Build your understanding</w:t>
-      </w:r>
-    </w:p>
-    <w:p>
-      <w:r>
-        <w:t>Move from recall to tracing, diagnosis and transfer in From a paper algorithm to Python. Explain why each step is justified.</w:t>
-      </w:r>
-    </w:p>
-    <w:p>
-      <w:pPr>
-        <w:pStyle w:val="Heading3"/>
-      </w:pPr>
-      <w:r>
-        <w:t>Explain → apply → challenge</w:t>
+        <w:t>14. Try alone: trace the selected packs script and input change</w:t>
+      </w:r>
+    </w:p>
+    <w:p>
+      <w:r>
+        <w:t>Keep a first attempt before hints and distinguish prior exposure.</w:t>
+      </w:r>
+    </w:p>
+    <w:p>
+      <w:pPr>
+        <w:pStyle w:val="Heading2"/>
+      </w:pPr>
+      <w:r>
+        <w:t>Selected complete task and scope</w:t>
       </w:r>
     </w:p>
     <w:p>
       <w:pPr>
         <w:spacing w:line="336" w:lineRule="auto" w:after="180"/>
-        <w:shd w:fill="F5F1FB"/>
       </w:pPr>
       <w:r>
         <w:rPr>
           <w:b w:val="0"/>
         </w:rPr>
-        <w:t>Write the complete four-line script for 4 packs of 6. Beside each line explain what it does. Which line displays information?</w:t>
-      </w:r>
-    </w:p>
-    <w:p>
-      <w:pPr>
-        <w:spacing w:line="336" w:lineRule="auto" w:after="180"/>
-      </w:pPr>
+        <w:t xml:space="preserve">Predict the printed value. Change only packs to 5 and predict again. Explain which statements apply a </w:t>
+      </w:r>
+      <w:r>
+        <w:rPr>
+          <w:b/>
+        </w:rPr>
+        <w:t>written rule</w:t>
+      </w:r>
       <w:r>
         <w:rPr>
           <w:b w:val="0"/>
         </w:rPr>
-        <w:t>Move print(total) to the first line of a fresh script. Predict what happens and why. Put the lines back into an order that meets the requirement.</w:t>
+        <w:t>.</w:t>
+      </w:r>
+    </w:p>
+    <w:p>
+      <w:r>
+        <w:rPr>
+          <w:rFonts w:ascii="Courier New" w:hAnsi="Courier New"/>
+          <w:sz w:val="18"/>
+        </w:rPr>
+        <w:t>packs = 3</w:t>
+        <w:br/>
+        <w:t>per_pack = 7</w:t>
+        <w:br/>
+        <w:t>total = packs * per_pack</w:t>
+        <w:br/>
+        <w:t>print(total)</w:t>
+        <w:br/>
       </w:r>
     </w:p>
     <w:p>
@@ -2481,19 +2836,130 @@
         <w:rPr>
           <w:b w:val="0"/>
         </w:rPr>
-        <w:t xml:space="preserve">Explain the difference between a successful run and a correct calculation. State one limit of this </w:t>
+        <w:t>Use this complete selected script and change only the stated input. Explain the displayed output and written rule. If you already saw these exact values in earlier lessons, label that exposure; a teacher can supply different unseen nonnegative counts for a fresh check. The earlier shelf task below is additional practice with a different changed-input question.</w:t>
+      </w:r>
+    </w:p>
+    <w:p>
+      <w:pPr>
+        <w:pStyle w:val="Heading2"/>
+      </w:pPr>
+      <w:r>
+        <w:t>Your response and help record</w:t>
+      </w:r>
+    </w:p>
+    <w:p>
+      <w:pPr>
+        <w:pStyle w:val="Heading3"/>
+      </w:pPr>
+      <w:r>
+        <w:t>My independent explanation, trace and limits</w:t>
+      </w:r>
+    </w:p>
+    <w:p>
+      <w:r>
+        <w:t>________________________________________________________________</w:t>
+      </w:r>
+    </w:p>
+    <w:p>
+      <w:r>
+        <w:t>________________________________________________________________</w:t>
+      </w:r>
+    </w:p>
+    <w:p>
+      <w:r>
+        <w:t>________________________________________________________________</w:t>
+      </w:r>
+    </w:p>
+    <w:p>
+      <w:r>
+        <w:t>________________________________________________________________</w:t>
+      </w:r>
+    </w:p>
+    <w:p>
+      <w:r>
+        <w:t>________________________________________________________________</w:t>
+      </w:r>
+    </w:p>
+    <w:p>
+      <w:r>
+        <w:t>________________________________________________________________</w:t>
+      </w:r>
+    </w:p>
+    <w:p>
+      <w:r>
+        <w:t>________________________________________________________________</w:t>
+      </w:r>
+    </w:p>
+    <w:p>
+      <w:pPr>
+        <w:spacing w:line="336" w:lineRule="auto" w:after="180"/>
+      </w:pPr>
+      <w:r>
+        <w:rPr>
+          <w:b w:val="0"/>
+        </w:rPr>
+        <w:t>Attempt this case before feedback. Record any help. Earlier examples below are further practice; a case already practised with feedback cannot establish fresh transfer.</w:t>
+      </w:r>
+    </w:p>
+    <w:p>
+      <w:pPr>
+        <w:pStyle w:val="Heading2"/>
+      </w:pPr>
+      <w:r>
+        <w:t>Use feedback afterwards</w:t>
+      </w:r>
+    </w:p>
+    <w:p>
+      <w:pPr>
+        <w:spacing w:line="336" w:lineRule="auto" w:after="180"/>
+      </w:pPr>
+      <w:r>
+        <w:rPr>
+          <w:b w:val="0"/>
+        </w:rPr>
+        <w:t>Attempt the independent case before hints. Record whether you worked alone, used a hint or followed a model. After feedback, fix the first unsupported step and explain why it changed.</w:t>
+      </w:r>
+    </w:p>
+    <w:p>
+      <w:pPr>
+        <w:spacing w:line="336" w:lineRule="auto" w:after="180"/>
+      </w:pPr>
+      <w:r>
+        <w:rPr>
+          <w:b w:val="0"/>
+        </w:rPr>
+        <w:t>A later check uses a changed case, not a copied answer.</w:t>
+      </w:r>
+    </w:p>
+    <w:p>
+      <w:pPr>
+        <w:pStyle w:val="Heading2"/>
+      </w:pPr>
+      <w:r>
+        <w:t>Additional practice · Earlier shelf transfer · reference / check after trying</w:t>
+      </w:r>
+    </w:p>
+    <w:p>
+      <w:pPr>
+        <w:spacing w:line="336" w:lineRule="auto" w:after="180"/>
+      </w:pPr>
+      <w:r>
+        <w:rPr>
+          <w:b w:val="0"/>
+        </w:rPr>
+        <w:t xml:space="preserve">A fictional shelf has 3 trays of 7 tiles each. Write a four-line Python script using trays, per_tray and tiles. Predict its </w:t>
       </w:r>
       <w:r>
         <w:rPr>
           <w:b/>
         </w:rPr>
-        <w:t>program</w:t>
+        <w:t>output</w:t>
       </w:r>
       <w:r>
         <w:rPr>
           <w:b w:val="0"/>
         </w:rPr>
-        <w:t xml:space="preserve"> and what you would keep so another person can check your work.</w:t>
+        <w:t>. Then change only trays to 0 and predict again. Explain why adding the two quantities is wrong.</w:t>
       </w:r>
     </w:p>
     <w:p>
@@ -2501,7 +2967,7 @@
         <w:pStyle w:val="Heading3"/>
       </w:pPr>
       <w:r>
-        <w:t>Explain which evidence supports your conclusion and which claim remains unproved.</w:t>
+        <w:t>My independent procedure, result and limitation</w:t>
       </w:r>
     </w:p>
     <w:p>
@@ -2530,16 +2996,82 @@
       </w:r>
     </w:p>
     <w:p>
+      <w:r>
+        <w:t>________________________________________________________________</w:t>
+      </w:r>
+    </w:p>
+    <w:p>
+      <w:r>
+        <w:t>________________________________________________________________</w:t>
+      </w:r>
+    </w:p>
+    <w:p>
+      <w:r>
+        <w:t>________________________________________________________________</w:t>
+      </w:r>
+    </w:p>
+    <w:p>
+      <w:pPr>
+        <w:spacing w:line="336" w:lineRule="auto" w:after="180"/>
+      </w:pPr>
+      <w:r>
+        <w:rPr>
+          <w:b w:val="0"/>
+        </w:rPr>
+        <w:t>Record support used: none, hint or teacher explanation. After feedback, a different case is needed to demonstrate independence.</w:t>
+      </w:r>
+    </w:p>
+    <w:p>
+      <w:pPr>
+        <w:pStyle w:val="Heading2"/>
+      </w:pPr>
+      <w:r>
+        <w:t>Earlier wording, alternatives and picture transcripts · reference / check after trying</w:t>
+      </w:r>
+    </w:p>
+    <w:p>
+      <w:pPr>
+        <w:pStyle w:val="Heading3"/>
+      </w:pPr>
+      <w:r>
+        <w:t>Independent case: Trace variables and a change</w:t>
+      </w:r>
+    </w:p>
+    <w:p>
+      <w:pPr>
+        <w:pStyle w:val="Heading3"/>
+      </w:pPr>
+      <w:r>
+        <w:t>Attempt this without hints</w:t>
+      </w:r>
+    </w:p>
+    <w:p>
+      <w:pPr>
+        <w:pStyle w:val="Heading3"/>
+      </w:pPr>
+      <w:r>
+        <w:t>Use feedback to improve</w:t>
+      </w:r>
+    </w:p>
+    <w:p>
       <w:pPr>
         <w:pStyle w:val="Heading1"/>
       </w:pPr>
       <w:r>
-        <w:t>11. Connect your project</w:t>
-      </w:r>
-    </w:p>
-    <w:p>
-      <w:r>
-        <w:t>Apply this week’s idea to Python readiness portfolio. Keep an annotated decision and the evidence supporting it.</w:t>
+        <w:t>11. Keep a small Python-readiness evidence sheet</w:t>
+      </w:r>
+    </w:p>
+    <w:p>
+      <w:r>
+        <w:t>Save source code and observed output as different artefacts.</w:t>
+      </w:r>
+    </w:p>
+    <w:p>
+      <w:pPr>
+        <w:pStyle w:val="Heading2"/>
+      </w:pPr>
+      <w:r>
+        <w:t>This week’s contribution</w:t>
       </w:r>
     </w:p>
     <w:p>
@@ -2610,6 +3142,14 @@
           <w:b w:val="0"/>
         </w:rPr>
         <w:t>, and limitation. Connect this record to last week’s record; a matching answer without a trace is insufficient.</w:t>
+      </w:r>
+    </w:p>
+    <w:p>
+      <w:pPr>
+        <w:pStyle w:val="Heading2"/>
+      </w:pPr>
+      <w:r>
+        <w:t>Project checkpoint and evidence</w:t>
       </w:r>
     </w:p>
     <w:tbl>
@@ -2730,14 +3270,6 @@
     </w:tbl>
     <w:p>
       <w:pPr>
-        <w:pStyle w:val="Heading3"/>
-      </w:pPr>
-      <w:r>
-        <w:t>Evidence for your project</w:t>
-      </w:r>
-    </w:p>
-    <w:p>
-      <w:pPr>
         <w:spacing w:line="336" w:lineRule="auto" w:after="180"/>
       </w:pPr>
       <w:r>
@@ -2773,15 +3305,88 @@
     </w:p>
     <w:p>
       <w:pPr>
+        <w:pStyle w:val="Heading2"/>
+      </w:pPr>
+      <w:r>
+        <w:t>Earlier wording, alternatives and picture transcripts · reference / check after trying</w:t>
+      </w:r>
+    </w:p>
+    <w:p>
+      <w:pPr>
+        <w:pStyle w:val="Heading3"/>
+      </w:pPr>
+      <w:r>
+        <w:t>Evidence for your project</w:t>
+      </w:r>
+    </w:p>
+    <w:p>
+      <w:pPr>
         <w:pStyle w:val="Heading1"/>
       </w:pPr>
       <w:r>
-        <w:t>12. Show what you know</w:t>
-      </w:r>
-    </w:p>
-    <w:p>
-      <w:r>
-        <w:t>Use a genuinely new case for independent evidence. Previously discussed examples remain practice; use the separately named independent case before feedback.</w:t>
+        <w:t>16. Finish: explain the inputs, order and displayed result</w:t>
+      </w:r>
+    </w:p>
+    <w:p>
+      <w:r>
+        <w:t>A saved script, a correct trace and an actual run are separate evidence.</w:t>
+      </w:r>
+    </w:p>
+    <w:p>
+      <w:pPr>
+        <w:pStyle w:val="Heading2"/>
+      </w:pPr>
+      <w:r>
+        <w:t>Explain without notes</w:t>
+      </w:r>
+    </w:p>
+    <w:p>
+      <w:pPr>
+        <w:pStyle w:val="ListBullet"/>
+      </w:pPr>
+      <w:r>
+        <w:t>Close your notes. Explain this goal in your own words: Translate a short paper calculation into a Python script</w:t>
+      </w:r>
+    </w:p>
+    <w:p>
+      <w:pPr>
+        <w:pStyle w:val="Heading3"/>
+      </w:pPr>
+      <w:r>
+        <w:t>My deciding step, evidence and one remaining question</w:t>
+      </w:r>
+    </w:p>
+    <w:p>
+      <w:r>
+        <w:t>________________________________________________________________</w:t>
+      </w:r>
+    </w:p>
+    <w:p>
+      <w:r>
+        <w:t>________________________________________________________________</w:t>
+      </w:r>
+    </w:p>
+    <w:p>
+      <w:r>
+        <w:t>________________________________________________________________</w:t>
+      </w:r>
+    </w:p>
+    <w:p>
+      <w:r>
+        <w:t>________________________________________________________________</w:t>
+      </w:r>
+    </w:p>
+    <w:p>
+      <w:r>
+        <w:t>________________________________________________________________</w:t>
+      </w:r>
+    </w:p>
+    <w:p>
+      <w:pPr>
+        <w:pStyle w:val="Heading2"/>
+      </w:pPr>
+      <w:r>
+        <w:t>Plan a changed-case return</w:t>
       </w:r>
     </w:p>
     <w:p>
@@ -2792,7 +3397,7 @@
         <w:rPr>
           <w:b w:val="0"/>
         </w:rPr>
-        <w:t xml:space="preserve">Save the file with the </w:t>
+        <w:t xml:space="preserve">If you are unsure, return to the worked picture and explain one arrow. If you are ready, change an </w:t>
       </w:r>
       <w:r>
         <w:rPr>
@@ -2804,49 +3409,370 @@
         <w:rPr>
           <w:b w:val="0"/>
         </w:rPr>
-        <w:t xml:space="preserve"> values, expected and observed </w:t>
+        <w:t xml:space="preserve"> or assumption and justify your </w:t>
       </w:r>
       <w:r>
         <w:rPr>
           <w:b/>
         </w:rPr>
-        <w:t>output</w:t>
+        <w:t>prediction</w:t>
       </w:r>
       <w:r>
         <w:rPr>
           <w:b w:val="0"/>
         </w:rPr>
-        <w:t xml:space="preserve">s, and a short explanation. This </w:t>
+        <w:t>.</w:t>
+      </w:r>
+    </w:p>
+    <w:p>
+      <w:pPr>
+        <w:spacing w:line="336" w:lineRule="auto" w:after="180"/>
+      </w:pPr>
+      <w:r>
+        <w:rPr>
+          <w:b w:val="0"/>
+        </w:rPr>
+        <w:t xml:space="preserve">Save your workbook </w:t>
       </w:r>
       <w:r>
         <w:rPr>
           <w:b/>
         </w:rPr>
-        <w:t>program</w:t>
+        <w:t>evidence</w:t>
       </w:r>
       <w:r>
         <w:rPr>
           <w:b w:val="0"/>
         </w:rPr>
-        <w:t xml:space="preserve"> follows a written multiplication rule.</w:t>
-      </w:r>
-    </w:p>
-    <w:p>
-      <w:pPr>
-        <w:spacing w:line="336" w:lineRule="auto" w:after="180"/>
-      </w:pPr>
-      <w:r>
-        <w:rPr>
-          <w:b w:val="0"/>
-        </w:rPr>
-        <w:t>It has not trained a model, predicted somebody’s preferences or checked that real packs contain the stated number. Its conclusion depends on the supplied data. Week 2 examines the values and types behind these names.</w:t>
-      </w:r>
-    </w:p>
+        <w:t>. At the next review, try a different case before opening your old answer.</w:t>
+      </w:r>
+    </w:p>
+    <w:p>
+      <w:pPr>
+        <w:pStyle w:val="Heading1"/>
+      </w:pPr>
+      <w:r>
+        <w:t>Reference bank and extra practice</w:t>
+      </w:r>
+    </w:p>
+    <w:p>
+      <w:pPr>
+        <w:pStyle w:val="Heading1"/>
+      </w:pPr>
+      <w:r>
+        <w:t>05. Reference · The words used in this procedure</w:t>
+      </w:r>
+    </w:p>
+    <w:p>
+      <w:r>
+        <w:t>Explain each term using a particular code line.</w:t>
+      </w:r>
+    </w:p>
+    <w:p>
+      <w:pPr>
+        <w:pStyle w:val="Heading2"/>
+      </w:pPr>
+      <w:r>
+        <w:t>Vocabulary and response</w:t>
+      </w:r>
+    </w:p>
+    <w:tbl>
+      <w:tblPr>
+        <w:tblStyle w:val="LightShading-Accent1"/>
+        <w:tblW w:type="auto" w:w="0"/>
+        <w:tblLook w:firstColumn="1" w:firstRow="1" w:lastColumn="0" w:lastRow="0" w:noHBand="0" w:noVBand="1" w:val="04A0"/>
+      </w:tblPr>
+      <w:tblGrid>
+        <w:gridCol w:w="5112"/>
+        <w:gridCol w:w="5112"/>
+      </w:tblGrid>
+      <w:tr>
+        <w:trPr>
+          <w:tblHeader/>
+        </w:trPr>
+        <w:tc>
+          <w:tcPr>
+            <w:tcW w:type="dxa" w:w="5112"/>
+          </w:tcPr>
+          <w:p>
+            <w:r>
+              <w:t>Word</w:t>
+            </w:r>
+          </w:p>
+        </w:tc>
+        <w:tc>
+          <w:tcPr>
+            <w:tcW w:type="dxa" w:w="5112"/>
+          </w:tcPr>
+          <w:p>
+            <w:r>
+              <w:t>Meaning</w:t>
+            </w:r>
+          </w:p>
+        </w:tc>
+      </w:tr>
+      <w:tr>
+        <w:tc>
+          <w:tcPr>
+            <w:tcW w:type="dxa" w:w="5112"/>
+          </w:tcPr>
+          <w:p>
+            <w:r>
+              <w:t>Algorithm</w:t>
+            </w:r>
+          </w:p>
+        </w:tc>
+        <w:tc>
+          <w:tcPr>
+            <w:tcW w:type="dxa" w:w="5112"/>
+          </w:tcPr>
+          <w:p>
+            <w:r>
+              <w:t>An ordered procedure for solving a stated problem</w:t>
+            </w:r>
+          </w:p>
+        </w:tc>
+      </w:tr>
+      <w:tr>
+        <w:tc>
+          <w:tcPr>
+            <w:tcW w:type="dxa" w:w="5112"/>
+          </w:tcPr>
+          <w:p>
+            <w:r>
+              <w:t>Program</w:t>
+            </w:r>
+          </w:p>
+        </w:tc>
+        <w:tc>
+          <w:tcPr>
+            <w:tcW w:type="dxa" w:w="5112"/>
+          </w:tcPr>
+          <w:p>
+            <w:r>
+              <w:t>Instructions written in a language a computer can execute</w:t>
+            </w:r>
+          </w:p>
+        </w:tc>
+      </w:tr>
+      <w:tr>
+        <w:tc>
+          <w:tcPr>
+            <w:tcW w:type="dxa" w:w="5112"/>
+          </w:tcPr>
+          <w:p>
+            <w:r>
+              <w:t>Interpreter</w:t>
+            </w:r>
+          </w:p>
+        </w:tc>
+        <w:tc>
+          <w:tcPr>
+            <w:tcW w:type="dxa" w:w="5112"/>
+          </w:tcPr>
+          <w:p>
+            <w:r>
+              <w:t>Software that executes Python instructions</w:t>
+            </w:r>
+          </w:p>
+        </w:tc>
+      </w:tr>
+      <w:tr>
+        <w:tc>
+          <w:tcPr>
+            <w:tcW w:type="dxa" w:w="5112"/>
+          </w:tcPr>
+          <w:p>
+            <w:r>
+              <w:t>Assignment</w:t>
+            </w:r>
+          </w:p>
+        </w:tc>
+        <w:tc>
+          <w:tcPr>
+            <w:tcW w:type="dxa" w:w="5112"/>
+          </w:tcPr>
+          <w:p>
+            <w:r>
+              <w:t>Binding a name to the value of an expression</w:t>
+            </w:r>
+          </w:p>
+        </w:tc>
+      </w:tr>
+      <w:tr>
+        <w:tc>
+          <w:tcPr>
+            <w:tcW w:type="dxa" w:w="5112"/>
+          </w:tcPr>
+          <w:p>
+            <w:r>
+              <w:t>Output</w:t>
+            </w:r>
+          </w:p>
+        </w:tc>
+        <w:tc>
+          <w:tcPr>
+            <w:tcW w:type="dxa" w:w="5112"/>
+          </w:tcPr>
+          <w:p>
+            <w:r>
+              <w:t>Information a program displays or returns</w:t>
+            </w:r>
+          </w:p>
+        </w:tc>
+      </w:tr>
+    </w:tbl>
     <w:p>
       <w:pPr>
         <w:pStyle w:val="Heading3"/>
       </w:pPr>
       <w:r>
+        <w:t>Use two terms to explain a step in this week’s example.</w:t>
+      </w:r>
+    </w:p>
+    <w:p>
+      <w:r>
+        <w:t>________________________________________________________________</w:t>
+      </w:r>
+    </w:p>
+    <w:p>
+      <w:r>
+        <w:t>________________________________________________________________</w:t>
+      </w:r>
+    </w:p>
+    <w:p>
+      <w:r>
+        <w:t>________________________________________________________________</w:t>
+      </w:r>
+    </w:p>
+    <w:p>
+      <w:pPr>
+        <w:pStyle w:val="Heading1"/>
+      </w:pPr>
+      <w:r>
+        <w:t>10. Extra challenge · Explain, apply and challenge</w:t>
+      </w:r>
+    </w:p>
+    <w:p>
+      <w:r>
+        <w:t>Choose the next useful task after supported practice.</w:t>
+      </w:r>
+    </w:p>
+    <w:p>
+      <w:pPr>
+        <w:pStyle w:val="Heading2"/>
+      </w:pPr>
+      <w:r>
+        <w:t>Choose a challenge</w:t>
+      </w:r>
+    </w:p>
+    <w:p>
+      <w:pPr>
+        <w:pStyle w:val="ListBullet"/>
+      </w:pPr>
+      <w:r>
+        <w:t>Write the complete four-line script for 4 packs of 6. Beside each line explain what it does. Which line displays information?</w:t>
+      </w:r>
+    </w:p>
+    <w:p>
+      <w:pPr>
+        <w:pStyle w:val="ListBullet"/>
+      </w:pPr>
+      <w:r>
+        <w:t>Move print(total) to the first line of a fresh script. Predict what happens and why. Put the lines back into an order that meets the requirement.</w:t>
+      </w:r>
+    </w:p>
+    <w:p>
+      <w:pPr>
+        <w:pStyle w:val="ListBullet"/>
+      </w:pPr>
+      <w:r>
+        <w:t>Explain the difference between a successful run and a correct calculation. State one limit of this program and what you would keep so another person can check your work.</w:t>
+      </w:r>
+    </w:p>
+    <w:p>
+      <w:pPr>
+        <w:pStyle w:val="Heading3"/>
+      </w:pPr>
+      <w:r>
+        <w:t>Explain which evidence supports your conclusion and which claim remains unproved.</w:t>
+      </w:r>
+    </w:p>
+    <w:p>
+      <w:r>
+        <w:t>________________________________________________________________</w:t>
+      </w:r>
+    </w:p>
+    <w:p>
+      <w:r>
+        <w:t>________________________________________________________________</w:t>
+      </w:r>
+    </w:p>
+    <w:p>
+      <w:r>
+        <w:t>________________________________________________________________</w:t>
+      </w:r>
+    </w:p>
+    <w:p>
+      <w:r>
+        <w:t>________________________________________________________________</w:t>
+      </w:r>
+    </w:p>
+    <w:p>
+      <w:r>
+        <w:t>________________________________________________________________</w:t>
+      </w:r>
+    </w:p>
+    <w:p>
+      <w:pPr>
+        <w:pStyle w:val="Heading2"/>
+      </w:pPr>
+      <w:r>
+        <w:t>Earlier wording, alternatives and picture transcripts · reference / check after trying</w:t>
+      </w:r>
+    </w:p>
+    <w:p>
+      <w:pPr>
+        <w:pStyle w:val="Heading3"/>
+      </w:pPr>
+      <w:r>
+        <w:t>Explain → apply → challenge</w:t>
+      </w:r>
+    </w:p>
+    <w:p>
+      <w:pPr>
+        <w:pStyle w:val="Heading1"/>
+      </w:pPr>
+      <w:r>
+        <w:t>12. Reference · Inspect your evidence</w:t>
+      </w:r>
+    </w:p>
+    <w:p>
+      <w:r>
+        <w:t>Use the record after practice rather than revealing the independent answer.</w:t>
+      </w:r>
+    </w:p>
+    <w:p>
+      <w:pPr>
+        <w:pStyle w:val="Heading2"/>
+      </w:pPr>
+      <w:r>
+        <w:t>Self-check and explanation</w:t>
+      </w:r>
+    </w:p>
+    <w:p>
+      <w:pPr>
+        <w:pStyle w:val="ListBullet"/>
+      </w:pPr>
+      <w:r>
+        <w:t>Save the file with the input values, expected and observed outputs, and a short explanation. This program follows a written multiplication rule. It has not trained a model, predicted somebody’s preferences or checked that real packs contain the stated number. Its conclusion depends on the supplied data. Week 2 examines the values and types behind these names.</w:t>
+      </w:r>
+    </w:p>
+    <w:p>
+      <w:pPr>
+        <w:pStyle w:val="Heading3"/>
+      </w:pPr>
+      <w:r>
         <w:t>A script runs without an error and displays 11 for five packs of six. Is it correct for the stated requirement? Give the required result, the likely wrong operation and one check after repair. State whether your evidence came from a device run or a paper trace.</w:t>
       </w:r>
     </w:p>
@@ -2877,25 +3803,10 @@
     </w:p>
     <w:p>
       <w:pPr>
-        <w:spacing w:line="336" w:lineRule="auto" w:after="180"/>
-      </w:pPr>
-      <w:r>
-        <w:rPr>
-          <w:b w:val="0"/>
-        </w:rPr>
-        <w:t xml:space="preserve">Explain the difference between a successful run and a correct calculation. State one limit of this </w:t>
-      </w:r>
-      <w:r>
-        <w:rPr>
-          <w:b/>
-        </w:rPr>
-        <w:t>program</w:t>
-      </w:r>
-      <w:r>
-        <w:rPr>
-          <w:b w:val="0"/>
-        </w:rPr>
-        <w:t xml:space="preserve"> and what you would keep so another person can check your work.</w:t>
+        <w:pStyle w:val="ListBullet"/>
+      </w:pPr>
+      <w:r>
+        <w:t>Explain the difference between a successful run and a correct calculation. State one limit of this program and what you would keep so another person can check your work.</w:t>
       </w:r>
     </w:p>
     <w:p>
@@ -2931,12 +3842,28 @@
         <w:pStyle w:val="Heading1"/>
       </w:pPr>
       <w:r>
-        <w:t>13. Study a complete case</w:t>
-      </w:r>
-    </w:p>
-    <w:p>
-      <w:r>
-        <w:t>Revisit the complete From a paper algorithm to Python case for supported practice. Repeated examples do not become fresh assessments.</w:t>
+        <w:t>13. Extra practice · A complete trace</w:t>
+      </w:r>
+    </w:p>
+    <w:p>
+      <w:r>
+        <w:t>Predict before opening the supplied trace.</w:t>
+      </w:r>
+    </w:p>
+    <w:p>
+      <w:pPr>
+        <w:pStyle w:val="Heading2"/>
+      </w:pPr>
+      <w:r>
+        <w:t>Explain the input and procedure</w:t>
+      </w:r>
+    </w:p>
+    <w:p>
+      <w:pPr>
+        <w:pStyle w:val="ListBullet"/>
+      </w:pPr>
+      <w:r>
+        <w:t>Follow the input through the stated procedure to its result. Cover the result first, predict it, then explain every intermediate step. The text/table accompanies the figure so the example can be read without colour.</w:t>
       </w:r>
     </w:p>
     <w:p>
@@ -2944,7 +3871,45 @@
         <w:pStyle w:val="Heading3"/>
       </w:pPr>
       <w:r>
-        <w:t>Complete evidence record</w:t>
+        <w:t>My complete trace of the worked case</w:t>
+      </w:r>
+    </w:p>
+    <w:p>
+      <w:r>
+        <w:t>________________________________________________________________</w:t>
+      </w:r>
+    </w:p>
+    <w:p>
+      <w:r>
+        <w:t>________________________________________________________________</w:t>
+      </w:r>
+    </w:p>
+    <w:p>
+      <w:r>
+        <w:t>________________________________________________________________</w:t>
+      </w:r>
+    </w:p>
+    <w:p>
+      <w:r>
+        <w:t>________________________________________________________________</w:t>
+      </w:r>
+    </w:p>
+    <w:p>
+      <w:r>
+        <w:t>________________________________________________________________</w:t>
+      </w:r>
+    </w:p>
+    <w:p>
+      <w:r>
+        <w:t>________________________________________________________________</w:t>
+      </w:r>
+    </w:p>
+    <w:p>
+      <w:pPr>
+        <w:pStyle w:val="Heading2"/>
+      </w:pPr>
+      <w:r>
+        <w:t>Check the complete trace · reference / check after trying</w:t>
       </w:r>
     </w:p>
     <w:p>
@@ -3105,25 +4070,10 @@
     </w:p>
     <w:p>
       <w:pPr>
-        <w:spacing w:line="336" w:lineRule="auto" w:after="180"/>
-      </w:pPr>
-      <w:r>
-        <w:rPr>
-          <w:b w:val="0"/>
-        </w:rPr>
-        <w:t xml:space="preserve">Follow the </w:t>
-      </w:r>
-      <w:r>
-        <w:rPr>
-          <w:b/>
-        </w:rPr>
-        <w:t>input</w:t>
-      </w:r>
-      <w:r>
-        <w:rPr>
-          <w:b w:val="0"/>
-        </w:rPr>
-        <w:t xml:space="preserve"> through the stated procedure to its result. Cover the result first, predict it, then explain every intermediate step. The text/table accompanies the figure so the example can be read without colour.</w:t>
+        <w:pStyle w:val="Heading2"/>
+      </w:pPr>
+      <w:r>
+        <w:t>Earlier wording, alternatives and picture transcripts · reference / check after trying</w:t>
       </w:r>
     </w:p>
     <w:p>
@@ -3131,37 +4081,7 @@
         <w:pStyle w:val="Heading3"/>
       </w:pPr>
       <w:r>
-        <w:t>My complete trace of the worked case</w:t>
-      </w:r>
-    </w:p>
-    <w:p>
-      <w:r>
-        <w:t>________________________________________________________________</w:t>
-      </w:r>
-    </w:p>
-    <w:p>
-      <w:r>
-        <w:t>________________________________________________________________</w:t>
-      </w:r>
-    </w:p>
-    <w:p>
-      <w:r>
-        <w:t>________________________________________________________________</w:t>
-      </w:r>
-    </w:p>
-    <w:p>
-      <w:r>
-        <w:t>________________________________________________________________</w:t>
-      </w:r>
-    </w:p>
-    <w:p>
-      <w:r>
-        <w:t>________________________________________________________________</w:t>
-      </w:r>
-    </w:p>
-    <w:p>
-      <w:r>
-        <w:t>________________________________________________________________</w:t>
+        <w:t>Complete evidence record</w:t>
       </w:r>
     </w:p>
     <w:p>
@@ -3169,269 +4089,20 @@
         <w:pStyle w:val="Heading1"/>
       </w:pPr>
       <w:r>
-        <w:t>14. Try a new case independently</w:t>
-      </w:r>
-    </w:p>
-    <w:p>
-      <w:r>
-        <w:t>Attempt the reserved new case before feedback. Record support; the earlier examples below remain additional practice.</w:t>
-      </w:r>
-    </w:p>
-    <w:p>
-      <w:pPr>
-        <w:pStyle w:val="Heading3"/>
-      </w:pPr>
-      <w:r>
-        <w:t>Independent case: Trace variables and a change</w:t>
-      </w:r>
-    </w:p>
-    <w:p>
-      <w:pPr>
-        <w:spacing w:line="336" w:lineRule="auto" w:after="180"/>
-      </w:pPr>
-      <w:r>
-        <w:rPr>
-          <w:b w:val="0"/>
-        </w:rPr>
-        <w:t xml:space="preserve">Predict the printed value. Change only packs to 5 and predict again. Explain which statements apply a </w:t>
-      </w:r>
-      <w:r>
-        <w:rPr>
-          <w:b/>
-        </w:rPr>
-        <w:t>written rule</w:t>
-      </w:r>
-      <w:r>
-        <w:rPr>
-          <w:b w:val="0"/>
-        </w:rPr>
-        <w:t>.</w:t>
-      </w:r>
-    </w:p>
-    <w:p>
-      <w:r>
-        <w:rPr>
-          <w:rFonts w:ascii="Courier New" w:hAnsi="Courier New"/>
-          <w:sz w:val="18"/>
-        </w:rPr>
-        <w:t>packs = 3</w:t>
-        <w:br/>
-        <w:t>per_pack = 7</w:t>
-        <w:br/>
-        <w:t>total = packs * per_pack</w:t>
-        <w:br/>
-        <w:t>print(total)</w:t>
-        <w:br/>
-      </w:r>
-    </w:p>
-    <w:p>
-      <w:pPr>
-        <w:pStyle w:val="Heading3"/>
-      </w:pPr>
-      <w:r>
-        <w:t>My independent explanation, trace and limits</w:t>
-      </w:r>
-    </w:p>
-    <w:p>
-      <w:r>
-        <w:t>________________________________________________________________</w:t>
-      </w:r>
-    </w:p>
-    <w:p>
-      <w:r>
-        <w:t>________________________________________________________________</w:t>
-      </w:r>
-    </w:p>
-    <w:p>
-      <w:r>
-        <w:t>________________________________________________________________</w:t>
-      </w:r>
-    </w:p>
-    <w:p>
-      <w:r>
-        <w:t>________________________________________________________________</w:t>
-      </w:r>
-    </w:p>
-    <w:p>
-      <w:r>
-        <w:t>________________________________________________________________</w:t>
-      </w:r>
-    </w:p>
-    <w:p>
-      <w:r>
-        <w:t>________________________________________________________________</w:t>
-      </w:r>
-    </w:p>
-    <w:p>
-      <w:r>
-        <w:t>________________________________________________________________</w:t>
-      </w:r>
-    </w:p>
-    <w:p>
-      <w:pPr>
-        <w:spacing w:line="336" w:lineRule="auto" w:after="180"/>
-      </w:pPr>
-      <w:r>
-        <w:rPr>
-          <w:b w:val="0"/>
-        </w:rPr>
-        <w:t>Attempt this case before feedback. Record any help. Earlier examples below are further practice; a case already practised with feedback cannot establish fresh transfer.</w:t>
-      </w:r>
-    </w:p>
-    <w:p>
-      <w:pPr>
-        <w:pStyle w:val="Heading3"/>
-      </w:pPr>
-      <w:r>
-        <w:t>Attempt this without hints</w:t>
-      </w:r>
-    </w:p>
-    <w:p>
-      <w:pPr>
-        <w:spacing w:line="336" w:lineRule="auto" w:after="180"/>
-      </w:pPr>
-      <w:r>
-        <w:rPr>
-          <w:b w:val="0"/>
-        </w:rPr>
-        <w:t xml:space="preserve">A fictional shelf has 3 trays of 7 tiles each. Write a four-line Python script using trays, per_tray and tiles. Predict its </w:t>
-      </w:r>
-      <w:r>
-        <w:rPr>
-          <w:b/>
-        </w:rPr>
-        <w:t>output</w:t>
-      </w:r>
-      <w:r>
-        <w:rPr>
-          <w:b w:val="0"/>
-        </w:rPr>
-        <w:t>. Then change only trays to 0 and predict again. Explain why adding the two quantities is wrong.</w:t>
-      </w:r>
-    </w:p>
-    <w:p>
-      <w:pPr>
-        <w:pStyle w:val="Heading3"/>
-      </w:pPr>
-      <w:r>
-        <w:t>My independent procedure, result and limitation</w:t>
-      </w:r>
-    </w:p>
-    <w:p>
-      <w:r>
-        <w:t>________________________________________________________________</w:t>
-      </w:r>
-    </w:p>
-    <w:p>
-      <w:r>
-        <w:t>________________________________________________________________</w:t>
-      </w:r>
-    </w:p>
-    <w:p>
-      <w:r>
-        <w:t>________________________________________________________________</w:t>
-      </w:r>
-    </w:p>
-    <w:p>
-      <w:r>
-        <w:t>________________________________________________________________</w:t>
-      </w:r>
-    </w:p>
-    <w:p>
-      <w:r>
-        <w:t>________________________________________________________________</w:t>
-      </w:r>
-    </w:p>
-    <w:p>
-      <w:r>
-        <w:t>________________________________________________________________</w:t>
-      </w:r>
-    </w:p>
-    <w:p>
-      <w:r>
-        <w:t>________________________________________________________________</w:t>
-      </w:r>
-    </w:p>
-    <w:p>
-      <w:r>
-        <w:t>________________________________________________________________</w:t>
-      </w:r>
-    </w:p>
-    <w:p>
-      <w:pPr>
-        <w:spacing w:line="336" w:lineRule="auto" w:after="180"/>
-      </w:pPr>
-      <w:r>
-        <w:rPr>
-          <w:b w:val="0"/>
-        </w:rPr>
-        <w:t>Record support used: none, hint or teacher explanation. After feedback, a different case is needed to demonstrate independence.</w:t>
-      </w:r>
-    </w:p>
-    <w:p>
-      <w:pPr>
-        <w:pStyle w:val="Heading3"/>
-      </w:pPr>
-      <w:r>
-        <w:t>Use feedback to improve</w:t>
-      </w:r>
-    </w:p>
-    <w:p>
-      <w:pPr>
-        <w:spacing w:line="336" w:lineRule="auto" w:after="180"/>
-      </w:pPr>
-      <w:r>
-        <w:rPr>
-          <w:b w:val="0"/>
-        </w:rPr>
-        <w:t>Attempt the independent case before hints. Record whether you worked alone, used a hint or followed a model. After feedback, fix the first unsupported step and explain why it changed.</w:t>
-      </w:r>
-    </w:p>
-    <w:p>
-      <w:pPr>
-        <w:spacing w:line="336" w:lineRule="auto" w:after="180"/>
-      </w:pPr>
-      <w:r>
-        <w:rPr>
-          <w:b w:val="0"/>
-        </w:rPr>
-        <w:t>A later check uses a changed case, not a copied answer.</w:t>
-      </w:r>
-    </w:p>
-    <w:p>
-      <w:pPr>
-        <w:pStyle w:val="Heading1"/>
-      </w:pPr>
-      <w:r>
-        <w:t>15. Your lesson route</w:t>
-      </w:r>
-    </w:p>
-    <w:p>
-      <w:r>
-        <w:t>Use this map to navigate From a paper algorithm to Python, connect the goals to tasks and keep one evidence record for each attempt.</w:t>
-      </w:r>
-    </w:p>
-    <w:p>
-      <w:pPr>
-        <w:spacing w:line="336" w:lineRule="auto" w:after="180"/>
-      </w:pPr>
-      <w:r>
-        <w:rPr>
-          <w:b w:val="0"/>
-        </w:rPr>
-        <w:t xml:space="preserve">Start with this question: Convert a seed-count </w:t>
-      </w:r>
-      <w:r>
-        <w:rPr>
-          <w:b/>
-        </w:rPr>
-        <w:t>algorithm</w:t>
-      </w:r>
-      <w:r>
-        <w:rPr>
-          <w:b w:val="0"/>
-        </w:rPr>
-        <w:t>. The paper plan counts seeds in identical trays, then adds a labelled spare tray.</w:t>
+        <w:t>15. Reference · Earlier route checklist</w:t>
+      </w:r>
+    </w:p>
+    <w:p>
+      <w:r>
+        <w:t>Keep one main lesson route and use this as a reminder.</w:t>
+      </w:r>
+    </w:p>
+    <w:p>
+      <w:pPr>
+        <w:pStyle w:val="Heading2"/>
+      </w:pPr>
+      <w:r>
+        <w:t>Checklist and first prediction</w:t>
       </w:r>
     </w:p>
     <w:tbl>
@@ -3596,15 +4267,10 @@
     </w:p>
     <w:p>
       <w:pPr>
-        <w:pStyle w:val="Heading1"/>
-      </w:pPr>
-      <w:r>
-        <w:t>16. Finish and return</w:t>
-      </w:r>
-    </w:p>
-    <w:p>
-      <w:r>
-        <w:t>Explain From a paper algorithm to Python without notes, identify a remaining question and plan a later check with a changed case.</w:t>
+        <w:pStyle w:val="Heading2"/>
+      </w:pPr>
+      <w:r>
+        <w:t>Earlier wording, alternatives and picture transcripts · reference / check after trying</w:t>
       </w:r>
     </w:p>
     <w:p>
@@ -3615,51 +4281,332 @@
         <w:rPr>
           <w:b w:val="0"/>
         </w:rPr>
-        <w:t>Close your notes. Explain this goal in your own words: Translate a short paper calculation into a Python script</w:t>
-      </w:r>
-    </w:p>
-    <w:p>
-      <w:pPr>
-        <w:pStyle w:val="Heading3"/>
-      </w:pPr>
-      <w:r>
-        <w:t>My deciding step, evidence and one remaining question</w:t>
-      </w:r>
-    </w:p>
-    <w:p>
-      <w:r>
-        <w:t>________________________________________________________________</w:t>
-      </w:r>
-    </w:p>
-    <w:p>
-      <w:r>
-        <w:t>________________________________________________________________</w:t>
-      </w:r>
-    </w:p>
-    <w:p>
-      <w:r>
-        <w:t>________________________________________________________________</w:t>
-      </w:r>
-    </w:p>
-    <w:p>
-      <w:r>
-        <w:t>________________________________________________________________</w:t>
-      </w:r>
-    </w:p>
-    <w:p>
-      <w:r>
-        <w:t>________________________________________________________________</w:t>
-      </w:r>
-    </w:p>
-    <w:p>
-      <w:pPr>
-        <w:spacing w:line="336" w:lineRule="auto" w:after="180"/>
-      </w:pPr>
+        <w:t xml:space="preserve">Start with this question: Convert a seed-count </w:t>
+      </w:r>
+      <w:r>
+        <w:rPr>
+          <w:b/>
+        </w:rPr>
+        <w:t>algorithm</w:t>
+      </w:r>
       <w:r>
         <w:rPr>
           <w:b w:val="0"/>
         </w:rPr>
-        <w:t xml:space="preserve">If you are unsure, return to the worked picture and explain one arrow. If you are ready, change an </w:t>
+        <w:t>. The paper plan counts seeds in identical trays, then adds a labelled spare tray.</w:t>
+      </w:r>
+    </w:p>
+    <w:p>
+      <w:pPr>
+        <w:pStyle w:val="Heading1"/>
+      </w:pPr>
+      <w:r>
+        <w:t>17. Extra practice · Predict, check and repair</w:t>
+      </w:r>
+    </w:p>
+    <w:p>
+      <w:r>
+        <w:t>Use only after an attempt; keep the reserved assessment separate.</w:t>
+      </w:r>
+    </w:p>
+    <w:p>
+      <w:pPr>
+        <w:pStyle w:val="Heading2"/>
+      </w:pPr>
+      <w:r>
+        <w:t>First question and hint</w:t>
+      </w:r>
+    </w:p>
+    <w:p>
+      <w:pPr>
+        <w:pStyle w:val="ListBullet"/>
+      </w:pPr>
+      <w:r>
+        <w:t>Convert a seed-count algorithm. The paper plan counts seeds in identical trays, then adds a labelled spare tray.</w:t>
+      </w:r>
+    </w:p>
+    <w:p>
+      <w:pPr>
+        <w:pStyle w:val="Heading3"/>
+      </w:pPr>
+      <w:r>
+        <w:t>Practice 1: explain the deciding evidence</w:t>
+      </w:r>
+    </w:p>
+    <w:p>
+      <w:pPr>
+        <w:pStyle w:val="ListBullet"/>
+      </w:pPr>
+      <w:r>
+        <w:t>Which labelled step matches this detail? 4*6+2 is 26; total stores 26 and print displays it.</w:t>
+      </w:r>
+    </w:p>
+    <w:p>
+      <w:pPr>
+        <w:pStyle w:val="ListBullet"/>
+      </w:pPr>
+      <w:r>
+        <w:t>1. Trace the assignment</w:t>
+      </w:r>
+    </w:p>
+    <w:p>
+      <w:pPr>
+        <w:pStyle w:val="ListBullet"/>
+      </w:pPr>
+      <w:r>
+        <w:t>2. Name the inputs</w:t>
+      </w:r>
+    </w:p>
+    <w:p>
+      <w:pPr>
+        <w:pStyle w:val="ListBullet"/>
+      </w:pPr>
+      <w:r>
+        <w:t>3. Translate the plan</w:t>
+      </w:r>
+    </w:p>
+    <w:p>
+      <w:pPr>
+        <w:pStyle w:val="Heading3"/>
+      </w:pPr>
+      <w:r>
+        <w:t>My selected conclusion, deciding fact and explanation</w:t>
+      </w:r>
+    </w:p>
+    <w:p>
+      <w:r>
+        <w:t>________________________________________________________________</w:t>
+      </w:r>
+    </w:p>
+    <w:p>
+      <w:r>
+        <w:t>________________________________________________________________</w:t>
+      </w:r>
+    </w:p>
+    <w:p>
+      <w:r>
+        <w:t>________________________________________________________________</w:t>
+      </w:r>
+    </w:p>
+    <w:p>
+      <w:r>
+        <w:t>________________________________________________________________</w:t>
+      </w:r>
+    </w:p>
+    <w:p>
+      <w:r>
+        <w:t>________________________________________________________________</w:t>
+      </w:r>
+    </w:p>
+    <w:p>
+      <w:pPr>
+        <w:pStyle w:val="ListBullet"/>
+      </w:pPr>
+      <w:r>
+        <w:t>Hint if needed: Read the steps in the pictorial case. Match the supplied detail to the stage that performs or records it.</w:t>
+      </w:r>
+    </w:p>
+    <w:p>
+      <w:pPr>
+        <w:pStyle w:val="Heading2"/>
+      </w:pPr>
+      <w:r>
+        <w:t>Check the first explanation · reference / check after trying</w:t>
+      </w:r>
+    </w:p>
+    <w:p>
+      <w:pPr>
+        <w:spacing w:line="336" w:lineRule="auto" w:after="180"/>
+      </w:pPr>
+      <w:r>
+        <w:rPr>
+          <w:b w:val="0"/>
+        </w:rPr>
+        <w:t xml:space="preserve">After your attempt, compare with the supported explanation: Trace the </w:t>
+      </w:r>
+      <w:r>
+        <w:rPr>
+          <w:b/>
+        </w:rPr>
+        <w:t>assignment</w:t>
+      </w:r>
+      <w:r>
+        <w:rPr>
+          <w:b w:val="0"/>
+        </w:rPr>
+        <w:t xml:space="preserve"> 4*6+2 is 26; total stores 26 and print displays it. Python follows the arithmetic instructions.</w:t>
+      </w:r>
+    </w:p>
+    <w:p>
+      <w:pPr>
+        <w:spacing w:line="336" w:lineRule="auto" w:after="180"/>
+      </w:pPr>
+      <w:r>
+        <w:rPr>
+          <w:b w:val="0"/>
+        </w:rPr>
+        <w:t>This translation automates a declared counting rule; it does not train a model from examples.</w:t>
+      </w:r>
+    </w:p>
+    <w:p>
+      <w:pPr>
+        <w:pStyle w:val="Heading2"/>
+      </w:pPr>
+      <w:r>
+        <w:t>Changed-case question and hint</w:t>
+      </w:r>
+    </w:p>
+    <w:p>
+      <w:pPr>
+        <w:pStyle w:val="Heading3"/>
+      </w:pPr>
+      <w:r>
+        <w:t>Practice 2: explain the deciding evidence</w:t>
+      </w:r>
+    </w:p>
+    <w:p>
+      <w:pPr>
+        <w:pStyle w:val="ListBullet"/>
+      </w:pPr>
+      <w:r>
+        <w:t>Changed-case practice: Change spare to 5 while keeping both tray inputs fixed. Which conclusion is supported by the supplied facts?</w:t>
+      </w:r>
+    </w:p>
+    <w:p>
+      <w:pPr>
+        <w:pStyle w:val="ListBullet"/>
+      </w:pPr>
+      <w:r>
+        <w:t>1. The printed total becomes 29.</w:t>
+      </w:r>
+    </w:p>
+    <w:p>
+      <w:pPr>
+        <w:pStyle w:val="ListBullet"/>
+      </w:pPr>
+      <w:r>
+        <w:t>2. We can decide the result without examining the changed input or the procedure.</w:t>
+      </w:r>
+    </w:p>
+    <w:p>
+      <w:pPr>
+        <w:pStyle w:val="ListBullet"/>
+      </w:pPr>
+      <w:r>
+        <w:t>3. This one example guarantees correct results for every future input.</w:t>
+      </w:r>
+    </w:p>
+    <w:p>
+      <w:pPr>
+        <w:pStyle w:val="Heading3"/>
+      </w:pPr>
+      <w:r>
+        <w:t>My selected conclusion, deciding fact and explanation</w:t>
+      </w:r>
+    </w:p>
+    <w:p>
+      <w:r>
+        <w:t>________________________________________________________________</w:t>
+      </w:r>
+    </w:p>
+    <w:p>
+      <w:r>
+        <w:t>________________________________________________________________</w:t>
+      </w:r>
+    </w:p>
+    <w:p>
+      <w:r>
+        <w:t>________________________________________________________________</w:t>
+      </w:r>
+    </w:p>
+    <w:p>
+      <w:r>
+        <w:t>________________________________________________________________</w:t>
+      </w:r>
+    </w:p>
+    <w:p>
+      <w:r>
+        <w:t>________________________________________________________________</w:t>
+      </w:r>
+    </w:p>
+    <w:p>
+      <w:pPr>
+        <w:pStyle w:val="ListBullet"/>
+      </w:pPr>
+      <w:r>
+        <w:t>Hint if needed: Use the changed condition and the deciding step in the pictorial trace. The answer must say what follows from those facts.</w:t>
+      </w:r>
+    </w:p>
+    <w:p>
+      <w:pPr>
+        <w:pStyle w:val="Heading2"/>
+      </w:pPr>
+      <w:r>
+        <w:t>Check the changed explanation · reference / check after trying</w:t>
+      </w:r>
+    </w:p>
+    <w:p>
+      <w:pPr>
+        <w:spacing w:line="336" w:lineRule="auto" w:after="180"/>
+      </w:pPr>
+      <w:r>
+        <w:rPr>
+          <w:b w:val="0"/>
+        </w:rPr>
+        <w:t>After your attempt, compare with the supported explanation: The printed total becomes 29. 4*6 remains 24; adding five gives 29.</w:t>
+      </w:r>
+    </w:p>
+    <w:p>
+      <w:pPr>
+        <w:pStyle w:val="Heading2"/>
+      </w:pPr>
+      <w:r>
+        <w:t>Repair and keep the record</w:t>
+      </w:r>
+    </w:p>
+    <w:p>
+      <w:pPr>
+        <w:spacing w:line="336" w:lineRule="auto" w:after="180"/>
+      </w:pPr>
+      <w:r>
+        <w:rPr>
+          <w:b w:val="0"/>
+        </w:rPr>
+        <w:t>Review Debugging Strategies (ai-2/6). Goal: Design revealing tests for a function. Short practice: Which test most directly isolates the handling of loose books, and what should it produce?.</w:t>
+      </w:r>
+    </w:p>
+    <w:p>
+      <w:pPr>
+        <w:spacing w:line="336" w:lineRule="auto" w:after="180"/>
+      </w:pPr>
+      <w:r>
+        <w:rPr>
+          <w:b w:val="0"/>
+        </w:rPr>
+        <w:t>Return to this week and explain what you changed.</w:t>
+      </w:r>
+    </w:p>
+    <w:p>
+      <w:pPr>
+        <w:spacing w:line="336" w:lineRule="auto" w:after="180"/>
+      </w:pPr>
+      <w:r>
+        <w:rPr>
+          <w:b w:val="0"/>
+        </w:rPr>
+        <w:t xml:space="preserve">The browser lab lets you edit the supported Python examples already included in this lesson. Predict first, run, inspect the actual </w:t>
+      </w:r>
+      <w:r>
+        <w:rPr>
+          <w:b/>
+        </w:rPr>
+        <w:t>output</w:t>
+      </w:r>
+      <w:r>
+        <w:rPr>
+          <w:b w:val="0"/>
+        </w:rPr>
+        <w:t xml:space="preserve"> or error, change one </w:t>
       </w:r>
       <w:r>
         <w:rPr>
@@ -3671,7 +4618,18 @@
         <w:rPr>
           <w:b w:val="0"/>
         </w:rPr>
-        <w:t xml:space="preserve"> or assumption and justify your </w:t>
+        <w:t>, then run again.</w:t>
+      </w:r>
+    </w:p>
+    <w:p>
+      <w:pPr>
+        <w:spacing w:line="336" w:lineRule="auto" w:after="180"/>
+      </w:pPr>
+      <w:r>
+        <w:rPr>
+          <w:b w:val="0"/>
+        </w:rPr>
+        <w:t xml:space="preserve">Keep code, </w:t>
       </w:r>
       <w:r>
         <w:rPr>
@@ -3683,7 +4641,7 @@
         <w:rPr>
           <w:b w:val="0"/>
         </w:rPr>
-        <w:t>.</w:t>
+        <w:t>s, actual results and a reasoned revision together. On paper, label your result as a trace rather than an execution.</w:t>
       </w:r>
     </w:p>
     <w:p>
@@ -3694,7 +4652,7 @@
         <w:rPr>
           <w:b w:val="0"/>
         </w:rPr>
-        <w:t xml:space="preserve">Save your workbook </w:t>
+        <w:t xml:space="preserve">Use Download completed work in the hosted lesson to export your answers, reflections, practice feedback and code-run </w:t>
       </w:r>
       <w:r>
         <w:rPr>
@@ -3706,20 +4664,26 @@
         <w:rPr>
           <w:b w:val="0"/>
         </w:rPr>
-        <w:t>. At the next review, try a different case before opening your old answer.</w:t>
-      </w:r>
-    </w:p>
-    <w:p>
-      <w:pPr>
-        <w:pStyle w:val="Heading1"/>
-      </w:pPr>
-      <w:r>
-        <w:t>17. Supported practice, repair and portfolio</w:t>
-      </w:r>
-    </w:p>
-    <w:p>
-      <w:r>
-        <w:t>Attempt supported questions before using hints or feedback. Review a missing building block, then keep the completed work.</w:t>
+        <w:t>. Open the HTML copy to read or print it.</w:t>
+      </w:r>
+    </w:p>
+    <w:p>
+      <w:pPr>
+        <w:spacing w:line="336" w:lineRule="auto" w:after="180"/>
+      </w:pPr>
+      <w:r>
+        <w:rPr>
+          <w:b w:val="0"/>
+        </w:rPr>
+        <w:t>Drafts stay in this browser when storage is available; clear drafts on a shared device.</w:t>
+      </w:r>
+    </w:p>
+    <w:p>
+      <w:pPr>
+        <w:pStyle w:val="Heading2"/>
+      </w:pPr>
+      <w:r>
+        <w:t>Earlier wording, alternatives and picture transcripts · reference / check after trying</w:t>
       </w:r>
     </w:p>
     <w:p>
@@ -3735,98 +4699,10 @@
     </w:p>
     <w:p>
       <w:pPr>
-        <w:spacing w:line="336" w:lineRule="auto" w:after="180"/>
-      </w:pPr>
-      <w:r>
-        <w:rPr>
-          <w:b w:val="0"/>
-        </w:rPr>
-        <w:t xml:space="preserve">Convert a seed-count </w:t>
-      </w:r>
-      <w:r>
-        <w:rPr>
-          <w:b/>
-        </w:rPr>
-        <w:t>algorithm</w:t>
-      </w:r>
-      <w:r>
-        <w:rPr>
-          <w:b w:val="0"/>
-        </w:rPr>
-        <w:t>. The paper plan counts seeds in identical trays, then adds a labelled spare tray.</w:t>
-      </w:r>
-    </w:p>
-    <w:p>
-      <w:pPr>
         <w:pStyle w:val="Heading3"/>
       </w:pPr>
       <w:r>
-        <w:t>Practice 1: explain the deciding evidence</w:t>
-      </w:r>
-    </w:p>
-    <w:p>
-      <w:pPr>
-        <w:spacing w:line="336" w:lineRule="auto" w:after="180"/>
-      </w:pPr>
-      <w:r>
-        <w:rPr>
-          <w:b w:val="0"/>
-        </w:rPr>
-        <w:t>Which labelled step matches this detail? 4*6+2 is 26; total stores 26 and print displays it.</w:t>
-      </w:r>
-    </w:p>
-    <w:p>
-      <w:pPr>
-        <w:spacing w:line="336" w:lineRule="auto" w:after="180"/>
-        <w:shd w:fill="F4F9FC"/>
-      </w:pPr>
-      <w:r>
-        <w:rPr>
-          <w:b w:val="0"/>
-        </w:rPr>
-        <w:t xml:space="preserve">1. Trace the </w:t>
-      </w:r>
-      <w:r>
-        <w:rPr>
-          <w:b/>
-        </w:rPr>
-        <w:t>assignment</w:t>
-      </w:r>
-    </w:p>
-    <w:p>
-      <w:pPr>
-        <w:spacing w:line="336" w:lineRule="auto" w:after="180"/>
-        <w:shd w:fill="F4F9FC"/>
-      </w:pPr>
-      <w:r>
-        <w:rPr>
-          <w:b w:val="0"/>
-        </w:rPr>
-        <w:t xml:space="preserve">2. Name the </w:t>
-      </w:r>
-      <w:r>
-        <w:rPr>
-          <w:b/>
-        </w:rPr>
-        <w:t>input</w:t>
-      </w:r>
-      <w:r>
-        <w:rPr>
-          <w:b w:val="0"/>
-        </w:rPr>
-        <w:t>s</w:t>
-      </w:r>
-    </w:p>
-    <w:p>
-      <w:pPr>
-        <w:spacing w:line="336" w:lineRule="auto" w:after="180"/>
-        <w:shd w:fill="F4F9FC"/>
-      </w:pPr>
-      <w:r>
-        <w:rPr>
-          <w:b w:val="0"/>
-        </w:rPr>
-        <w:t>3. Translate the plan</w:t>
+        <w:t>Repair a missing building block</w:t>
       </w:r>
     </w:p>
     <w:p>
@@ -3834,32 +4710,7 @@
         <w:pStyle w:val="Heading3"/>
       </w:pPr>
       <w:r>
-        <w:t>My selected conclusion, deciding fact and explanation</w:t>
-      </w:r>
-    </w:p>
-    <w:p>
-      <w:r>
-        <w:t>________________________________________________________________</w:t>
-      </w:r>
-    </w:p>
-    <w:p>
-      <w:r>
-        <w:t>________________________________________________________________</w:t>
-      </w:r>
-    </w:p>
-    <w:p>
-      <w:r>
-        <w:t>________________________________________________________________</w:t>
-      </w:r>
-    </w:p>
-    <w:p>
-      <w:r>
-        <w:t>________________________________________________________________</w:t>
-      </w:r>
-    </w:p>
-    <w:p>
-      <w:r>
-        <w:t>________________________________________________________________</w:t>
+        <w:t>Predict, run and debug</w:t>
       </w:r>
     </w:p>
     <w:p>
@@ -3867,392 +4718,25 @@
         <w:pStyle w:val="Heading3"/>
       </w:pPr>
       <w:r>
-        <w:t>Hint · try first</w:t>
-      </w:r>
-    </w:p>
-    <w:p>
-      <w:pPr>
-        <w:spacing w:line="336" w:lineRule="auto" w:after="180"/>
-        <w:shd w:fill="F1F6F8"/>
-      </w:pPr>
-      <w:r>
-        <w:rPr>
-          <w:b w:val="0"/>
-        </w:rPr>
-        <w:t>Hint if needed: Read the steps in the pictorial case. Match the supplied detail to the stage that performs or records it.</w:t>
-      </w:r>
-    </w:p>
-    <w:p>
-      <w:pPr>
-        <w:pStyle w:val="Heading3"/>
-      </w:pPr>
-      <w:r>
-        <w:t>Feedback · compare after trying</w:t>
-      </w:r>
-    </w:p>
-    <w:p>
-      <w:pPr>
-        <w:spacing w:line="336" w:lineRule="auto" w:after="180"/>
-        <w:shd w:fill="F1F6FC"/>
-      </w:pPr>
-      <w:r>
-        <w:rPr>
-          <w:b w:val="0"/>
-        </w:rPr>
-        <w:t xml:space="preserve">After your attempt, compare with the supported explanation: Trace the </w:t>
-      </w:r>
-      <w:r>
-        <w:rPr>
-          <w:b/>
-        </w:rPr>
-        <w:t>assignment</w:t>
-      </w:r>
-      <w:r>
-        <w:rPr>
-          <w:b w:val="0"/>
-        </w:rPr>
-        <w:t xml:space="preserve"> 4*6+2 is 26; total stores 26 and print displays it. Python follows the arithmetic instructions.</w:t>
-      </w:r>
-    </w:p>
-    <w:p>
-      <w:pPr>
-        <w:spacing w:line="336" w:lineRule="auto" w:after="180"/>
-        <w:shd w:fill="F1F6FC"/>
-      </w:pPr>
-      <w:r>
-        <w:rPr>
-          <w:b w:val="0"/>
-        </w:rPr>
-        <w:t>This translation automates a declared counting rule; it does not train a model from examples.</w:t>
-      </w:r>
-    </w:p>
-    <w:p>
-      <w:pPr>
-        <w:pStyle w:val="Heading3"/>
-      </w:pPr>
-      <w:r>
-        <w:t>Practice 2: explain the deciding evidence</w:t>
-      </w:r>
-    </w:p>
-    <w:p>
-      <w:pPr>
-        <w:pStyle w:val="Heading3"/>
-      </w:pPr>
-      <w:r>
-        <w:t>Changed case · predict first</w:t>
-      </w:r>
-    </w:p>
-    <w:p>
-      <w:pPr>
-        <w:spacing w:line="336" w:lineRule="auto" w:after="180"/>
-        <w:shd w:fill="F5F1FB"/>
-      </w:pPr>
-      <w:r>
-        <w:rPr>
-          <w:b w:val="0"/>
-        </w:rPr>
-        <w:t xml:space="preserve">Changed-case practice: Change spare to 5 while keeping both tray </w:t>
-      </w:r>
-      <w:r>
-        <w:rPr>
-          <w:b/>
-        </w:rPr>
-        <w:t>input</w:t>
-      </w:r>
-      <w:r>
-        <w:rPr>
-          <w:b w:val="0"/>
-        </w:rPr>
-        <w:t>s fixed. Which conclusion is supported by the supplied facts?</w:t>
-      </w:r>
-    </w:p>
-    <w:p>
-      <w:pPr>
-        <w:spacing w:line="336" w:lineRule="auto" w:after="180"/>
-        <w:shd w:fill="F4F9FC"/>
-      </w:pPr>
-      <w:r>
-        <w:rPr>
-          <w:b w:val="0"/>
-        </w:rPr>
-        <w:t>1. The printed total becomes 29.</w:t>
-      </w:r>
-    </w:p>
-    <w:p>
-      <w:pPr>
-        <w:spacing w:line="336" w:lineRule="auto" w:after="180"/>
-        <w:shd w:fill="F4F9FC"/>
-      </w:pPr>
-      <w:r>
-        <w:rPr>
-          <w:b w:val="0"/>
-        </w:rPr>
-        <w:t xml:space="preserve">2. We can decide the result without examining the changed </w:t>
-      </w:r>
-      <w:r>
-        <w:rPr>
-          <w:b/>
-        </w:rPr>
-        <w:t>input</w:t>
-      </w:r>
-      <w:r>
-        <w:rPr>
-          <w:b w:val="0"/>
-        </w:rPr>
-        <w:t xml:space="preserve"> or the procedure.</w:t>
-      </w:r>
-    </w:p>
-    <w:p>
-      <w:pPr>
-        <w:spacing w:line="336" w:lineRule="auto" w:after="180"/>
-        <w:shd w:fill="F4F9FC"/>
-      </w:pPr>
-      <w:r>
-        <w:rPr>
-          <w:b w:val="0"/>
-        </w:rPr>
-        <w:t xml:space="preserve">3. This one example guarantees correct results for every future </w:t>
-      </w:r>
-      <w:r>
-        <w:rPr>
-          <w:b/>
-        </w:rPr>
-        <w:t>input</w:t>
-      </w:r>
-      <w:r>
-        <w:rPr>
-          <w:b w:val="0"/>
-        </w:rPr>
-        <w:t>.</w:t>
-      </w:r>
-    </w:p>
-    <w:p>
-      <w:pPr>
-        <w:pStyle w:val="Heading3"/>
-      </w:pPr>
-      <w:r>
-        <w:t>My selected conclusion, deciding fact and explanation</w:t>
-      </w:r>
-    </w:p>
-    <w:p>
-      <w:r>
-        <w:t>________________________________________________________________</w:t>
-      </w:r>
-    </w:p>
-    <w:p>
-      <w:r>
-        <w:t>________________________________________________________________</w:t>
-      </w:r>
-    </w:p>
-    <w:p>
-      <w:r>
-        <w:t>________________________________________________________________</w:t>
-      </w:r>
-    </w:p>
-    <w:p>
-      <w:r>
-        <w:t>________________________________________________________________</w:t>
-      </w:r>
-    </w:p>
-    <w:p>
-      <w:r>
-        <w:t>________________________________________________________________</w:t>
-      </w:r>
-    </w:p>
-    <w:p>
-      <w:pPr>
-        <w:pStyle w:val="Heading3"/>
-      </w:pPr>
-      <w:r>
-        <w:t>Hint · try first</w:t>
-      </w:r>
-    </w:p>
-    <w:p>
-      <w:pPr>
-        <w:spacing w:line="336" w:lineRule="auto" w:after="180"/>
-        <w:shd w:fill="F1F6F8"/>
-      </w:pPr>
-      <w:r>
-        <w:rPr>
-          <w:b w:val="0"/>
-        </w:rPr>
-        <w:t>Hint if needed: Use the changed condition and the deciding step in the pictorial trace. The answer must say what follows from those facts.</w:t>
-      </w:r>
-    </w:p>
-    <w:p>
-      <w:pPr>
-        <w:pStyle w:val="Heading3"/>
-      </w:pPr>
-      <w:r>
-        <w:t>Feedback · compare after trying</w:t>
-      </w:r>
-    </w:p>
-    <w:p>
-      <w:pPr>
-        <w:spacing w:line="336" w:lineRule="auto" w:after="180"/>
-        <w:shd w:fill="F1F6FC"/>
-      </w:pPr>
-      <w:r>
-        <w:rPr>
-          <w:b w:val="0"/>
-        </w:rPr>
-        <w:t>After your attempt, compare with the supported explanation: The printed total becomes 29. 4*6 remains 24; adding five gives 29.</w:t>
-      </w:r>
-    </w:p>
-    <w:p>
-      <w:pPr>
-        <w:pStyle w:val="Heading3"/>
-      </w:pPr>
-      <w:r>
-        <w:t>Repair a missing building block</w:t>
-      </w:r>
-    </w:p>
-    <w:p>
-      <w:pPr>
-        <w:spacing w:line="336" w:lineRule="auto" w:after="180"/>
-      </w:pPr>
-      <w:r>
-        <w:rPr>
-          <w:b w:val="0"/>
-        </w:rPr>
-        <w:t>Review Debugging Strategies (ai-2/6). Goal: Design revealing tests for a function. Short practice: Which test most directly isolates the handling of loose books, and what should it produce?.</w:t>
-      </w:r>
-    </w:p>
-    <w:p>
-      <w:pPr>
-        <w:spacing w:line="336" w:lineRule="auto" w:after="180"/>
-      </w:pPr>
-      <w:r>
-        <w:rPr>
-          <w:b w:val="0"/>
-        </w:rPr>
-        <w:t>Return to this week and explain what you changed.</w:t>
-      </w:r>
-    </w:p>
-    <w:p>
-      <w:pPr>
-        <w:pStyle w:val="Heading3"/>
-      </w:pPr>
-      <w:r>
-        <w:t>Predict, run and debug</w:t>
-      </w:r>
-    </w:p>
-    <w:p>
-      <w:pPr>
-        <w:spacing w:line="336" w:lineRule="auto" w:after="180"/>
-      </w:pPr>
-      <w:r>
-        <w:rPr>
-          <w:b w:val="0"/>
-        </w:rPr>
-        <w:t xml:space="preserve">The browser lab lets you edit the supported Python examples already included in this lesson. Predict first, run, inspect the actual </w:t>
-      </w:r>
-      <w:r>
-        <w:rPr>
-          <w:b/>
-        </w:rPr>
-        <w:t>output</w:t>
-      </w:r>
-      <w:r>
-        <w:rPr>
-          <w:b w:val="0"/>
-        </w:rPr>
-        <w:t xml:space="preserve"> or error, change one </w:t>
-      </w:r>
-      <w:r>
-        <w:rPr>
-          <w:b/>
-        </w:rPr>
-        <w:t>input</w:t>
-      </w:r>
-      <w:r>
-        <w:rPr>
-          <w:b w:val="0"/>
-        </w:rPr>
-        <w:t>, then run again.</w:t>
-      </w:r>
-    </w:p>
-    <w:p>
-      <w:pPr>
-        <w:spacing w:line="336" w:lineRule="auto" w:after="180"/>
-      </w:pPr>
-      <w:r>
-        <w:rPr>
-          <w:b w:val="0"/>
-        </w:rPr>
-        <w:t xml:space="preserve">Keep code, </w:t>
-      </w:r>
-      <w:r>
-        <w:rPr>
-          <w:b/>
-        </w:rPr>
-        <w:t>prediction</w:t>
-      </w:r>
-      <w:r>
-        <w:rPr>
-          <w:b w:val="0"/>
-        </w:rPr>
-        <w:t>s, actual results and a reasoned revision together. On paper, label your result as a trace rather than an execution.</w:t>
-      </w:r>
-    </w:p>
-    <w:p>
-      <w:pPr>
-        <w:pStyle w:val="Heading3"/>
-      </w:pPr>
-      <w:r>
         <w:t>Keep your completed work</w:t>
       </w:r>
     </w:p>
     <w:p>
       <w:pPr>
-        <w:spacing w:line="336" w:lineRule="auto" w:after="180"/>
-      </w:pPr>
-      <w:r>
-        <w:rPr>
-          <w:b w:val="0"/>
-        </w:rPr>
-        <w:t xml:space="preserve">Use Download completed work in the hosted lesson to export your answers, reflections, practice feedback and code-run </w:t>
-      </w:r>
-      <w:r>
-        <w:rPr>
-          <w:b/>
-        </w:rPr>
-        <w:t>evidence</w:t>
-      </w:r>
-      <w:r>
-        <w:rPr>
-          <w:b w:val="0"/>
-        </w:rPr>
-        <w:t>. Open the HTML copy to read or print it.</w:t>
-      </w:r>
-    </w:p>
-    <w:p>
-      <w:pPr>
-        <w:spacing w:line="336" w:lineRule="auto" w:after="180"/>
-      </w:pPr>
-      <w:r>
-        <w:rPr>
-          <w:b w:val="0"/>
-        </w:rPr>
-        <w:t>Drafts stay in this browser when storage is available; clear drafts on a shared device.</w:t>
-      </w:r>
-    </w:p>
-    <w:p>
-      <w:pPr>
         <w:pStyle w:val="Heading1"/>
       </w:pPr>
       <w:r>
-        <w:t>18. Visual concept journey</w:t>
-      </w:r>
-    </w:p>
-    <w:p>
-      <w:r>
-        <w:t>Explain each From a paper algorithm to Python graphic using its labels, deciding evidence and relevant limitation.</w:t>
-      </w:r>
-    </w:p>
-    <w:p>
-      <w:pPr>
-        <w:pStyle w:val="Heading3"/>
+        <w:t>18. Reference · The six-picture journey</w:t>
+      </w:r>
+    </w:p>
+    <w:p>
+      <w:r>
+        <w:t>Choose the picture needed for the present question.</w:t>
+      </w:r>
+    </w:p>
+    <w:p>
+      <w:pPr>
+        <w:pStyle w:val="Heading2"/>
       </w:pPr>
       <w:r>
         <w:t>01. From a paper algorithm to Python: the case</w:t>
@@ -4263,7 +4747,7 @@
         <w:drawing>
           <wp:inline xmlns:a="http://schemas.openxmlformats.org/drawingml/2006/main" xmlns:pic="http://schemas.openxmlformats.org/drawingml/2006/picture">
             <wp:extent cx="5486400" cy="2834640"/>
-            <wp:docPr id="2" name="Picture 2" descr="Convert a seed-count algorithm. The paper plan counts seeds in identical trays, then adds a labelled spare tray. Supplied facts: Python 3: trays=4; per_tray=6; spare=2; total=trays*per_tray+spare; print(total). All quantities count seeds."/>
+            <wp:docPr id="4" name="Picture 4" descr="Convert a seed-count algorithm. The paper plan counts seeds in identical trays, then adds a labelled spare tray. Supplied facts: Python 3: trays=4; per_tray=6; spare=2; total=trays*per_tray+spare; print(total). All quantities count seeds."/>
             <wp:cNvGraphicFramePr>
               <a:graphicFrameLocks noChangeAspect="1"/>
             </wp:cNvGraphicFramePr>
@@ -4272,199 +4756,6 @@
                 <pic:pic>
                   <pic:nvPicPr>
                     <pic:cNvPr id="0" name="academy-story-python-bridge-1-01.png"/>
-                    <pic:cNvPicPr/>
-                  </pic:nvPicPr>
-                  <pic:blipFill>
-                    <a:blip r:embed="rId10"/>
-                    <a:stretch>
-                      <a:fillRect/>
-                    </a:stretch>
-                  </pic:blipFill>
-                  <pic:spPr>
-                    <a:xfrm>
-                      <a:off x="0" y="0"/>
-                      <a:ext cx="5486400" cy="2834640"/>
-                    </a:xfrm>
-                    <a:prstGeom prst="rect"/>
-                  </pic:spPr>
-                </pic:pic>
-              </a:graphicData>
-            </a:graphic>
-          </wp:inline>
-        </w:drawing>
-      </w:r>
-    </w:p>
-    <w:p>
-      <w:pPr>
-        <w:spacing w:line="336" w:lineRule="auto" w:after="180"/>
-      </w:pPr>
-      <w:r>
-        <w:rPr>
-          <w:b w:val="0"/>
-        </w:rPr>
-        <w:t xml:space="preserve">Convert a seed-count </w:t>
-      </w:r>
-      <w:r>
-        <w:rPr>
-          <w:b/>
-        </w:rPr>
-        <w:t>algorithm</w:t>
-      </w:r>
-      <w:r>
-        <w:rPr>
-          <w:b w:val="0"/>
-        </w:rPr>
-        <w:t>. The paper plan counts seeds in identical trays, then adds a labelled spare tray. Supplied facts: Python 3: trays=4; per_tray=6; spare=2; total=trays*per_tray+spare; print(total).</w:t>
-      </w:r>
-    </w:p>
-    <w:p>
-      <w:pPr>
-        <w:spacing w:line="336" w:lineRule="auto" w:after="180"/>
-      </w:pPr>
-      <w:r>
-        <w:rPr>
-          <w:b w:val="0"/>
-        </w:rPr>
-        <w:t>All quantities count seeds.</w:t>
-      </w:r>
-    </w:p>
-    <w:p>
-      <w:pPr>
-        <w:spacing w:line="336" w:lineRule="auto" w:after="180"/>
-        <w:shd w:fill="F5F1FB"/>
-      </w:pPr>
-      <w:r>
-        <w:rPr>
-          <w:b w:val="0"/>
-        </w:rPr>
-        <w:t>Point to the given fact that matters most. Explain why it matters.</w:t>
-      </w:r>
-    </w:p>
-    <w:p>
-      <w:pPr>
-        <w:pStyle w:val="Heading3"/>
-      </w:pPr>
-      <w:r>
-        <w:t>02. Follow the deciding steps</w:t>
-      </w:r>
-    </w:p>
-    <w:p>
-      <w:r>
-        <w:drawing>
-          <wp:inline xmlns:a="http://schemas.openxmlformats.org/drawingml/2006/main" xmlns:pic="http://schemas.openxmlformats.org/drawingml/2006/picture">
-            <wp:extent cx="5486400" cy="3182112"/>
-            <wp:docPr id="3" name="Picture 3" descr="Name the inputs: Four trays hold six seeds each; two extra seeds are separate. → Translate the plan: Multiply tray count by seeds per tray, then add the spare count. → Trace the assignment: 4*6+2 is 26; total stores 26 and print displays it."/>
-            <wp:cNvGraphicFramePr>
-              <a:graphicFrameLocks noChangeAspect="1"/>
-            </wp:cNvGraphicFramePr>
-            <a:graphic>
-              <a:graphicData uri="http://schemas.openxmlformats.org/drawingml/2006/picture">
-                <pic:pic>
-                  <pic:nvPicPr>
-                    <pic:cNvPr id="0" name="academy-story-python-bridge-1-02.png"/>
-                    <pic:cNvPicPr/>
-                  </pic:nvPicPr>
-                  <pic:blipFill>
-                    <a:blip r:embed="rId11"/>
-                    <a:stretch>
-                      <a:fillRect/>
-                    </a:stretch>
-                  </pic:blipFill>
-                  <pic:spPr>
-                    <a:xfrm>
-                      <a:off x="0" y="0"/>
-                      <a:ext cx="5486400" cy="3182112"/>
-                    </a:xfrm>
-                    <a:prstGeom prst="rect"/>
-                  </pic:spPr>
-                </pic:pic>
-              </a:graphicData>
-            </a:graphic>
-          </wp:inline>
-        </w:drawing>
-      </w:r>
-    </w:p>
-    <w:p>
-      <w:pPr>
-        <w:spacing w:line="336" w:lineRule="auto" w:after="180"/>
-      </w:pPr>
-      <w:r>
-        <w:rPr>
-          <w:b w:val="0"/>
-        </w:rPr>
-        <w:t xml:space="preserve">Name the </w:t>
-      </w:r>
-      <w:r>
-        <w:rPr>
-          <w:b/>
-        </w:rPr>
-        <w:t>input</w:t>
-      </w:r>
-      <w:r>
-        <w:rPr>
-          <w:b w:val="0"/>
-        </w:rPr>
-        <w:t xml:space="preserve">s: Four trays hold six seeds each; two extra seeds are separate. → Translate the plan: Multiply tray count by seeds per tray, then add the spare count. → Trace the </w:t>
-      </w:r>
-      <w:r>
-        <w:rPr>
-          <w:b/>
-        </w:rPr>
-        <w:t>assignment</w:t>
-      </w:r>
-      <w:r>
-        <w:rPr>
-          <w:b w:val="0"/>
-        </w:rPr>
-        <w:t>: 4*6+2 is 26; total stores 26 and print displays it.</w:t>
-      </w:r>
-    </w:p>
-    <w:p>
-      <w:pPr>
-        <w:spacing w:line="336" w:lineRule="auto" w:after="180"/>
-        <w:shd w:fill="F5F1FB"/>
-      </w:pPr>
-      <w:r>
-        <w:rPr>
-          <w:b w:val="0"/>
-        </w:rPr>
-        <w:t xml:space="preserve">Point to each numbered stage and explain which recorded </w:t>
-      </w:r>
-      <w:r>
-        <w:rPr>
-          <w:b/>
-        </w:rPr>
-        <w:t>input</w:t>
-      </w:r>
-      <w:r>
-        <w:rPr>
-          <w:b w:val="0"/>
-        </w:rPr>
-        <w:t xml:space="preserve"> it uses.</w:t>
-      </w:r>
-    </w:p>
-    <w:p>
-      <w:pPr>
-        <w:pStyle w:val="Heading3"/>
-      </w:pPr>
-      <w:r>
-        <w:t>03. A calculation from paper to output</w:t>
-      </w:r>
-    </w:p>
-    <w:p>
-      <w:r>
-        <w:drawing>
-          <wp:inline xmlns:a="http://schemas.openxmlformats.org/drawingml/2006/main" xmlns:pic="http://schemas.openxmlformats.org/drawingml/2006/picture">
-            <wp:extent cx="5486400" cy="2834640"/>
-            <wp:docPr id="4" name="Picture 4" descr="A calculation from paper to output. Record pack count | packs = 4 | Name holds 4. Multiply two quantities | total = packs * per_pack | Name holds product. Show the answer | print(total) | Displays the value"/>
-            <wp:cNvGraphicFramePr>
-              <a:graphicFrameLocks noChangeAspect="1"/>
-            </wp:cNvGraphicFramePr>
-            <a:graphic>
-              <a:graphicData uri="http://schemas.openxmlformats.org/drawingml/2006/picture">
-                <pic:pic>
-                  <pic:nvPicPr>
-                    <pic:cNvPr id="0" name="academy-story-python-bridge-1-03.png"/>
                     <pic:cNvPicPr/>
                   </pic:nvPicPr>
                   <pic:blipFill>
@@ -4495,6 +4786,197 @@
         <w:rPr>
           <w:b w:val="0"/>
         </w:rPr>
+        <w:t xml:space="preserve">Convert a seed-count </w:t>
+      </w:r>
+      <w:r>
+        <w:rPr>
+          <w:b/>
+        </w:rPr>
+        <w:t>algorithm</w:t>
+      </w:r>
+      <w:r>
+        <w:rPr>
+          <w:b w:val="0"/>
+        </w:rPr>
+        <w:t>. The paper plan counts seeds in identical trays, then adds a labelled spare tray. Supplied facts: Python 3: trays=4; per_tray=6; spare=2; total=trays*per_tray+spare; print(total).</w:t>
+      </w:r>
+    </w:p>
+    <w:p>
+      <w:pPr>
+        <w:spacing w:line="336" w:lineRule="auto" w:after="180"/>
+      </w:pPr>
+      <w:r>
+        <w:rPr>
+          <w:b w:val="0"/>
+        </w:rPr>
+        <w:t>All quantities count seeds.</w:t>
+      </w:r>
+    </w:p>
+    <w:p>
+      <w:pPr>
+        <w:spacing w:line="336" w:lineRule="auto" w:after="180"/>
+      </w:pPr>
+      <w:r>
+        <w:rPr>
+          <w:b w:val="0"/>
+        </w:rPr>
+        <w:t>Point to the given fact that matters most. Explain why it matters.</w:t>
+      </w:r>
+    </w:p>
+    <w:p>
+      <w:pPr>
+        <w:pStyle w:val="Heading2"/>
+      </w:pPr>
+      <w:r>
+        <w:t>02. Follow the deciding steps</w:t>
+      </w:r>
+    </w:p>
+    <w:p>
+      <w:r>
+        <w:drawing>
+          <wp:inline xmlns:a="http://schemas.openxmlformats.org/drawingml/2006/main" xmlns:pic="http://schemas.openxmlformats.org/drawingml/2006/picture">
+            <wp:extent cx="5486400" cy="3182112"/>
+            <wp:docPr id="5" name="Picture 5" descr="Name the inputs: Four trays hold six seeds each; two extra seeds are separate. → Translate the plan: Multiply tray count by seeds per tray, then add the spare count. → Trace the assignment: 4*6+2 is 26; total stores 26 and print displays it."/>
+            <wp:cNvGraphicFramePr>
+              <a:graphicFrameLocks noChangeAspect="1"/>
+            </wp:cNvGraphicFramePr>
+            <a:graphic>
+              <a:graphicData uri="http://schemas.openxmlformats.org/drawingml/2006/picture">
+                <pic:pic>
+                  <pic:nvPicPr>
+                    <pic:cNvPr id="0" name="academy-story-python-bridge-1-02.png"/>
+                    <pic:cNvPicPr/>
+                  </pic:nvPicPr>
+                  <pic:blipFill>
+                    <a:blip r:embed="rId9"/>
+                    <a:stretch>
+                      <a:fillRect/>
+                    </a:stretch>
+                  </pic:blipFill>
+                  <pic:spPr>
+                    <a:xfrm>
+                      <a:off x="0" y="0"/>
+                      <a:ext cx="5486400" cy="3182112"/>
+                    </a:xfrm>
+                    <a:prstGeom prst="rect"/>
+                  </pic:spPr>
+                </pic:pic>
+              </a:graphicData>
+            </a:graphic>
+          </wp:inline>
+        </w:drawing>
+      </w:r>
+    </w:p>
+    <w:p>
+      <w:pPr>
+        <w:spacing w:line="336" w:lineRule="auto" w:after="180"/>
+      </w:pPr>
+      <w:r>
+        <w:rPr>
+          <w:b w:val="0"/>
+        </w:rPr>
+        <w:t xml:space="preserve">Name the </w:t>
+      </w:r>
+      <w:r>
+        <w:rPr>
+          <w:b/>
+        </w:rPr>
+        <w:t>input</w:t>
+      </w:r>
+      <w:r>
+        <w:rPr>
+          <w:b w:val="0"/>
+        </w:rPr>
+        <w:t xml:space="preserve">s: Four trays hold six seeds each; two extra seeds are separate. → Translate the plan: Multiply tray count by seeds per tray, then add the spare count. → Trace the </w:t>
+      </w:r>
+      <w:r>
+        <w:rPr>
+          <w:b/>
+        </w:rPr>
+        <w:t>assignment</w:t>
+      </w:r>
+      <w:r>
+        <w:rPr>
+          <w:b w:val="0"/>
+        </w:rPr>
+        <w:t>: 4*6+2 is 26; total stores 26 and print displays it.</w:t>
+      </w:r>
+    </w:p>
+    <w:p>
+      <w:pPr>
+        <w:spacing w:line="336" w:lineRule="auto" w:after="180"/>
+      </w:pPr>
+      <w:r>
+        <w:rPr>
+          <w:b w:val="0"/>
+        </w:rPr>
+        <w:t xml:space="preserve">Point to each numbered stage and explain which recorded </w:t>
+      </w:r>
+      <w:r>
+        <w:rPr>
+          <w:b/>
+        </w:rPr>
+        <w:t>input</w:t>
+      </w:r>
+      <w:r>
+        <w:rPr>
+          <w:b w:val="0"/>
+        </w:rPr>
+        <w:t xml:space="preserve"> it uses.</w:t>
+      </w:r>
+    </w:p>
+    <w:p>
+      <w:pPr>
+        <w:pStyle w:val="Heading2"/>
+      </w:pPr>
+      <w:r>
+        <w:t>03. A calculation from paper to output</w:t>
+      </w:r>
+    </w:p>
+    <w:p>
+      <w:r>
+        <w:drawing>
+          <wp:inline xmlns:a="http://schemas.openxmlformats.org/drawingml/2006/main" xmlns:pic="http://schemas.openxmlformats.org/drawingml/2006/picture">
+            <wp:extent cx="5486400" cy="2834640"/>
+            <wp:docPr id="6" name="Picture 6" descr="A calculation from paper to output. Record pack count | packs = 4 | Name holds 4. Multiply two quantities | total = packs * per_pack | Name holds product. Show the answer | print(total) | Displays the value"/>
+            <wp:cNvGraphicFramePr>
+              <a:graphicFrameLocks noChangeAspect="1"/>
+            </wp:cNvGraphicFramePr>
+            <a:graphic>
+              <a:graphicData uri="http://schemas.openxmlformats.org/drawingml/2006/picture">
+                <pic:pic>
+                  <pic:nvPicPr>
+                    <pic:cNvPr id="0" name="academy-story-python-bridge-1-03.png"/>
+                    <pic:cNvPicPr/>
+                  </pic:nvPicPr>
+                  <pic:blipFill>
+                    <a:blip r:embed="rId13"/>
+                    <a:stretch>
+                      <a:fillRect/>
+                    </a:stretch>
+                  </pic:blipFill>
+                  <pic:spPr>
+                    <a:xfrm>
+                      <a:off x="0" y="0"/>
+                      <a:ext cx="5486400" cy="2834640"/>
+                    </a:xfrm>
+                    <a:prstGeom prst="rect"/>
+                  </pic:spPr>
+                </pic:pic>
+              </a:graphicData>
+            </a:graphic>
+          </wp:inline>
+        </w:drawing>
+      </w:r>
+    </w:p>
+    <w:p>
+      <w:pPr>
+        <w:spacing w:line="336" w:lineRule="auto" w:after="180"/>
+      </w:pPr>
+      <w:r>
+        <w:rPr>
+          <w:b w:val="0"/>
+        </w:rPr>
         <w:t xml:space="preserve">A calculation from paper to </w:t>
       </w:r>
       <w:r>
@@ -4513,7 +4995,6 @@
     <w:p>
       <w:pPr>
         <w:spacing w:line="336" w:lineRule="auto" w:after="180"/>
-        <w:shd w:fill="F5F1FB"/>
       </w:pPr>
       <w:r>
         <w:rPr>
@@ -4524,7 +5005,7 @@
     </w:p>
     <w:p>
       <w:pPr>
-        <w:pStyle w:val="Heading3"/>
+        <w:pStyle w:val="Heading2"/>
       </w:pPr>
       <w:r>
         <w:t>04. Change one thing. Trace what follows.</w:t>
@@ -4535,7 +5016,7 @@
         <w:drawing>
           <wp:inline xmlns:a="http://schemas.openxmlformats.org/drawingml/2006/main" xmlns:pic="http://schemas.openxmlformats.org/drawingml/2006/picture">
             <wp:extent cx="5486400" cy="3026664"/>
-            <wp:docPr id="5" name="Picture 5" descr="Original case: 4*6+2 is 26; total stores 26 and print displays it. Changed condition: Change spare to 5 while keeping both tray inputs fixed. Expected result: The printed total becomes 29. Reason: 4*6 remains 24; adding five gives 29."/>
+            <wp:docPr id="7" name="Picture 7" descr="Original case: 4*6+2 is 26; total stores 26 and print displays it. Changed condition: Change spare to 5 while keeping both tray inputs fixed. Expected result: The printed total becomes 29. Reason: 4*6 remains 24; adding five gives 29."/>
             <wp:cNvGraphicFramePr>
               <a:graphicFrameLocks noChangeAspect="1"/>
             </wp:cNvGraphicFramePr>
@@ -4547,7 +5028,7 @@
                     <pic:cNvPicPr/>
                   </pic:nvPicPr>
                   <pic:blipFill>
-                    <a:blip r:embed="rId13"/>
+                    <a:blip r:embed="rId10"/>
                     <a:stretch>
                       <a:fillRect/>
                     </a:stretch>
@@ -4603,7 +5084,6 @@
     <w:p>
       <w:pPr>
         <w:spacing w:line="336" w:lineRule="auto" w:after="180"/>
-        <w:shd w:fill="F5F1FB"/>
       </w:pPr>
       <w:r>
         <w:rPr>
@@ -4614,7 +5094,7 @@
     </w:p>
     <w:p>
       <w:pPr>
-        <w:pStyle w:val="Heading3"/>
+        <w:pStyle w:val="Heading2"/>
       </w:pPr>
       <w:r>
         <w:t>05. Connect the explanation to its limit</w:t>
@@ -4625,7 +5105,7 @@
         <w:drawing>
           <wp:inline xmlns:a="http://schemas.openxmlformats.org/drawingml/2006/main" xmlns:pic="http://schemas.openxmlformats.org/drawingml/2006/picture">
             <wp:extent cx="5486400" cy="2834640"/>
-            <wp:docPr id="6" name="Picture 6" descr="Python follows the arithmetic instructions. This translation automates a declared counting rule; it does not train a model from examples. Limit: The calculation assumes identical tray sizes and measured counts; it cannot detect a miscounted tray."/>
+            <wp:docPr id="8" name="Picture 8" descr="Python follows the arithmetic instructions. This translation automates a declared counting rule; it does not train a model from examples. Limit: The calculation assumes identical tray sizes and measured counts; it cannot detect a miscounted tray."/>
             <wp:cNvGraphicFramePr>
               <a:graphicFrameLocks noChangeAspect="1"/>
             </wp:cNvGraphicFramePr>
@@ -4681,7 +5161,6 @@
     <w:p>
       <w:pPr>
         <w:spacing w:line="336" w:lineRule="auto" w:after="180"/>
-        <w:shd w:fill="F5F1FB"/>
       </w:pPr>
       <w:r>
         <w:rPr>
@@ -4692,7 +5171,7 @@
     </w:p>
     <w:p>
       <w:pPr>
-        <w:pStyle w:val="Heading3"/>
+        <w:pStyle w:val="Heading2"/>
       </w:pPr>
       <w:r>
         <w:t>06. Make the idea visible in your project</w:t>
@@ -4703,7 +5182,7 @@
         <w:drawing>
           <wp:inline xmlns:a="http://schemas.openxmlformats.org/drawingml/2006/main" xmlns:pic="http://schemas.openxmlformats.org/drawingml/2006/picture">
             <wp:extent cx="5486400" cy="3681984"/>
-            <wp:docPr id="7" name="Picture 7" descr="For Python readiness before the Responsible Plant Classifier, retain a trace of the values, the predicted outputs and the changed-case explanation. Use actual Python 3 results to check the prediction after reasoning first. Draw your input, deciding step, result and limit. Supported question: Match each paper quantity to its Python name. Why does the spare count get added once, and what prints when spare is five?"/>
+            <wp:docPr id="9" name="Picture 9" descr="For Python readiness before the Responsible Plant Classifier, retain a trace of the values, the predicted outputs and the changed-case explanation. Use actual Python 3 results to check the prediction after reasoning first. Draw your input, deciding step, result and limit. Supported question: Match each paper quantity to its Python name. Why does the spare count get added once, and what prints when spare is five?"/>
             <wp:cNvGraphicFramePr>
               <a:graphicFrameLocks noChangeAspect="1"/>
             </wp:cNvGraphicFramePr>
@@ -4795,7 +5274,6 @@
     <w:p>
       <w:pPr>
         <w:spacing w:line="336" w:lineRule="auto" w:after="180"/>
-        <w:shd w:fill="F5F1FB"/>
       </w:pPr>
       <w:r>
         <w:rPr>
@@ -4814,6 +5292,62 @@
           <w:b w:val="0"/>
         </w:rPr>
         <w:t>.</w:t>
+      </w:r>
+    </w:p>
+    <w:p>
+      <w:pPr>
+        <w:pStyle w:val="Heading2"/>
+      </w:pPr>
+      <w:r>
+        <w:t>Earlier wording, alternatives and picture transcripts · reference / check after trying</w:t>
+      </w:r>
+    </w:p>
+    <w:p>
+      <w:pPr>
+        <w:pStyle w:val="Heading3"/>
+      </w:pPr>
+      <w:r>
+        <w:t>01. From a paper algorithm to Python: the case</w:t>
+      </w:r>
+    </w:p>
+    <w:p>
+      <w:pPr>
+        <w:pStyle w:val="Heading3"/>
+      </w:pPr>
+      <w:r>
+        <w:t>02. Follow the deciding steps</w:t>
+      </w:r>
+    </w:p>
+    <w:p>
+      <w:pPr>
+        <w:pStyle w:val="Heading3"/>
+      </w:pPr>
+      <w:r>
+        <w:t>03. A calculation from paper to output</w:t>
+      </w:r>
+    </w:p>
+    <w:p>
+      <w:pPr>
+        <w:pStyle w:val="Heading3"/>
+      </w:pPr>
+      <w:r>
+        <w:t>04. Change one thing. Trace what follows.</w:t>
+      </w:r>
+    </w:p>
+    <w:p>
+      <w:pPr>
+        <w:pStyle w:val="Heading3"/>
+      </w:pPr>
+      <w:r>
+        <w:t>05. Connect the explanation to its limit</w:t>
+      </w:r>
+    </w:p>
+    <w:p>
+      <w:pPr>
+        <w:pStyle w:val="Heading3"/>
+      </w:pPr>
+      <w:r>
+        <w:t>06. Make the idea visible in your project</w:t>
       </w:r>
     </w:p>
     <w:sectPr>
